--- a/Etapa Construcción - Iteración 1/Plan de Iteracion Fase de Construcción Iteración 1-Kairos-NexTech .docx
+++ b/Etapa Construcción - Iteración 1/Plan de Iteracion Fase de Construcción Iteración 1-Kairos-NexTech .docx
@@ -1079,12 +1079,12 @@
             <wp:extent cx="1200150" cy="1200150"/>
             <wp:effectExtent b="0" l="0" r="0" t="0"/>
             <wp:wrapSquare wrapText="bothSides" distB="0" distT="0" distL="114300" distR="114300"/>
-            <wp:docPr descr="psi-negro.png" id="12" name="image1.png"/>
+            <wp:docPr descr="psi-negro.png" id="12" name="image2.png"/>
             <a:graphic>
               <a:graphicData uri="http://schemas.openxmlformats.org/drawingml/2006/picture">
                 <pic:pic>
                   <pic:nvPicPr>
-                    <pic:cNvPr descr="psi-negro.png" id="0" name="image1.png"/>
+                    <pic:cNvPr descr="psi-negro.png" id="0" name="image2.png"/>
                     <pic:cNvPicPr preferRelativeResize="0"/>
                   </pic:nvPicPr>
                   <pic:blipFill>
@@ -1134,12 +1134,12 @@
             <wp:extent cx="1304925" cy="2019300"/>
             <wp:effectExtent b="0" l="0" r="0" t="0"/>
             <wp:wrapSquare wrapText="bothSides" distB="0" distT="0" distL="114300" distR="114300"/>
-            <wp:docPr descr="UNPA.JPG" id="16" name="image2.jpg"/>
+            <wp:docPr descr="UNPA.JPG" id="16" name="image1.jpg"/>
             <a:graphic>
               <a:graphicData uri="http://schemas.openxmlformats.org/drawingml/2006/picture">
                 <pic:pic>
                   <pic:nvPicPr>
-                    <pic:cNvPr descr="UNPA.JPG" id="0" name="image2.jpg"/>
+                    <pic:cNvPr descr="UNPA.JPG" id="0" name="image1.jpg"/>
                     <pic:cNvPicPr preferRelativeResize="0"/>
                   </pic:nvPicPr>
                   <pic:blipFill>
@@ -1534,12 +1534,12 @@
             <wp:extent cx="1200150" cy="1200150"/>
             <wp:effectExtent b="0" l="0" r="0" t="0"/>
             <wp:wrapNone/>
-            <wp:docPr descr="psi-negro.png" id="15" name="image1.png"/>
+            <wp:docPr descr="psi-negro.png" id="15" name="image2.png"/>
             <a:graphic>
               <a:graphicData uri="http://schemas.openxmlformats.org/drawingml/2006/picture">
                 <pic:pic>
                   <pic:nvPicPr>
-                    <pic:cNvPr descr="psi-negro.png" id="0" name="image1.png"/>
+                    <pic:cNvPr descr="psi-negro.png" id="0" name="image2.png"/>
                     <pic:cNvPicPr preferRelativeResize="0"/>
                   </pic:nvPicPr>
                   <pic:blipFill>
@@ -1637,7 +1637,7 @@
     </w:p>
     <w:sdt>
       <w:sdtPr>
-        <w:id w:val="-150156307"/>
+        <w:id w:val="607539250"/>
         <w:docPartObj>
           <w:docPartGallery w:val="Table of Contents"/>
           <w:docPartUnique w:val="1"/>
@@ -9331,12 +9331,12 @@
           <wp:extent cx="828675" cy="828675"/>
           <wp:effectExtent b="0" l="0" r="0" t="0"/>
           <wp:wrapSquare wrapText="bothSides" distB="0" distT="0" distL="114300" distR="114300"/>
-          <wp:docPr descr="psi-negro.png" id="14" name="image1.png"/>
+          <wp:docPr descr="psi-negro.png" id="14" name="image2.png"/>
           <a:graphic>
             <a:graphicData uri="http://schemas.openxmlformats.org/drawingml/2006/picture">
               <pic:pic>
                 <pic:nvPicPr>
-                  <pic:cNvPr descr="psi-negro.png" id="0" name="image1.png"/>
+                  <pic:cNvPr descr="psi-negro.png" id="0" name="image2.png"/>
                   <pic:cNvPicPr preferRelativeResize="0"/>
                 </pic:nvPicPr>
                 <pic:blipFill>
@@ -9483,12 +9483,12 @@
           <wp:extent cx="425450" cy="666750"/>
           <wp:effectExtent b="0" l="0" r="0" t="0"/>
           <wp:wrapSquare wrapText="bothSides" distB="0" distT="0" distL="114300" distR="114300"/>
-          <wp:docPr descr="UNPA.JPG" id="13" name="image2.jpg"/>
+          <wp:docPr descr="UNPA.JPG" id="13" name="image1.jpg"/>
           <a:graphic>
             <a:graphicData uri="http://schemas.openxmlformats.org/drawingml/2006/picture">
               <pic:pic>
                 <pic:nvPicPr>
-                  <pic:cNvPr descr="UNPA.JPG" id="0" name="image2.jpg"/>
+                  <pic:cNvPr descr="UNPA.JPG" id="0" name="image1.jpg"/>
                   <pic:cNvPicPr preferRelativeResize="0"/>
                 </pic:nvPicPr>
                 <pic:blipFill>

--- a/Etapa Construcción - Iteración 1/Plan de Iteracion Fase de Construcción Iteración 1-Kairos-NexTech .docx
+++ b/Etapa Construcción - Iteración 1/Plan de Iteracion Fase de Construcción Iteración 1-Kairos-NexTech .docx
@@ -1079,12 +1079,12 @@
             <wp:extent cx="1200150" cy="1200150"/>
             <wp:effectExtent b="0" l="0" r="0" t="0"/>
             <wp:wrapSquare wrapText="bothSides" distB="0" distT="0" distL="114300" distR="114300"/>
-            <wp:docPr descr="psi-negro.png" id="12" name="image2.png"/>
+            <wp:docPr descr="psi-negro.png" id="12" name="image1.png"/>
             <a:graphic>
               <a:graphicData uri="http://schemas.openxmlformats.org/drawingml/2006/picture">
                 <pic:pic>
                   <pic:nvPicPr>
-                    <pic:cNvPr descr="psi-negro.png" id="0" name="image2.png"/>
+                    <pic:cNvPr descr="psi-negro.png" id="0" name="image1.png"/>
                     <pic:cNvPicPr preferRelativeResize="0"/>
                   </pic:nvPicPr>
                   <pic:blipFill>
@@ -1134,12 +1134,12 @@
             <wp:extent cx="1304925" cy="2019300"/>
             <wp:effectExtent b="0" l="0" r="0" t="0"/>
             <wp:wrapSquare wrapText="bothSides" distB="0" distT="0" distL="114300" distR="114300"/>
-            <wp:docPr descr="UNPA.JPG" id="16" name="image1.jpg"/>
+            <wp:docPr descr="UNPA.JPG" id="16" name="image2.jpg"/>
             <a:graphic>
               <a:graphicData uri="http://schemas.openxmlformats.org/drawingml/2006/picture">
                 <pic:pic>
                   <pic:nvPicPr>
-                    <pic:cNvPr descr="UNPA.JPG" id="0" name="image1.jpg"/>
+                    <pic:cNvPr descr="UNPA.JPG" id="0" name="image2.jpg"/>
                     <pic:cNvPicPr preferRelativeResize="0"/>
                   </pic:nvPicPr>
                   <pic:blipFill>
@@ -1534,12 +1534,12 @@
             <wp:extent cx="1200150" cy="1200150"/>
             <wp:effectExtent b="0" l="0" r="0" t="0"/>
             <wp:wrapNone/>
-            <wp:docPr descr="psi-negro.png" id="15" name="image2.png"/>
+            <wp:docPr descr="psi-negro.png" id="15" name="image1.png"/>
             <a:graphic>
               <a:graphicData uri="http://schemas.openxmlformats.org/drawingml/2006/picture">
                 <pic:pic>
                   <pic:nvPicPr>
-                    <pic:cNvPr descr="psi-negro.png" id="0" name="image2.png"/>
+                    <pic:cNvPr descr="psi-negro.png" id="0" name="image1.png"/>
                     <pic:cNvPicPr preferRelativeResize="0"/>
                   </pic:nvPicPr>
                   <pic:blipFill>
@@ -1637,7 +1637,7 @@
     </w:p>
     <w:sdt>
       <w:sdtPr>
-        <w:id w:val="607539250"/>
+        <w:id w:val="-393710347"/>
         <w:docPartObj>
           <w:docPartGallery w:val="Table of Contents"/>
           <w:docPartUnique w:val="1"/>
@@ -9331,12 +9331,12 @@
           <wp:extent cx="828675" cy="828675"/>
           <wp:effectExtent b="0" l="0" r="0" t="0"/>
           <wp:wrapSquare wrapText="bothSides" distB="0" distT="0" distL="114300" distR="114300"/>
-          <wp:docPr descr="psi-negro.png" id="14" name="image2.png"/>
+          <wp:docPr descr="psi-negro.png" id="14" name="image1.png"/>
           <a:graphic>
             <a:graphicData uri="http://schemas.openxmlformats.org/drawingml/2006/picture">
               <pic:pic>
                 <pic:nvPicPr>
-                  <pic:cNvPr descr="psi-negro.png" id="0" name="image2.png"/>
+                  <pic:cNvPr descr="psi-negro.png" id="0" name="image1.png"/>
                   <pic:cNvPicPr preferRelativeResize="0"/>
                 </pic:nvPicPr>
                 <pic:blipFill>
@@ -9483,12 +9483,12 @@
           <wp:extent cx="425450" cy="666750"/>
           <wp:effectExtent b="0" l="0" r="0" t="0"/>
           <wp:wrapSquare wrapText="bothSides" distB="0" distT="0" distL="114300" distR="114300"/>
-          <wp:docPr descr="UNPA.JPG" id="13" name="image1.jpg"/>
+          <wp:docPr descr="UNPA.JPG" id="13" name="image2.jpg"/>
           <a:graphic>
             <a:graphicData uri="http://schemas.openxmlformats.org/drawingml/2006/picture">
               <pic:pic>
                 <pic:nvPicPr>
-                  <pic:cNvPr descr="UNPA.JPG" id="0" name="image1.jpg"/>
+                  <pic:cNvPr descr="UNPA.JPG" id="0" name="image2.jpg"/>
                   <pic:cNvPicPr preferRelativeResize="0"/>
                 </pic:nvPicPr>
                 <pic:blipFill>

--- a/Etapa Construcción - Iteración 1/Plan de Iteracion Fase de Construcción Iteración 1-Kairos-NexTech .docx
+++ b/Etapa Construcción - Iteración 1/Plan de Iteracion Fase de Construcción Iteración 1-Kairos-NexTech .docx
@@ -1637,7 +1637,7 @@
     </w:p>
     <w:sdt>
       <w:sdtPr>
-        <w:id w:val="-393710347"/>
+        <w:id w:val="-1438023655"/>
         <w:docPartObj>
           <w:docPartGallery w:val="Table of Contents"/>
           <w:docPartUnique w:val="1"/>

--- a/Etapa Construcción - Iteración 1/Plan de Iteracion Fase de Construcción Iteración 1-Kairos-NexTech .docx
+++ b/Etapa Construcción - Iteración 1/Plan de Iteracion Fase de Construcción Iteración 1-Kairos-NexTech .docx
@@ -1079,12 +1079,12 @@
             <wp:extent cx="1200150" cy="1200150"/>
             <wp:effectExtent b="0" l="0" r="0" t="0"/>
             <wp:wrapSquare wrapText="bothSides" distB="0" distT="0" distL="114300" distR="114300"/>
-            <wp:docPr descr="psi-negro.png" id="12" name="image1.png"/>
+            <wp:docPr descr="psi-negro.png" id="12" name="image2.png"/>
             <a:graphic>
               <a:graphicData uri="http://schemas.openxmlformats.org/drawingml/2006/picture">
                 <pic:pic>
                   <pic:nvPicPr>
-                    <pic:cNvPr descr="psi-negro.png" id="0" name="image1.png"/>
+                    <pic:cNvPr descr="psi-negro.png" id="0" name="image2.png"/>
                     <pic:cNvPicPr preferRelativeResize="0"/>
                   </pic:nvPicPr>
                   <pic:blipFill>
@@ -1134,12 +1134,12 @@
             <wp:extent cx="1304925" cy="2019300"/>
             <wp:effectExtent b="0" l="0" r="0" t="0"/>
             <wp:wrapSquare wrapText="bothSides" distB="0" distT="0" distL="114300" distR="114300"/>
-            <wp:docPr descr="UNPA.JPG" id="16" name="image2.jpg"/>
+            <wp:docPr descr="UNPA.JPG" id="16" name="image1.jpg"/>
             <a:graphic>
               <a:graphicData uri="http://schemas.openxmlformats.org/drawingml/2006/picture">
                 <pic:pic>
                   <pic:nvPicPr>
-                    <pic:cNvPr descr="UNPA.JPG" id="0" name="image2.jpg"/>
+                    <pic:cNvPr descr="UNPA.JPG" id="0" name="image1.jpg"/>
                     <pic:cNvPicPr preferRelativeResize="0"/>
                   </pic:nvPicPr>
                   <pic:blipFill>
@@ -1534,12 +1534,12 @@
             <wp:extent cx="1200150" cy="1200150"/>
             <wp:effectExtent b="0" l="0" r="0" t="0"/>
             <wp:wrapNone/>
-            <wp:docPr descr="psi-negro.png" id="15" name="image1.png"/>
+            <wp:docPr descr="psi-negro.png" id="15" name="image2.png"/>
             <a:graphic>
               <a:graphicData uri="http://schemas.openxmlformats.org/drawingml/2006/picture">
                 <pic:pic>
                   <pic:nvPicPr>
-                    <pic:cNvPr descr="psi-negro.png" id="0" name="image1.png"/>
+                    <pic:cNvPr descr="psi-negro.png" id="0" name="image2.png"/>
                     <pic:cNvPicPr preferRelativeResize="0"/>
                   </pic:nvPicPr>
                   <pic:blipFill>
@@ -1637,7 +1637,7 @@
     </w:p>
     <w:sdt>
       <w:sdtPr>
-        <w:id w:val="-1438023655"/>
+        <w:id w:val="-1106488921"/>
         <w:docPartObj>
           <w:docPartGallery w:val="Table of Contents"/>
           <w:docPartUnique w:val="1"/>
@@ -9331,12 +9331,12 @@
           <wp:extent cx="828675" cy="828675"/>
           <wp:effectExtent b="0" l="0" r="0" t="0"/>
           <wp:wrapSquare wrapText="bothSides" distB="0" distT="0" distL="114300" distR="114300"/>
-          <wp:docPr descr="psi-negro.png" id="14" name="image1.png"/>
+          <wp:docPr descr="psi-negro.png" id="14" name="image2.png"/>
           <a:graphic>
             <a:graphicData uri="http://schemas.openxmlformats.org/drawingml/2006/picture">
               <pic:pic>
                 <pic:nvPicPr>
-                  <pic:cNvPr descr="psi-negro.png" id="0" name="image1.png"/>
+                  <pic:cNvPr descr="psi-negro.png" id="0" name="image2.png"/>
                   <pic:cNvPicPr preferRelativeResize="0"/>
                 </pic:nvPicPr>
                 <pic:blipFill>
@@ -9483,12 +9483,12 @@
           <wp:extent cx="425450" cy="666750"/>
           <wp:effectExtent b="0" l="0" r="0" t="0"/>
           <wp:wrapSquare wrapText="bothSides" distB="0" distT="0" distL="114300" distR="114300"/>
-          <wp:docPr descr="UNPA.JPG" id="13" name="image2.jpg"/>
+          <wp:docPr descr="UNPA.JPG" id="13" name="image1.jpg"/>
           <a:graphic>
             <a:graphicData uri="http://schemas.openxmlformats.org/drawingml/2006/picture">
               <pic:pic>
                 <pic:nvPicPr>
-                  <pic:cNvPr descr="UNPA.JPG" id="0" name="image2.jpg"/>
+                  <pic:cNvPr descr="UNPA.JPG" id="0" name="image1.jpg"/>
                   <pic:cNvPicPr preferRelativeResize="0"/>
                 </pic:nvPicPr>
                 <pic:blipFill>

--- a/Etapa Construcción - Iteración 1/Plan de Iteracion Fase de Construcción Iteración 1-Kairos-NexTech .docx
+++ b/Etapa Construcción - Iteración 1/Plan de Iteracion Fase de Construcción Iteración 1-Kairos-NexTech .docx
@@ -1637,7 +1637,7 @@
     </w:p>
     <w:sdt>
       <w:sdtPr>
-        <w:id w:val="-1106488921"/>
+        <w:id w:val="-158857265"/>
         <w:docPartObj>
           <w:docPartGallery w:val="Table of Contents"/>
           <w:docPartUnique w:val="1"/>

--- a/Etapa Construcción - Iteración 1/Plan de Iteracion Fase de Construcción Iteración 1-Kairos-NexTech .docx
+++ b/Etapa Construcción - Iteración 1/Plan de Iteracion Fase de Construcción Iteración 1-Kairos-NexTech .docx
@@ -135,12 +135,12 @@
                 <wp:extent cx="7940040" cy="810895"/>
                 <wp:effectExtent b="0" l="0" r="0" t="0"/>
                 <wp:wrapNone/>
-                <wp:docPr id="8" name=""/>
+                <wp:docPr id="9" name=""/>
                 <a:graphic>
                   <a:graphicData uri="http://schemas.microsoft.com/office/word/2010/wordprocessingShape">
                     <wps:wsp>
                       <wps:cNvSpPr/>
-                      <wps:cNvPr id="9" name="Shape 9"/>
+                      <wps:cNvPr id="13" name="Shape 13"/>
                       <wps:spPr>
                         <a:xfrm>
                           <a:off x="1382330" y="3380903"/>
@@ -196,12 +196,12 @@
                 <wp:extent cx="7940040" cy="810895"/>
                 <wp:effectExtent b="0" l="0" r="0" t="0"/>
                 <wp:wrapNone/>
-                <wp:docPr id="8" name="image10.png"/>
+                <wp:docPr id="9" name="image13.png"/>
                 <a:graphic>
                   <a:graphicData uri="http://schemas.openxmlformats.org/drawingml/2006/picture">
                     <pic:pic>
                       <pic:nvPicPr>
-                        <pic:cNvPr id="0" name="image10.png"/>
+                        <pic:cNvPr id="0" name="image13.png"/>
                         <pic:cNvPicPr preferRelativeResize="0"/>
                       </pic:nvPicPr>
                       <pic:blipFill>
@@ -316,12 +316,12 @@
                 <wp:extent cx="103505" cy="11228070"/>
                 <wp:effectExtent b="0" l="0" r="0" t="0"/>
                 <wp:wrapNone/>
-                <wp:docPr id="11" name="image13.png"/>
+                <wp:docPr id="11" name="image15.png"/>
                 <a:graphic>
                   <a:graphicData uri="http://schemas.openxmlformats.org/drawingml/2006/picture">
                     <pic:pic>
                       <pic:nvPicPr>
-                        <pic:cNvPr id="0" name="image13.png"/>
+                        <pic:cNvPr id="0" name="image15.png"/>
                         <pic:cNvPicPr preferRelativeResize="0"/>
                       </pic:nvPicPr>
                       <pic:blipFill>
@@ -436,12 +436,12 @@
                 <wp:extent cx="103505" cy="11228070"/>
                 <wp:effectExtent b="0" l="0" r="0" t="0"/>
                 <wp:wrapNone/>
-                <wp:docPr id="3" name="image5.png"/>
+                <wp:docPr id="3" name="image7.png"/>
                 <a:graphic>
                   <a:graphicData uri="http://schemas.openxmlformats.org/drawingml/2006/picture">
                     <pic:pic>
                       <pic:nvPicPr>
-                        <pic:cNvPr id="0" name="image5.png"/>
+                        <pic:cNvPr id="0" name="image7.png"/>
                         <pic:cNvPicPr preferRelativeResize="0"/>
                       </pic:nvPicPr>
                       <pic:blipFill>
@@ -495,12 +495,12 @@
                 <wp:extent cx="7940040" cy="810895"/>
                 <wp:effectExtent b="0" l="0" r="0" t="0"/>
                 <wp:wrapNone/>
-                <wp:docPr id="6" name=""/>
+                <wp:docPr id="7" name=""/>
                 <a:graphic>
                   <a:graphicData uri="http://schemas.microsoft.com/office/word/2010/wordprocessingShape">
                     <wps:wsp>
                       <wps:cNvSpPr/>
-                      <wps:cNvPr id="7" name="Shape 7"/>
+                      <wps:cNvPr id="11" name="Shape 11"/>
                       <wps:spPr>
                         <a:xfrm>
                           <a:off x="1382330" y="3380903"/>
@@ -556,12 +556,12 @@
                 <wp:extent cx="7940040" cy="810895"/>
                 <wp:effectExtent b="0" l="0" r="0" t="0"/>
                 <wp:wrapNone/>
-                <wp:docPr id="6" name="image8.png"/>
+                <wp:docPr id="7" name="image11.png"/>
                 <a:graphic>
                   <a:graphicData uri="http://schemas.openxmlformats.org/drawingml/2006/picture">
                     <pic:pic>
                       <pic:nvPicPr>
-                        <pic:cNvPr id="0" name="image8.png"/>
+                        <pic:cNvPr id="0" name="image11.png"/>
                         <pic:cNvPicPr preferRelativeResize="0"/>
                       </pic:nvPicPr>
                       <pic:blipFill>
@@ -1134,7 +1134,7 @@
             <wp:extent cx="1304925" cy="2019300"/>
             <wp:effectExtent b="0" l="0" r="0" t="0"/>
             <wp:wrapSquare wrapText="bothSides" distB="0" distT="0" distL="114300" distR="114300"/>
-            <wp:docPr descr="UNPA.JPG" id="16" name="image1.jpg"/>
+            <wp:docPr descr="UNPA.JPG" id="18" name="image1.jpg"/>
             <a:graphic>
               <a:graphicData uri="http://schemas.openxmlformats.org/drawingml/2006/picture">
                 <pic:pic>
@@ -1225,12 +1225,12 @@
                 <wp:extent cx="2060575" cy="7330709"/>
                 <wp:effectExtent b="0" l="0" r="0" t="0"/>
                 <wp:wrapNone/>
-                <wp:docPr id="7" name=""/>
+                <wp:docPr id="8" name=""/>
                 <a:graphic>
                   <a:graphicData uri="http://schemas.microsoft.com/office/word/2010/wordprocessingShape">
                     <wps:wsp>
                       <wps:cNvSpPr/>
-                      <wps:cNvPr id="8" name="Shape 8"/>
+                      <wps:cNvPr id="12" name="Shape 12"/>
                       <wps:spPr>
                         <a:xfrm>
                           <a:off x="4322063" y="111923"/>
@@ -1428,12 +1428,12 @@
                 <wp:extent cx="2060575" cy="7330709"/>
                 <wp:effectExtent b="0" l="0" r="0" t="0"/>
                 <wp:wrapNone/>
-                <wp:docPr id="7" name="image9.png"/>
+                <wp:docPr id="8" name="image12.png"/>
                 <a:graphic>
                   <a:graphicData uri="http://schemas.openxmlformats.org/drawingml/2006/picture">
                     <pic:pic>
                       <pic:nvPicPr>
-                        <pic:cNvPr id="0" name="image9.png"/>
+                        <pic:cNvPr id="0" name="image12.png"/>
                         <pic:cNvPicPr preferRelativeResize="0"/>
                       </pic:nvPicPr>
                       <pic:blipFill>
@@ -1637,7 +1637,7 @@
     </w:p>
     <w:sdt>
       <w:sdtPr>
-        <w:id w:val="-158857265"/>
+        <w:id w:val="504096995"/>
         <w:docPartObj>
           <w:docPartGallery w:val="Table of Contents"/>
           <w:docPartUnique w:val="1"/>
@@ -2933,7 +2933,7 @@
         <w:widowControl w:val="1"/>
         <w:numPr>
           <w:ilvl w:val="0"/>
-          <w:numId w:val="5"/>
+          <w:numId w:val="8"/>
         </w:numPr>
         <w:pBdr>
           <w:top w:space="0" w:sz="0" w:val="nil"/>
@@ -2975,7 +2975,7 @@
         <w:widowControl w:val="1"/>
         <w:numPr>
           <w:ilvl w:val="0"/>
-          <w:numId w:val="5"/>
+          <w:numId w:val="8"/>
         </w:numPr>
         <w:pBdr>
           <w:top w:space="0" w:sz="0" w:val="nil"/>
@@ -3038,7 +3038,7 @@
         <w:widowControl w:val="1"/>
         <w:numPr>
           <w:ilvl w:val="0"/>
-          <w:numId w:val="5"/>
+          <w:numId w:val="8"/>
         </w:numPr>
         <w:pBdr>
           <w:top w:space="0" w:sz="0" w:val="nil"/>
@@ -3080,7 +3080,7 @@
         <w:widowControl w:val="1"/>
         <w:numPr>
           <w:ilvl w:val="0"/>
-          <w:numId w:val="5"/>
+          <w:numId w:val="8"/>
         </w:numPr>
         <w:pBdr>
           <w:top w:space="0" w:sz="0" w:val="nil"/>
@@ -3122,7 +3122,7 @@
         <w:widowControl w:val="1"/>
         <w:numPr>
           <w:ilvl w:val="0"/>
-          <w:numId w:val="5"/>
+          <w:numId w:val="8"/>
         </w:numPr>
         <w:pBdr>
           <w:top w:space="0" w:sz="0" w:val="nil"/>
@@ -3413,7 +3413,7 @@
         <w:widowControl w:val="1"/>
         <w:numPr>
           <w:ilvl w:val="0"/>
-          <w:numId w:val="6"/>
+          <w:numId w:val="9"/>
         </w:numPr>
         <w:pBdr>
           <w:top w:space="0" w:sz="0" w:val="nil"/>
@@ -3443,7 +3443,7 @@
         <w:widowControl w:val="1"/>
         <w:numPr>
           <w:ilvl w:val="0"/>
-          <w:numId w:val="6"/>
+          <w:numId w:val="9"/>
         </w:numPr>
         <w:pBdr>
           <w:top w:space="0" w:sz="0" w:val="nil"/>
@@ -3473,7 +3473,7 @@
         <w:widowControl w:val="1"/>
         <w:numPr>
           <w:ilvl w:val="0"/>
-          <w:numId w:val="6"/>
+          <w:numId w:val="9"/>
         </w:numPr>
         <w:pBdr>
           <w:top w:space="0" w:sz="0" w:val="nil"/>
@@ -3503,7 +3503,7 @@
         <w:widowControl w:val="1"/>
         <w:numPr>
           <w:ilvl w:val="0"/>
-          <w:numId w:val="6"/>
+          <w:numId w:val="9"/>
         </w:numPr>
         <w:pBdr>
           <w:top w:space="0" w:sz="0" w:val="nil"/>
@@ -3739,7 +3739,7 @@
       <w:pPr>
         <w:numPr>
           <w:ilvl w:val="0"/>
-          <w:numId w:val="9"/>
+          <w:numId w:val="12"/>
         </w:numPr>
         <w:tabs>
           <w:tab w:val="left" w:leader="none" w:pos="0"/>
@@ -3757,7 +3757,7 @@
       <w:pPr>
         <w:numPr>
           <w:ilvl w:val="0"/>
-          <w:numId w:val="9"/>
+          <w:numId w:val="12"/>
         </w:numPr>
         <w:tabs>
           <w:tab w:val="left" w:leader="none" w:pos="0"/>
@@ -3775,7 +3775,7 @@
       <w:pPr>
         <w:numPr>
           <w:ilvl w:val="0"/>
-          <w:numId w:val="9"/>
+          <w:numId w:val="12"/>
         </w:numPr>
         <w:tabs>
           <w:tab w:val="left" w:leader="none" w:pos="0"/>
@@ -3829,7 +3829,7 @@
       <w:pPr>
         <w:numPr>
           <w:ilvl w:val="0"/>
-          <w:numId w:val="8"/>
+          <w:numId w:val="11"/>
         </w:numPr>
         <w:tabs>
           <w:tab w:val="left" w:leader="none" w:pos="0"/>
@@ -3850,7 +3850,7 @@
       <w:pPr>
         <w:numPr>
           <w:ilvl w:val="0"/>
-          <w:numId w:val="8"/>
+          <w:numId w:val="11"/>
         </w:numPr>
         <w:tabs>
           <w:tab w:val="left" w:leader="none" w:pos="0"/>
@@ -3871,7 +3871,7 @@
       <w:pPr>
         <w:numPr>
           <w:ilvl w:val="0"/>
-          <w:numId w:val="8"/>
+          <w:numId w:val="11"/>
         </w:numPr>
         <w:tabs>
           <w:tab w:val="left" w:leader="none" w:pos="0"/>
@@ -3892,7 +3892,7 @@
       <w:pPr>
         <w:numPr>
           <w:ilvl w:val="0"/>
-          <w:numId w:val="8"/>
+          <w:numId w:val="11"/>
         </w:numPr>
         <w:tabs>
           <w:tab w:val="left" w:leader="none" w:pos="0"/>
@@ -3913,7 +3913,7 @@
       <w:pPr>
         <w:numPr>
           <w:ilvl w:val="0"/>
-          <w:numId w:val="8"/>
+          <w:numId w:val="11"/>
         </w:numPr>
         <w:tabs>
           <w:tab w:val="left" w:leader="none" w:pos="0"/>
@@ -3963,6 +3963,104 @@
           <w:rtl w:val="0"/>
         </w:rPr>
         <w:t xml:space="preserve"> Validación mediante pruebas</w:t>
+      </w:r>
+    </w:p>
+    <w:p>
+      <w:pPr>
+        <w:numPr>
+          <w:ilvl w:val="0"/>
+          <w:numId w:val="13"/>
+        </w:numPr>
+        <w:tabs>
+          <w:tab w:val="left" w:leader="none" w:pos="0"/>
+        </w:tabs>
+        <w:spacing w:after="0" w:afterAutospacing="0" w:before="240" w:lineRule="auto"/>
+        <w:ind w:left="720" w:hanging="360"/>
+        <w:rPr/>
+      </w:pPr>
+      <w:r>
+        <w:rPr>
+          <w:rtl w:val="0"/>
+        </w:rPr>
+        <w:t xml:space="preserve">Las pruebas unitarias y funcionales deben ejecutarse sobre todos los módulos desarrollados en esta iteración.</w:t>
+        <w:br w:type="textWrapping"/>
+      </w:r>
+    </w:p>
+    <w:p>
+      <w:pPr>
+        <w:numPr>
+          <w:ilvl w:val="0"/>
+          <w:numId w:val="13"/>
+        </w:numPr>
+        <w:tabs>
+          <w:tab w:val="left" w:leader="none" w:pos="0"/>
+        </w:tabs>
+        <w:spacing w:after="0" w:afterAutospacing="0" w:before="0" w:beforeAutospacing="0" w:lineRule="auto"/>
+        <w:ind w:left="720" w:hanging="360"/>
+        <w:rPr/>
+      </w:pPr>
+      <w:r>
+        <w:rPr>
+          <w:rtl w:val="0"/>
+        </w:rPr>
+        <w:t xml:space="preserve">Cada caso de uso implementado debe contar con su respectiva verificación y validación de resultados esperados.</w:t>
+        <w:br w:type="textWrapping"/>
+      </w:r>
+    </w:p>
+    <w:p>
+      <w:pPr>
+        <w:numPr>
+          <w:ilvl w:val="0"/>
+          <w:numId w:val="13"/>
+        </w:numPr>
+        <w:tabs>
+          <w:tab w:val="left" w:leader="none" w:pos="0"/>
+        </w:tabs>
+        <w:spacing w:after="240" w:before="0" w:beforeAutospacing="0" w:lineRule="auto"/>
+        <w:ind w:left="720" w:hanging="360"/>
+        <w:rPr/>
+      </w:pPr>
+      <w:r>
+        <w:rPr>
+          <w:rtl w:val="0"/>
+        </w:rPr>
+        <w:t xml:space="preserve">Los errores o fallas detectadas durante la ejecución de pruebas deberán registrarse y resolverse antes del cierre de la iteración.</w:t>
+      </w:r>
+      <w:r>
+        <w:rPr>
+          <w:rtl w:val="0"/>
+        </w:rPr>
+      </w:r>
+    </w:p>
+    <w:p>
+      <w:pPr>
+        <w:pStyle w:val="Heading4"/>
+        <w:keepNext w:val="0"/>
+        <w:keepLines w:val="0"/>
+        <w:tabs>
+          <w:tab w:val="left" w:leader="none" w:pos="0"/>
+        </w:tabs>
+        <w:spacing w:after="40" w:before="240" w:lineRule="auto"/>
+        <w:ind w:left="109" w:firstLine="0"/>
+        <w:jc w:val="both"/>
+        <w:rPr>
+          <w:rFonts w:ascii="Calibri" w:cs="Calibri" w:eastAsia="Calibri" w:hAnsi="Calibri"/>
+          <w:i w:val="0"/>
+          <w:color w:val="000000"/>
+          <w:u w:val="single"/>
+        </w:rPr>
+      </w:pPr>
+      <w:bookmarkStart w:colFirst="0" w:colLast="0" w:name="_xx4cpn78otmi" w:id="8"/>
+      <w:bookmarkEnd w:id="8"/>
+      <w:r>
+        <w:rPr>
+          <w:rFonts w:ascii="Calibri" w:cs="Calibri" w:eastAsia="Calibri" w:hAnsi="Calibri"/>
+          <w:i w:val="0"/>
+          <w:color w:val="000000"/>
+          <w:u w:val="single"/>
+          <w:rtl w:val="0"/>
+        </w:rPr>
+        <w:t xml:space="preserve"> Responsabilidad y participación</w:t>
       </w:r>
     </w:p>
     <w:p>
@@ -3982,7 +4080,7 @@
         <w:rPr>
           <w:rtl w:val="0"/>
         </w:rPr>
-        <w:t xml:space="preserve">Las pruebas unitarias y funcionales deben ejecutarse sobre todos los módulos desarrollados en esta iteración.</w:t>
+        <w:t xml:space="preserve">Cada integrante del equipo NexTech debe cumplir con las tareas asignadas dentro de los plazos acordados.</w:t>
         <w:br w:type="textWrapping"/>
       </w:r>
     </w:p>
@@ -3991,104 +4089,6 @@
         <w:numPr>
           <w:ilvl w:val="0"/>
           <w:numId w:val="10"/>
-        </w:numPr>
-        <w:tabs>
-          <w:tab w:val="left" w:leader="none" w:pos="0"/>
-        </w:tabs>
-        <w:spacing w:after="0" w:afterAutospacing="0" w:before="0" w:beforeAutospacing="0" w:lineRule="auto"/>
-        <w:ind w:left="720" w:hanging="360"/>
-        <w:rPr/>
-      </w:pPr>
-      <w:r>
-        <w:rPr>
-          <w:rtl w:val="0"/>
-        </w:rPr>
-        <w:t xml:space="preserve">Cada caso de uso implementado debe contar con su respectiva verificación y validación de resultados esperados.</w:t>
-        <w:br w:type="textWrapping"/>
-      </w:r>
-    </w:p>
-    <w:p>
-      <w:pPr>
-        <w:numPr>
-          <w:ilvl w:val="0"/>
-          <w:numId w:val="10"/>
-        </w:numPr>
-        <w:tabs>
-          <w:tab w:val="left" w:leader="none" w:pos="0"/>
-        </w:tabs>
-        <w:spacing w:after="240" w:before="0" w:beforeAutospacing="0" w:lineRule="auto"/>
-        <w:ind w:left="720" w:hanging="360"/>
-        <w:rPr/>
-      </w:pPr>
-      <w:r>
-        <w:rPr>
-          <w:rtl w:val="0"/>
-        </w:rPr>
-        <w:t xml:space="preserve">Los errores o fallas detectadas durante la ejecución de pruebas deberán registrarse y resolverse antes del cierre de la iteración.</w:t>
-      </w:r>
-      <w:r>
-        <w:rPr>
-          <w:rtl w:val="0"/>
-        </w:rPr>
-      </w:r>
-    </w:p>
-    <w:p>
-      <w:pPr>
-        <w:pStyle w:val="Heading4"/>
-        <w:keepNext w:val="0"/>
-        <w:keepLines w:val="0"/>
-        <w:tabs>
-          <w:tab w:val="left" w:leader="none" w:pos="0"/>
-        </w:tabs>
-        <w:spacing w:after="40" w:before="240" w:lineRule="auto"/>
-        <w:ind w:left="109" w:firstLine="0"/>
-        <w:jc w:val="both"/>
-        <w:rPr>
-          <w:rFonts w:ascii="Calibri" w:cs="Calibri" w:eastAsia="Calibri" w:hAnsi="Calibri"/>
-          <w:i w:val="0"/>
-          <w:color w:val="000000"/>
-          <w:u w:val="single"/>
-        </w:rPr>
-      </w:pPr>
-      <w:bookmarkStart w:colFirst="0" w:colLast="0" w:name="_xx4cpn78otmi" w:id="8"/>
-      <w:bookmarkEnd w:id="8"/>
-      <w:r>
-        <w:rPr>
-          <w:rFonts w:ascii="Calibri" w:cs="Calibri" w:eastAsia="Calibri" w:hAnsi="Calibri"/>
-          <w:i w:val="0"/>
-          <w:color w:val="000000"/>
-          <w:u w:val="single"/>
-          <w:rtl w:val="0"/>
-        </w:rPr>
-        <w:t xml:space="preserve"> Responsabilidad y participación</w:t>
-      </w:r>
-    </w:p>
-    <w:p>
-      <w:pPr>
-        <w:numPr>
-          <w:ilvl w:val="0"/>
-          <w:numId w:val="7"/>
-        </w:numPr>
-        <w:tabs>
-          <w:tab w:val="left" w:leader="none" w:pos="0"/>
-        </w:tabs>
-        <w:spacing w:after="0" w:afterAutospacing="0" w:before="240" w:lineRule="auto"/>
-        <w:ind w:left="720" w:hanging="360"/>
-        <w:rPr/>
-      </w:pPr>
-      <w:r>
-        <w:rPr>
-          <w:rtl w:val="0"/>
-        </w:rPr>
-        <w:t xml:space="preserve">Cada integrante del equipo NexTech debe cumplir con las tareas asignadas dentro de los plazos acordados.</w:t>
-        <w:br w:type="textWrapping"/>
-      </w:r>
-    </w:p>
-    <w:p>
-      <w:pPr>
-        <w:numPr>
-          <w:ilvl w:val="0"/>
-          <w:numId w:val="7"/>
         </w:numPr>
         <w:tabs>
           <w:tab w:val="left" w:leader="none" w:pos="0"/>
@@ -4503,281 +4503,6 @@
         </w:rPr>
         <w:t xml:space="preserve">Implementación de Casos de Prueba I</w:t>
       </w:r>
-    </w:p>
-    <w:p>
-      <w:pPr>
-        <w:keepNext w:val="0"/>
-        <w:keepLines w:val="0"/>
-        <w:pageBreakBefore w:val="0"/>
-        <w:widowControl w:val="1"/>
-        <w:pBdr>
-          <w:top w:space="0" w:sz="0" w:val="nil"/>
-          <w:left w:space="0" w:sz="0" w:val="nil"/>
-          <w:bottom w:space="0" w:sz="0" w:val="nil"/>
-          <w:right w:space="0" w:sz="0" w:val="nil"/>
-          <w:between w:space="0" w:sz="0" w:val="nil"/>
-        </w:pBdr>
-        <w:shd w:fill="auto" w:val="clear"/>
-        <w:tabs>
-          <w:tab w:val="left" w:leader="none" w:pos="0"/>
-        </w:tabs>
-        <w:spacing w:after="0" w:before="200" w:line="276" w:lineRule="auto"/>
-        <w:ind w:left="0" w:right="0" w:firstLine="0"/>
-        <w:jc w:val="both"/>
-        <w:rPr/>
-      </w:pPr>
-      <w:r>
-        <w:rPr>
-          <w:rtl w:val="0"/>
-        </w:rPr>
-      </w:r>
-    </w:p>
-    <w:p>
-      <w:pPr>
-        <w:keepNext w:val="0"/>
-        <w:keepLines w:val="0"/>
-        <w:pageBreakBefore w:val="0"/>
-        <w:widowControl w:val="1"/>
-        <w:pBdr>
-          <w:top w:space="0" w:sz="0" w:val="nil"/>
-          <w:left w:space="0" w:sz="0" w:val="nil"/>
-          <w:bottom w:space="0" w:sz="0" w:val="nil"/>
-          <w:right w:space="0" w:sz="0" w:val="nil"/>
-          <w:between w:space="0" w:sz="0" w:val="nil"/>
-        </w:pBdr>
-        <w:shd w:fill="auto" w:val="clear"/>
-        <w:tabs>
-          <w:tab w:val="left" w:leader="none" w:pos="0"/>
-        </w:tabs>
-        <w:spacing w:after="0" w:before="200" w:line="276" w:lineRule="auto"/>
-        <w:ind w:left="0" w:right="0" w:firstLine="0"/>
-        <w:jc w:val="both"/>
-        <w:rPr/>
-      </w:pPr>
-      <w:r>
-        <w:rPr>
-          <w:rtl w:val="0"/>
-        </w:rPr>
-      </w:r>
-    </w:p>
-    <w:p>
-      <w:pPr>
-        <w:keepNext w:val="0"/>
-        <w:keepLines w:val="0"/>
-        <w:pageBreakBefore w:val="0"/>
-        <w:widowControl w:val="1"/>
-        <w:pBdr>
-          <w:top w:space="0" w:sz="0" w:val="nil"/>
-          <w:left w:space="0" w:sz="0" w:val="nil"/>
-          <w:bottom w:space="0" w:sz="0" w:val="nil"/>
-          <w:right w:space="0" w:sz="0" w:val="nil"/>
-          <w:between w:space="0" w:sz="0" w:val="nil"/>
-        </w:pBdr>
-        <w:shd w:fill="auto" w:val="clear"/>
-        <w:tabs>
-          <w:tab w:val="left" w:leader="none" w:pos="0"/>
-        </w:tabs>
-        <w:spacing w:after="0" w:before="200" w:line="276" w:lineRule="auto"/>
-        <w:ind w:left="0" w:right="0" w:firstLine="0"/>
-        <w:jc w:val="both"/>
-        <w:rPr/>
-      </w:pPr>
-      <w:r>
-        <w:rPr>
-          <w:rtl w:val="0"/>
-        </w:rPr>
-      </w:r>
-    </w:p>
-    <w:p>
-      <w:pPr>
-        <w:keepNext w:val="0"/>
-        <w:keepLines w:val="0"/>
-        <w:pageBreakBefore w:val="0"/>
-        <w:widowControl w:val="1"/>
-        <w:pBdr>
-          <w:top w:space="0" w:sz="0" w:val="nil"/>
-          <w:left w:space="0" w:sz="0" w:val="nil"/>
-          <w:bottom w:space="0" w:sz="0" w:val="nil"/>
-          <w:right w:space="0" w:sz="0" w:val="nil"/>
-          <w:between w:space="0" w:sz="0" w:val="nil"/>
-        </w:pBdr>
-        <w:shd w:fill="auto" w:val="clear"/>
-        <w:tabs>
-          <w:tab w:val="left" w:leader="none" w:pos="0"/>
-        </w:tabs>
-        <w:spacing w:after="0" w:before="200" w:line="276" w:lineRule="auto"/>
-        <w:ind w:left="0" w:right="0" w:firstLine="0"/>
-        <w:jc w:val="both"/>
-        <w:rPr/>
-      </w:pPr>
-      <w:r>
-        <w:rPr>
-          <w:rtl w:val="0"/>
-        </w:rPr>
-      </w:r>
-    </w:p>
-    <w:p>
-      <w:pPr>
-        <w:keepNext w:val="0"/>
-        <w:keepLines w:val="0"/>
-        <w:pageBreakBefore w:val="0"/>
-        <w:widowControl w:val="1"/>
-        <w:pBdr>
-          <w:top w:space="0" w:sz="0" w:val="nil"/>
-          <w:left w:space="0" w:sz="0" w:val="nil"/>
-          <w:bottom w:space="0" w:sz="0" w:val="nil"/>
-          <w:right w:space="0" w:sz="0" w:val="nil"/>
-          <w:between w:space="0" w:sz="0" w:val="nil"/>
-        </w:pBdr>
-        <w:shd w:fill="auto" w:val="clear"/>
-        <w:tabs>
-          <w:tab w:val="left" w:leader="none" w:pos="0"/>
-        </w:tabs>
-        <w:spacing w:after="0" w:before="200" w:line="276" w:lineRule="auto"/>
-        <w:ind w:left="0" w:right="0" w:firstLine="0"/>
-        <w:jc w:val="both"/>
-        <w:rPr/>
-      </w:pPr>
-      <w:r>
-        <w:rPr>
-          <w:rtl w:val="0"/>
-        </w:rPr>
-      </w:r>
-    </w:p>
-    <w:p>
-      <w:pPr>
-        <w:keepNext w:val="0"/>
-        <w:keepLines w:val="0"/>
-        <w:pageBreakBefore w:val="0"/>
-        <w:widowControl w:val="1"/>
-        <w:pBdr>
-          <w:top w:space="0" w:sz="0" w:val="nil"/>
-          <w:left w:space="0" w:sz="0" w:val="nil"/>
-          <w:bottom w:space="0" w:sz="0" w:val="nil"/>
-          <w:right w:space="0" w:sz="0" w:val="nil"/>
-          <w:between w:space="0" w:sz="0" w:val="nil"/>
-        </w:pBdr>
-        <w:shd w:fill="auto" w:val="clear"/>
-        <w:tabs>
-          <w:tab w:val="left" w:leader="none" w:pos="0"/>
-        </w:tabs>
-        <w:spacing w:after="0" w:before="200" w:line="276" w:lineRule="auto"/>
-        <w:ind w:left="0" w:right="0" w:firstLine="0"/>
-        <w:jc w:val="both"/>
-        <w:rPr/>
-      </w:pPr>
-      <w:r>
-        <w:rPr>
-          <w:rtl w:val="0"/>
-        </w:rPr>
-      </w:r>
-    </w:p>
-    <w:p>
-      <w:pPr>
-        <w:keepNext w:val="0"/>
-        <w:keepLines w:val="0"/>
-        <w:pageBreakBefore w:val="0"/>
-        <w:widowControl w:val="1"/>
-        <w:pBdr>
-          <w:top w:space="0" w:sz="0" w:val="nil"/>
-          <w:left w:space="0" w:sz="0" w:val="nil"/>
-          <w:bottom w:space="0" w:sz="0" w:val="nil"/>
-          <w:right w:space="0" w:sz="0" w:val="nil"/>
-          <w:between w:space="0" w:sz="0" w:val="nil"/>
-        </w:pBdr>
-        <w:shd w:fill="auto" w:val="clear"/>
-        <w:tabs>
-          <w:tab w:val="left" w:leader="none" w:pos="0"/>
-        </w:tabs>
-        <w:spacing w:after="0" w:before="200" w:line="276" w:lineRule="auto"/>
-        <w:ind w:left="0" w:right="0" w:firstLine="0"/>
-        <w:jc w:val="both"/>
-        <w:rPr/>
-      </w:pPr>
-      <w:r>
-        <w:rPr>
-          <w:rtl w:val="0"/>
-        </w:rPr>
-      </w:r>
-    </w:p>
-    <w:p>
-      <w:pPr>
-        <w:keepNext w:val="0"/>
-        <w:keepLines w:val="0"/>
-        <w:pageBreakBefore w:val="0"/>
-        <w:widowControl w:val="1"/>
-        <w:pBdr>
-          <w:top w:space="0" w:sz="0" w:val="nil"/>
-          <w:left w:space="0" w:sz="0" w:val="nil"/>
-          <w:bottom w:space="0" w:sz="0" w:val="nil"/>
-          <w:right w:space="0" w:sz="0" w:val="nil"/>
-          <w:between w:space="0" w:sz="0" w:val="nil"/>
-        </w:pBdr>
-        <w:shd w:fill="auto" w:val="clear"/>
-        <w:tabs>
-          <w:tab w:val="left" w:leader="none" w:pos="0"/>
-        </w:tabs>
-        <w:spacing w:after="0" w:before="200" w:line="276" w:lineRule="auto"/>
-        <w:ind w:left="0" w:right="0" w:firstLine="0"/>
-        <w:jc w:val="both"/>
-        <w:rPr/>
-      </w:pPr>
-      <w:r>
-        <w:rPr>
-          <w:rtl w:val="0"/>
-        </w:rPr>
-      </w:r>
-    </w:p>
-    <w:p>
-      <w:pPr>
-        <w:keepNext w:val="0"/>
-        <w:keepLines w:val="0"/>
-        <w:pageBreakBefore w:val="0"/>
-        <w:widowControl w:val="1"/>
-        <w:pBdr>
-          <w:top w:space="0" w:sz="0" w:val="nil"/>
-          <w:left w:space="0" w:sz="0" w:val="nil"/>
-          <w:bottom w:space="0" w:sz="0" w:val="nil"/>
-          <w:right w:space="0" w:sz="0" w:val="nil"/>
-          <w:between w:space="0" w:sz="0" w:val="nil"/>
-        </w:pBdr>
-        <w:shd w:fill="auto" w:val="clear"/>
-        <w:tabs>
-          <w:tab w:val="left" w:leader="none" w:pos="0"/>
-        </w:tabs>
-        <w:spacing w:after="0" w:before="200" w:line="276" w:lineRule="auto"/>
-        <w:ind w:left="0" w:right="0" w:firstLine="0"/>
-        <w:jc w:val="both"/>
-        <w:rPr/>
-      </w:pPr>
-      <w:r>
-        <w:rPr>
-          <w:rtl w:val="0"/>
-        </w:rPr>
-      </w:r>
-    </w:p>
-    <w:p>
-      <w:pPr>
-        <w:keepNext w:val="0"/>
-        <w:keepLines w:val="0"/>
-        <w:pageBreakBefore w:val="0"/>
-        <w:widowControl w:val="1"/>
-        <w:pBdr>
-          <w:top w:space="0" w:sz="0" w:val="nil"/>
-          <w:left w:space="0" w:sz="0" w:val="nil"/>
-          <w:bottom w:space="0" w:sz="0" w:val="nil"/>
-          <w:right w:space="0" w:sz="0" w:val="nil"/>
-          <w:between w:space="0" w:sz="0" w:val="nil"/>
-        </w:pBdr>
-        <w:shd w:fill="auto" w:val="clear"/>
-        <w:tabs>
-          <w:tab w:val="left" w:leader="none" w:pos="0"/>
-        </w:tabs>
-        <w:spacing w:after="0" w:before="200" w:line="276" w:lineRule="auto"/>
-        <w:ind w:left="0" w:right="0" w:firstLine="0"/>
-        <w:jc w:val="both"/>
-        <w:rPr/>
-      </w:pPr>
       <w:r>
         <w:rPr>
           <w:rtl w:val="0"/>
@@ -8291,7 +8016,7 @@
         <w:widowControl w:val="0"/>
         <w:numPr>
           <w:ilvl w:val="0"/>
-          <w:numId w:val="4"/>
+          <w:numId w:val="7"/>
         </w:numPr>
         <w:pBdr>
           <w:top w:space="0" w:sz="0" w:val="nil"/>
@@ -8324,7 +8049,7 @@
         <w:widowControl w:val="0"/>
         <w:numPr>
           <w:ilvl w:val="0"/>
-          <w:numId w:val="4"/>
+          <w:numId w:val="7"/>
         </w:numPr>
         <w:pBdr>
           <w:top w:space="0" w:sz="0" w:val="nil"/>
@@ -8357,7 +8082,7 @@
         <w:widowControl w:val="0"/>
         <w:numPr>
           <w:ilvl w:val="0"/>
-          <w:numId w:val="4"/>
+          <w:numId w:val="7"/>
         </w:numPr>
         <w:pBdr>
           <w:top w:space="0" w:sz="0" w:val="nil"/>
@@ -8390,7 +8115,7 @@
         <w:widowControl w:val="0"/>
         <w:numPr>
           <w:ilvl w:val="0"/>
-          <w:numId w:val="4"/>
+          <w:numId w:val="7"/>
         </w:numPr>
         <w:pBdr>
           <w:top w:space="0" w:sz="0" w:val="nil"/>
@@ -8423,7 +8148,7 @@
         <w:widowControl w:val="0"/>
         <w:numPr>
           <w:ilvl w:val="0"/>
-          <w:numId w:val="4"/>
+          <w:numId w:val="7"/>
         </w:numPr>
         <w:pBdr>
           <w:top w:space="0" w:sz="0" w:val="nil"/>
@@ -8456,7 +8181,7 @@
         <w:widowControl w:val="0"/>
         <w:numPr>
           <w:ilvl w:val="0"/>
-          <w:numId w:val="4"/>
+          <w:numId w:val="7"/>
         </w:numPr>
         <w:pBdr>
           <w:top w:space="0" w:sz="0" w:val="nil"/>
@@ -8489,7 +8214,7 @@
         <w:widowControl w:val="0"/>
         <w:numPr>
           <w:ilvl w:val="0"/>
-          <w:numId w:val="4"/>
+          <w:numId w:val="7"/>
         </w:numPr>
         <w:pBdr>
           <w:top w:space="0" w:sz="0" w:val="nil"/>
@@ -8543,7 +8268,7 @@
         <w:widowControl w:val="0"/>
         <w:numPr>
           <w:ilvl w:val="0"/>
-          <w:numId w:val="2"/>
+          <w:numId w:val="3"/>
         </w:numPr>
         <w:tabs>
           <w:tab w:val="left" w:leader="none" w:pos="0"/>
@@ -8567,7 +8292,7 @@
         <w:widowControl w:val="0"/>
         <w:numPr>
           <w:ilvl w:val="0"/>
-          <w:numId w:val="2"/>
+          <w:numId w:val="3"/>
         </w:numPr>
         <w:tabs>
           <w:tab w:val="left" w:leader="none" w:pos="0"/>
@@ -8591,7 +8316,7 @@
         <w:widowControl w:val="0"/>
         <w:numPr>
           <w:ilvl w:val="0"/>
-          <w:numId w:val="2"/>
+          <w:numId w:val="3"/>
         </w:numPr>
         <w:tabs>
           <w:tab w:val="left" w:leader="none" w:pos="0"/>
@@ -8615,7 +8340,7 @@
         <w:widowControl w:val="0"/>
         <w:numPr>
           <w:ilvl w:val="0"/>
-          <w:numId w:val="2"/>
+          <w:numId w:val="3"/>
         </w:numPr>
         <w:tabs>
           <w:tab w:val="left" w:leader="none" w:pos="0"/>
@@ -8662,7 +8387,7 @@
         <w:widowControl w:val="0"/>
         <w:numPr>
           <w:ilvl w:val="0"/>
-          <w:numId w:val="3"/>
+          <w:numId w:val="6"/>
         </w:numPr>
         <w:tabs>
           <w:tab w:val="left" w:leader="none" w:pos="0"/>
@@ -8714,38 +8439,668 @@
     </w:p>
     <w:p>
       <w:pPr>
-        <w:keepNext w:val="0"/>
-        <w:keepLines w:val="0"/>
-        <w:pageBreakBefore w:val="0"/>
-        <w:widowControl w:val="1"/>
-        <w:pBdr>
-          <w:top w:space="0" w:sz="0" w:val="nil"/>
-          <w:left w:space="0" w:sz="0" w:val="nil"/>
-          <w:bottom w:space="0" w:sz="0" w:val="nil"/>
-          <w:right w:space="0" w:sz="0" w:val="nil"/>
-          <w:between w:space="0" w:sz="0" w:val="nil"/>
-        </w:pBdr>
-        <w:shd w:fill="auto" w:val="clear"/>
+        <w:pStyle w:val="Heading1"/>
+        <w:widowControl w:val="0"/>
         <w:tabs>
           <w:tab w:val="left" w:leader="none" w:pos="0"/>
         </w:tabs>
-        <w:spacing w:after="0" w:before="200" w:line="276" w:lineRule="auto"/>
-        <w:ind w:left="0" w:right="0" w:firstLine="0"/>
+        <w:spacing w:after="60" w:before="120" w:lineRule="auto"/>
+        <w:ind w:left="0"/>
+        <w:rPr/>
+      </w:pPr>
+      <w:bookmarkStart w:colFirst="0" w:colLast="0" w:name="_6ug0jk3alvd6" w:id="13"/>
+      <w:bookmarkEnd w:id="13"/>
+      <w:r>
+        <w:rPr>
+          <w:rtl w:val="0"/>
+        </w:rPr>
+        <w:t xml:space="preserve">Evaluación 28-10-2025</w:t>
+      </w:r>
+    </w:p>
+    <w:p>
+      <w:pPr>
+        <w:pStyle w:val="Heading2"/>
+        <w:rPr/>
+      </w:pPr>
+      <w:bookmarkStart w:colFirst="0" w:colLast="0" w:name="_qml0aywvko3q" w:id="14"/>
+      <w:bookmarkEnd w:id="14"/>
+      <w:r>
+        <w:rPr>
+          <w:rtl w:val="0"/>
+        </w:rPr>
+        <w:t xml:space="preserve">Objetivos Alcanzados</w:t>
+      </w:r>
+    </w:p>
+    <w:p>
+      <w:pPr>
+        <w:numPr>
+          <w:ilvl w:val="0"/>
+          <w:numId w:val="2"/>
+        </w:numPr>
+        <w:spacing w:after="0" w:afterAutospacing="0"/>
+        <w:ind w:left="720" w:hanging="360"/>
         <w:jc w:val="both"/>
-        <w:rPr>
-          <w:rFonts w:ascii="Calibri" w:cs="Calibri" w:eastAsia="Calibri" w:hAnsi="Calibri"/>
-          <w:b w:val="0"/>
-          <w:i w:val="1"/>
-          <w:smallCaps w:val="0"/>
-          <w:strike w:val="0"/>
-          <w:color w:val="548dd4"/>
-          <w:sz w:val="22"/>
-          <w:szCs w:val="22"/>
+      </w:pPr>
+      <w:r>
+        <w:rPr>
+          <w:rtl w:val="0"/>
+        </w:rPr>
+        <w:t xml:space="preserve">Se logró  cumplir con las entregas planificadas dentro de los plazos establecidos.</w:t>
+      </w:r>
+    </w:p>
+    <w:p>
+      <w:pPr>
+        <w:numPr>
+          <w:ilvl w:val="0"/>
+          <w:numId w:val="2"/>
+        </w:numPr>
+        <w:spacing w:after="0" w:afterAutospacing="0" w:before="0" w:beforeAutospacing="0"/>
+        <w:ind w:left="720" w:hanging="360"/>
+        <w:jc w:val="both"/>
+      </w:pPr>
+      <w:r>
+        <w:rPr>
+          <w:rtl w:val="0"/>
+        </w:rPr>
+        <w:t xml:space="preserve">Se logró una mejor representación gráfica de las métricas.</w:t>
+      </w:r>
+    </w:p>
+    <w:p>
+      <w:pPr>
+        <w:numPr>
+          <w:ilvl w:val="0"/>
+          <w:numId w:val="2"/>
+        </w:numPr>
+        <w:spacing w:after="0" w:afterAutospacing="0" w:before="0" w:beforeAutospacing="0"/>
+        <w:ind w:left="720" w:hanging="360"/>
+        <w:jc w:val="both"/>
+      </w:pPr>
+      <w:r>
+        <w:rPr>
+          <w:rtl w:val="0"/>
+        </w:rPr>
+        <w:t xml:space="preserve">La definición del prototipo descartable alternativo logró satisfacer las expectativas, así como identificar aspectos que debían mejorarse sobre la interfaz del sistema.</w:t>
+      </w:r>
+    </w:p>
+    <w:p>
+      <w:pPr>
+        <w:numPr>
+          <w:ilvl w:val="0"/>
+          <w:numId w:val="2"/>
+        </w:numPr>
+        <w:spacing w:before="0" w:beforeAutospacing="0"/>
+        <w:ind w:left="720" w:hanging="360"/>
+        <w:jc w:val="both"/>
+      </w:pPr>
+      <w:r>
+        <w:rPr>
+          <w:rtl w:val="0"/>
+        </w:rPr>
+        <w:t xml:space="preserve">Se logró implementar todos los casos de uso priorizados para la iteración.  </w:t>
+      </w:r>
+    </w:p>
+    <w:p>
+      <w:pPr>
+        <w:ind w:left="0"/>
+        <w:jc w:val="both"/>
+        <w:rPr/>
+      </w:pPr>
+      <w:r>
+        <w:rPr>
+          <w:rtl w:val="0"/>
+        </w:rPr>
+      </w:r>
+    </w:p>
+    <w:p>
+      <w:pPr>
+        <w:pStyle w:val="Heading2"/>
+        <w:rPr/>
+      </w:pPr>
+      <w:bookmarkStart w:colFirst="0" w:colLast="0" w:name="_yq7br8eegaza" w:id="15"/>
+      <w:bookmarkEnd w:id="15"/>
+      <w:r>
+        <w:rPr>
+          <w:rtl w:val="0"/>
+        </w:rPr>
+        <w:t xml:space="preserve">Objetivos No Alcanzados</w:t>
+      </w:r>
+    </w:p>
+    <w:p>
+      <w:pPr>
+        <w:keepNext w:val="1"/>
+        <w:keepLines w:val="1"/>
+        <w:numPr>
+          <w:ilvl w:val="0"/>
+          <w:numId w:val="4"/>
+        </w:numPr>
+        <w:spacing w:after="0" w:afterAutospacing="0"/>
+        <w:ind w:left="720" w:hanging="360"/>
+        <w:jc w:val="both"/>
+      </w:pPr>
+      <w:r>
+        <w:rPr>
+          <w:rtl w:val="0"/>
+        </w:rPr>
+        <w:t xml:space="preserve">Se requiere realizar un análisis de los documentos para identificar inconsistencias en relación a la decisión sobre el uso de la API de Toggl Track para el registro de tiempos. Además debe establecerse la manera en la que se refleja dicho cambio en los documentos.</w:t>
+      </w:r>
+    </w:p>
+    <w:p>
+      <w:pPr>
+        <w:keepNext w:val="1"/>
+        <w:keepLines w:val="1"/>
+        <w:numPr>
+          <w:ilvl w:val="0"/>
+          <w:numId w:val="4"/>
+        </w:numPr>
+        <w:spacing w:after="0" w:afterAutospacing="0" w:before="0" w:beforeAutospacing="0"/>
+        <w:ind w:left="720" w:hanging="360"/>
+        <w:jc w:val="both"/>
+        <w:rPr>
           <w:u w:val="none"/>
-          <w:shd w:fill="auto" w:val="clear"/>
-          <w:vertAlign w:val="baseline"/>
-        </w:rPr>
-      </w:pPr>
+        </w:rPr>
+      </w:pPr>
+      <w:r>
+        <w:rPr>
+          <w:rtl w:val="0"/>
+        </w:rPr>
+        <w:t xml:space="preserve">Se requiere un análisis más profundo sobre los riesgos del proyecto.</w:t>
+      </w:r>
+    </w:p>
+    <w:p>
+      <w:pPr>
+        <w:keepNext w:val="1"/>
+        <w:keepLines w:val="1"/>
+        <w:numPr>
+          <w:ilvl w:val="0"/>
+          <w:numId w:val="4"/>
+        </w:numPr>
+        <w:spacing w:before="0" w:beforeAutospacing="0"/>
+        <w:ind w:left="720" w:hanging="360"/>
+        <w:jc w:val="both"/>
+        <w:rPr>
+          <w:u w:val="none"/>
+        </w:rPr>
+      </w:pPr>
+      <w:r>
+        <w:rPr>
+          <w:rtl w:val="0"/>
+        </w:rPr>
+        <w:t xml:space="preserve">La planificación de las métricas requiere ajustes.</w:t>
+      </w:r>
+    </w:p>
+    <w:p>
+      <w:pPr>
+        <w:rPr/>
+      </w:pPr>
+      <w:r>
+        <w:rPr>
+          <w:rtl w:val="0"/>
+        </w:rPr>
+      </w:r>
+    </w:p>
+    <w:p>
+      <w:pPr>
+        <w:pStyle w:val="Heading2"/>
+        <w:rPr/>
+      </w:pPr>
+      <w:bookmarkStart w:colFirst="0" w:colLast="0" w:name="_m7p5j51yw43l" w:id="16"/>
+      <w:bookmarkEnd w:id="16"/>
+      <w:r>
+        <w:rPr>
+          <w:rtl w:val="0"/>
+        </w:rPr>
+        <w:t xml:space="preserve">Elementos incluidos en la Línea Base</w:t>
+      </w:r>
+    </w:p>
+    <w:p>
+      <w:pPr>
+        <w:numPr>
+          <w:ilvl w:val="0"/>
+          <w:numId w:val="5"/>
+        </w:numPr>
+        <w:tabs>
+          <w:tab w:val="left" w:leader="none" w:pos="0"/>
+        </w:tabs>
+        <w:spacing w:after="0" w:afterAutospacing="0"/>
+        <w:ind w:left="720" w:hanging="360"/>
+        <w:jc w:val="both"/>
+      </w:pPr>
+      <w:r>
+        <w:rPr>
+          <w:rtl w:val="0"/>
+        </w:rPr>
+        <w:t xml:space="preserve">Plan de Iteración Fase Construcción - Iteración 1.</w:t>
+      </w:r>
+    </w:p>
+    <w:p>
+      <w:pPr>
+        <w:numPr>
+          <w:ilvl w:val="0"/>
+          <w:numId w:val="5"/>
+        </w:numPr>
+        <w:tabs>
+          <w:tab w:val="left" w:leader="none" w:pos="0"/>
+        </w:tabs>
+        <w:spacing w:after="0" w:afterAutospacing="0" w:before="0" w:beforeAutospacing="0"/>
+        <w:ind w:left="720" w:hanging="360"/>
+        <w:jc w:val="both"/>
+        <w:rPr>
+          <w:u w:val="none"/>
+        </w:rPr>
+      </w:pPr>
+      <w:r>
+        <w:rPr>
+          <w:rtl w:val="0"/>
+        </w:rPr>
+        <w:t xml:space="preserve">Modelo Arquitectónico.</w:t>
+      </w:r>
+    </w:p>
+    <w:p>
+      <w:pPr>
+        <w:numPr>
+          <w:ilvl w:val="0"/>
+          <w:numId w:val="5"/>
+        </w:numPr>
+        <w:tabs>
+          <w:tab w:val="left" w:leader="none" w:pos="0"/>
+        </w:tabs>
+        <w:spacing w:after="0" w:afterAutospacing="0" w:before="0" w:beforeAutospacing="0"/>
+        <w:ind w:left="720" w:hanging="360"/>
+        <w:jc w:val="both"/>
+        <w:rPr>
+          <w:u w:val="none"/>
+        </w:rPr>
+      </w:pPr>
+      <w:r>
+        <w:rPr>
+          <w:rtl w:val="0"/>
+        </w:rPr>
+        <w:t xml:space="preserve">Modelo de Diseño.</w:t>
+      </w:r>
+    </w:p>
+    <w:p>
+      <w:pPr>
+        <w:numPr>
+          <w:ilvl w:val="0"/>
+          <w:numId w:val="5"/>
+        </w:numPr>
+        <w:tabs>
+          <w:tab w:val="left" w:leader="none" w:pos="0"/>
+        </w:tabs>
+        <w:spacing w:after="0" w:afterAutospacing="0" w:before="0" w:beforeAutospacing="0"/>
+        <w:ind w:left="720" w:hanging="360"/>
+        <w:jc w:val="both"/>
+      </w:pPr>
+      <w:r>
+        <w:rPr>
+          <w:rtl w:val="0"/>
+        </w:rPr>
+        <w:t xml:space="preserve">Especificación de Casos de Uso a implementar.</w:t>
+      </w:r>
+    </w:p>
+    <w:p>
+      <w:pPr>
+        <w:numPr>
+          <w:ilvl w:val="0"/>
+          <w:numId w:val="5"/>
+        </w:numPr>
+        <w:tabs>
+          <w:tab w:val="left" w:leader="none" w:pos="0"/>
+        </w:tabs>
+        <w:spacing w:after="0" w:afterAutospacing="0" w:before="0" w:beforeAutospacing="0"/>
+        <w:ind w:left="720" w:hanging="360"/>
+        <w:jc w:val="both"/>
+      </w:pPr>
+      <w:r>
+        <w:rPr>
+          <w:rtl w:val="0"/>
+        </w:rPr>
+        <w:t xml:space="preserve">Implementación del Modelo de Datos.</w:t>
+      </w:r>
+    </w:p>
+    <w:p>
+      <w:pPr>
+        <w:numPr>
+          <w:ilvl w:val="0"/>
+          <w:numId w:val="5"/>
+        </w:numPr>
+        <w:tabs>
+          <w:tab w:val="left" w:leader="none" w:pos="0"/>
+        </w:tabs>
+        <w:spacing w:after="0" w:afterAutospacing="0" w:before="0" w:beforeAutospacing="0"/>
+        <w:ind w:left="720" w:hanging="360"/>
+        <w:jc w:val="both"/>
+      </w:pPr>
+      <w:r>
+        <w:rPr>
+          <w:rtl w:val="0"/>
+        </w:rPr>
+        <w:t xml:space="preserve">Implementación CU09 - Crear Tarea.</w:t>
+      </w:r>
+    </w:p>
+    <w:p>
+      <w:pPr>
+        <w:numPr>
+          <w:ilvl w:val="0"/>
+          <w:numId w:val="5"/>
+        </w:numPr>
+        <w:tabs>
+          <w:tab w:val="left" w:leader="none" w:pos="0"/>
+        </w:tabs>
+        <w:spacing w:after="0" w:afterAutospacing="0" w:before="0" w:beforeAutospacing="0"/>
+        <w:ind w:left="720" w:hanging="360"/>
+        <w:jc w:val="both"/>
+      </w:pPr>
+      <w:r>
+        <w:rPr>
+          <w:rtl w:val="0"/>
+        </w:rPr>
+        <w:t xml:space="preserve">Implementación CU12 - Estimar Tarea.</w:t>
+      </w:r>
+    </w:p>
+    <w:p>
+      <w:pPr>
+        <w:numPr>
+          <w:ilvl w:val="0"/>
+          <w:numId w:val="5"/>
+        </w:numPr>
+        <w:tabs>
+          <w:tab w:val="left" w:leader="none" w:pos="0"/>
+        </w:tabs>
+        <w:spacing w:after="0" w:afterAutospacing="0" w:before="0" w:beforeAutospacing="0"/>
+        <w:ind w:left="720" w:hanging="360"/>
+        <w:jc w:val="both"/>
+      </w:pPr>
+      <w:r>
+        <w:rPr>
+          <w:rtl w:val="0"/>
+        </w:rPr>
+        <w:t xml:space="preserve">Implementación CU20 - Registrar tiempo por cronómetro.</w:t>
+      </w:r>
+    </w:p>
+    <w:p>
+      <w:pPr>
+        <w:numPr>
+          <w:ilvl w:val="0"/>
+          <w:numId w:val="5"/>
+        </w:numPr>
+        <w:tabs>
+          <w:tab w:val="left" w:leader="none" w:pos="0"/>
+        </w:tabs>
+        <w:spacing w:after="0" w:afterAutospacing="0" w:before="0" w:beforeAutospacing="0"/>
+        <w:ind w:left="720" w:hanging="360"/>
+        <w:jc w:val="both"/>
+      </w:pPr>
+      <w:r>
+        <w:rPr>
+          <w:rtl w:val="0"/>
+        </w:rPr>
+        <w:t xml:space="preserve">Casos de prueba para CU09 - Crear Tarea, CU12 - Estimar Tarea. </w:t>
+      </w:r>
+    </w:p>
+    <w:p>
+      <w:pPr>
+        <w:numPr>
+          <w:ilvl w:val="0"/>
+          <w:numId w:val="5"/>
+        </w:numPr>
+        <w:tabs>
+          <w:tab w:val="left" w:leader="none" w:pos="0"/>
+        </w:tabs>
+        <w:spacing w:before="0" w:beforeAutospacing="0"/>
+        <w:ind w:left="720" w:hanging="360"/>
+        <w:jc w:val="both"/>
+      </w:pPr>
+      <w:r>
+        <w:rPr>
+          <w:rtl w:val="0"/>
+        </w:rPr>
+        <w:t xml:space="preserve">Casos de prueba para CU20 - Registrar tiempo por cronómetro.</w:t>
+      </w:r>
+    </w:p>
+    <w:p>
+      <w:pPr>
+        <w:keepNext w:val="1"/>
+        <w:widowControl w:val="0"/>
+        <w:tabs>
+          <w:tab w:val="left" w:leader="none" w:pos="0"/>
+        </w:tabs>
+        <w:spacing w:after="60" w:before="120" w:lineRule="auto"/>
+        <w:ind w:left="0"/>
+        <w:rPr>
+          <w:rFonts w:ascii="Cambria" w:cs="Cambria" w:eastAsia="Cambria" w:hAnsi="Cambria"/>
+          <w:b w:val="1"/>
+          <w:color w:val="366091"/>
+          <w:sz w:val="28"/>
+          <w:szCs w:val="28"/>
+        </w:rPr>
+      </w:pPr>
+      <w:r>
+        <w:rPr>
+          <w:rtl w:val="0"/>
+        </w:rPr>
+      </w:r>
+    </w:p>
+    <w:p>
+      <w:pPr>
+        <w:pStyle w:val="Heading1"/>
+        <w:widowControl w:val="0"/>
+        <w:tabs>
+          <w:tab w:val="left" w:leader="none" w:pos="0"/>
+        </w:tabs>
+        <w:spacing w:after="60" w:before="120" w:lineRule="auto"/>
+        <w:ind w:left="0"/>
+        <w:rPr/>
+      </w:pPr>
+      <w:bookmarkStart w:colFirst="0" w:colLast="0" w:name="_7ck6fxdea3tb" w:id="17"/>
+      <w:bookmarkEnd w:id="17"/>
+      <w:r>
+        <w:rPr>
+          <w:rtl w:val="0"/>
+        </w:rPr>
+        <w:t xml:space="preserve">Conclusión</w:t>
+      </w:r>
+    </w:p>
+    <w:p>
+      <w:pPr>
+        <w:tabs>
+          <w:tab w:val="left" w:leader="none" w:pos="0"/>
+        </w:tabs>
+        <w:spacing w:after="240" w:before="240" w:lineRule="auto"/>
+        <w:ind w:left="0"/>
+        <w:jc w:val="both"/>
+        <w:rPr/>
+      </w:pPr>
+      <w:r>
+        <w:rPr>
+          <w:rtl w:val="0"/>
+        </w:rPr>
+        <w:t xml:space="preserve">Durante esta iteración se lograron cumplir satisfactoriamente todas las entregas mínimas previstas. Se decidió no continuar la implementación del sistema utilizando la API de Toggl Track para el registro de tiempos, ya que en su lugar se desarrollará por los programadores del equipo, lo que resultó en una repercusión sobre algunos de los documentos llevados a cabo desde el inicio del proyecto hasta el momento.</w:t>
+      </w:r>
+    </w:p>
+    <w:p>
+      <w:pPr>
+        <w:tabs>
+          <w:tab w:val="left" w:leader="none" w:pos="0"/>
+        </w:tabs>
+        <w:spacing w:after="240" w:before="240" w:lineRule="auto"/>
+        <w:ind w:left="0"/>
+        <w:jc w:val="both"/>
+        <w:rPr/>
+      </w:pPr>
+      <w:r>
+        <w:rPr>
+          <w:rtl w:val="0"/>
+        </w:rPr>
+        <w:t xml:space="preserve">Los roles se vieron mejor definidos ya que cada integrante realizó, en su mayoría, tareas correspondientes a su rol. A pesar de que en iteraciones anteriores no fue así, esto no representó complicaciones para realizar las tareas, y permitió un trabajo más fluido.</w:t>
+      </w:r>
+    </w:p>
+    <w:p>
+      <w:pPr>
+        <w:tabs>
+          <w:tab w:val="left" w:leader="none" w:pos="0"/>
+        </w:tabs>
+        <w:spacing w:after="240" w:before="240" w:lineRule="auto"/>
+        <w:ind w:left="0"/>
+        <w:jc w:val="both"/>
+        <w:rPr>
+          <w:rFonts w:ascii="Cambria" w:cs="Cambria" w:eastAsia="Cambria" w:hAnsi="Cambria"/>
+          <w:b w:val="1"/>
+          <w:color w:val="4f81bd"/>
+          <w:sz w:val="26"/>
+          <w:szCs w:val="26"/>
+        </w:rPr>
+      </w:pPr>
+      <w:r>
+        <w:rPr>
+          <w:rtl w:val="0"/>
+        </w:rPr>
+        <w:t xml:space="preserve">Se identificó que la planificación de las métricas no fue adecuada, por lo cual muchas de las métricas sobrepasaron el valor asignado para su planificación. Esto deberá ser refinado durante la siguiente iteración. </w:t>
+      </w:r>
+      <w:r>
+        <w:rPr>
+          <w:rtl w:val="0"/>
+        </w:rPr>
+      </w:r>
+    </w:p>
+    <w:p>
+      <w:pPr>
+        <w:pStyle w:val="Heading2"/>
+        <w:rPr/>
+      </w:pPr>
+      <w:bookmarkStart w:colFirst="0" w:colLast="0" w:name="_9m8op1ms11sk" w:id="18"/>
+      <w:bookmarkEnd w:id="18"/>
+      <w:r>
+        <w:rPr>
+          <w:rtl w:val="0"/>
+        </w:rPr>
+        <w:t xml:space="preserve">Estado del repositorio</w:t>
+      </w:r>
+    </w:p>
+    <w:p>
+      <w:pPr>
+        <w:tabs>
+          <w:tab w:val="left" w:leader="none" w:pos="0"/>
+        </w:tabs>
+        <w:rPr/>
+      </w:pPr>
+      <w:r>
+        <w:rPr>
+          <w:rtl w:val="0"/>
+        </w:rPr>
+        <w:t xml:space="preserve">El repositorio cuenta con un total de 24949 archivos en todas las ramas:</w:t>
+      </w:r>
+    </w:p>
+    <w:p>
+      <w:pPr>
+        <w:tabs>
+          <w:tab w:val="left" w:leader="none" w:pos="0"/>
+        </w:tabs>
+        <w:ind w:left="0" w:firstLine="0"/>
+        <w:jc w:val="both"/>
+        <w:rPr/>
+      </w:pPr>
+      <w:r>
+        <w:rPr/>
+        <w:drawing>
+          <wp:inline distB="114300" distT="114300" distL="114300" distR="114300">
+            <wp:extent cx="5399730" cy="381000"/>
+            <wp:effectExtent b="0" l="0" r="0" t="0"/>
+            <wp:docPr id="17" name="image3.jpg"/>
+            <a:graphic>
+              <a:graphicData uri="http://schemas.openxmlformats.org/drawingml/2006/picture">
+                <pic:pic>
+                  <pic:nvPicPr>
+                    <pic:cNvPr id="0" name="image3.jpg"/>
+                    <pic:cNvPicPr preferRelativeResize="0"/>
+                  </pic:nvPicPr>
+                  <pic:blipFill>
+                    <a:blip r:embed="rId9"/>
+                    <a:srcRect b="0" l="0" r="0" t="0"/>
+                    <a:stretch>
+                      <a:fillRect/>
+                    </a:stretch>
+                  </pic:blipFill>
+                  <pic:spPr>
+                    <a:xfrm>
+                      <a:off x="0" y="0"/>
+                      <a:ext cx="5399730" cy="381000"/>
+                    </a:xfrm>
+                    <a:prstGeom prst="rect"/>
+                    <a:ln/>
+                  </pic:spPr>
+                </pic:pic>
+              </a:graphicData>
+            </a:graphic>
+          </wp:inline>
+        </w:drawing>
+      </w:r>
+      <w:r>
+        <w:rPr>
+          <w:rtl w:val="0"/>
+        </w:rPr>
+      </w:r>
+    </w:p>
+    <w:p>
+      <w:pPr>
+        <w:tabs>
+          <w:tab w:val="left" w:leader="none" w:pos="0"/>
+        </w:tabs>
+        <w:ind w:left="0" w:firstLine="0"/>
+        <w:jc w:val="both"/>
+        <w:rPr/>
+      </w:pPr>
+      <w:r>
+        <w:rPr>
+          <w:rtl w:val="0"/>
+        </w:rPr>
+        <w:t xml:space="preserve">Y además cuenta con 2283 carpetas:</w:t>
+      </w:r>
+    </w:p>
+    <w:p>
+      <w:pPr>
+        <w:tabs>
+          <w:tab w:val="left" w:leader="none" w:pos="0"/>
+        </w:tabs>
+        <w:ind w:left="0" w:firstLine="0"/>
+        <w:jc w:val="both"/>
+        <w:rPr/>
+      </w:pPr>
+      <w:r>
+        <w:rPr/>
+        <w:drawing>
+          <wp:inline distB="114300" distT="114300" distL="114300" distR="114300">
+            <wp:extent cx="5399730" cy="647700"/>
+            <wp:effectExtent b="0" l="0" r="0" t="0"/>
+            <wp:docPr id="14" name="image4.jpg"/>
+            <a:graphic>
+              <a:graphicData uri="http://schemas.openxmlformats.org/drawingml/2006/picture">
+                <pic:pic>
+                  <pic:nvPicPr>
+                    <pic:cNvPr id="0" name="image4.jpg"/>
+                    <pic:cNvPicPr preferRelativeResize="0"/>
+                  </pic:nvPicPr>
+                  <pic:blipFill>
+                    <a:blip r:embed="rId10"/>
+                    <a:srcRect b="0" l="0" r="0" t="0"/>
+                    <a:stretch>
+                      <a:fillRect/>
+                    </a:stretch>
+                  </pic:blipFill>
+                  <pic:spPr>
+                    <a:xfrm>
+                      <a:off x="0" y="0"/>
+                      <a:ext cx="5399730" cy="647700"/>
+                    </a:xfrm>
+                    <a:prstGeom prst="rect"/>
+                    <a:ln/>
+                  </pic:spPr>
+                </pic:pic>
+              </a:graphicData>
+            </a:graphic>
+          </wp:inline>
+        </w:drawing>
+      </w:r>
       <w:r>
         <w:rPr>
           <w:rtl w:val="0"/>
@@ -8753,10 +9108,10 @@
       </w:r>
     </w:p>
     <w:sectPr>
-      <w:headerReference r:id="rId9" w:type="default"/>
-      <w:footerReference r:id="rId10" w:type="default"/>
+      <w:headerReference r:id="rId11" w:type="default"/>
+      <w:footerReference r:id="rId12" w:type="default"/>
       <w:pgSz w:h="16838" w:w="11906" w:orient="portrait"/>
-      <w:pgMar w:bottom="1417" w:top="1535" w:left="1701" w:right="1701" w:header="567" w:footer="572"/>
+      <w:pgMar w:bottom="1417" w:top="1535" w:left="1701" w:right="1701" w:header="567" w:footer="0"/>
       <w:pgNumType w:start="1"/>
       <w:titlePg w:val="1"/>
     </w:sectPr>
@@ -8771,20 +9126,19 @@
       <w:tabs>
         <w:tab w:val="center" w:leader="none" w:pos="4252"/>
       </w:tabs>
+      <w:ind w:left="0" w:firstLine="0"/>
       <w:rPr/>
     </w:pPr>
     <w:r>
       <w:rPr>
         <w:rtl w:val="0"/>
       </w:rPr>
-      <w:tab/>
       <w:t xml:space="preserve">NexTech   </w:t>
       <w:tab/>
       <w:tab/>
       <w:tab/>
       <w:tab/>
-      <w:tab/>
-      <w:tab/>
+      <w:t xml:space="preserve"> </w:t>
     </w:r>
     <w:r>
       <w:rPr>
@@ -8830,10 +9184,10 @@
             <wp:anchor allowOverlap="1" behindDoc="0" distB="0" distT="0" distL="114300" distR="114300" hidden="0" layoutInCell="1" locked="0" relativeHeight="0" simplePos="0">
               <wp:simplePos x="0" y="0"/>
               <wp:positionH relativeFrom="column">
-                <wp:posOffset>107951</wp:posOffset>
+                <wp:posOffset>-592454</wp:posOffset>
               </wp:positionH>
               <wp:positionV relativeFrom="paragraph">
-                <wp:posOffset>-6349</wp:posOffset>
+                <wp:posOffset>104775</wp:posOffset>
               </wp:positionV>
               <wp:extent cx="103505" cy="824865"/>
               <wp:effectExtent b="0" l="0" r="0" t="0"/>
@@ -8891,20 +9245,20 @@
             <wp:anchor allowOverlap="1" behindDoc="0" distB="0" distT="0" distL="114300" distR="114300" hidden="0" layoutInCell="1" locked="0" relativeHeight="0" simplePos="0">
               <wp:simplePos x="0" y="0"/>
               <wp:positionH relativeFrom="column">
-                <wp:posOffset>107951</wp:posOffset>
+                <wp:posOffset>-592454</wp:posOffset>
               </wp:positionH>
               <wp:positionV relativeFrom="paragraph">
-                <wp:posOffset>-6349</wp:posOffset>
+                <wp:posOffset>104775</wp:posOffset>
               </wp:positionV>
               <wp:extent cx="103505" cy="824865"/>
               <wp:effectExtent b="0" l="0" r="0" t="0"/>
               <wp:wrapNone/>
-              <wp:docPr id="5" name="image7.png"/>
+              <wp:docPr id="5" name="image9.png"/>
               <a:graphic>
                 <a:graphicData uri="http://schemas.openxmlformats.org/drawingml/2006/picture">
                   <pic:pic>
                     <pic:nvPicPr>
-                      <pic:cNvPr id="0" name="image7.png"/>
+                      <pic:cNvPr id="0" name="image9.png"/>
                       <pic:cNvPicPr preferRelativeResize="0"/>
                     </pic:nvPicPr>
                     <pic:blipFill>
@@ -8937,10 +9291,10 @@
             <wp:anchor allowOverlap="1" behindDoc="0" distB="0" distT="0" distL="114300" distR="114300" hidden="0" layoutInCell="1" locked="0" relativeHeight="0" simplePos="0">
               <wp:simplePos x="0" y="0"/>
               <wp:positionH relativeFrom="column">
-                <wp:posOffset>107951</wp:posOffset>
+                <wp:posOffset>5888355</wp:posOffset>
               </wp:positionH>
               <wp:positionV relativeFrom="paragraph">
-                <wp:posOffset>-6349</wp:posOffset>
+                <wp:posOffset>109350</wp:posOffset>
               </wp:positionV>
               <wp:extent cx="103505" cy="824865"/>
               <wp:effectExtent b="0" l="0" r="0" t="0"/>
@@ -8998,20 +9352,20 @@
             <wp:anchor allowOverlap="1" behindDoc="0" distB="0" distT="0" distL="114300" distR="114300" hidden="0" layoutInCell="1" locked="0" relativeHeight="0" simplePos="0">
               <wp:simplePos x="0" y="0"/>
               <wp:positionH relativeFrom="column">
-                <wp:posOffset>107951</wp:posOffset>
+                <wp:posOffset>5888355</wp:posOffset>
               </wp:positionH>
               <wp:positionV relativeFrom="paragraph">
-                <wp:posOffset>-6349</wp:posOffset>
+                <wp:posOffset>109350</wp:posOffset>
               </wp:positionV>
               <wp:extent cx="103505" cy="824865"/>
               <wp:effectExtent b="0" l="0" r="0" t="0"/>
               <wp:wrapNone/>
-              <wp:docPr id="1" name="image3.png"/>
+              <wp:docPr id="1" name="image5.png"/>
               <a:graphic>
                 <a:graphicData uri="http://schemas.openxmlformats.org/drawingml/2006/picture">
                   <pic:pic>
                     <pic:nvPicPr>
-                      <pic:cNvPr id="0" name="image3.png"/>
+                      <pic:cNvPr id="0" name="image5.png"/>
                       <pic:cNvPicPr preferRelativeResize="0"/>
                     </pic:nvPicPr>
                     <pic:blipFill>
@@ -9044,10 +9398,10 @@
             <wp:anchor allowOverlap="1" behindDoc="0" distB="0" distT="0" distL="114300" distR="114300" hidden="0" layoutInCell="1" locked="0" relativeHeight="0" simplePos="0">
               <wp:simplePos x="0" y="0"/>
               <wp:positionH relativeFrom="column">
-                <wp:posOffset>-1533524</wp:posOffset>
+                <wp:posOffset>-1247774</wp:posOffset>
               </wp:positionH>
               <wp:positionV relativeFrom="paragraph">
-                <wp:posOffset>-187</wp:posOffset>
+                <wp:posOffset>114113</wp:posOffset>
               </wp:positionV>
               <wp:extent cx="7761605" cy="822325"/>
               <wp:effectExtent b="0" l="0" r="0" t="0"/>
@@ -9077,7 +9431,7 @@
                       </wpg:grpSpPr>
                       <wps:wsp>
                         <wps:cNvSpPr/>
-                        <wps:cNvPr id="11" name="Shape 11"/>
+                        <wps:cNvPr id="8" name="Shape 8"/>
                         <wps:spPr>
                           <a:xfrm>
                             <a:off x="0" y="0"/>
@@ -9189,20 +9543,20 @@
             <wp:anchor allowOverlap="1" behindDoc="0" distB="0" distT="0" distL="114300" distR="114300" hidden="0" layoutInCell="1" locked="0" relativeHeight="0" simplePos="0">
               <wp:simplePos x="0" y="0"/>
               <wp:positionH relativeFrom="column">
-                <wp:posOffset>-1533524</wp:posOffset>
+                <wp:posOffset>-1247774</wp:posOffset>
               </wp:positionH>
               <wp:positionV relativeFrom="paragraph">
-                <wp:posOffset>-187</wp:posOffset>
+                <wp:posOffset>114113</wp:posOffset>
               </wp:positionV>
               <wp:extent cx="7761605" cy="822325"/>
               <wp:effectExtent b="0" l="0" r="0" t="0"/>
               <wp:wrapNone/>
-              <wp:docPr id="10" name="image12.png"/>
+              <wp:docPr id="10" name="image14.png"/>
               <a:graphic>
                 <a:graphicData uri="http://schemas.openxmlformats.org/drawingml/2006/picture">
                   <pic:pic>
                     <pic:nvPicPr>
-                      <pic:cNvPr id="0" name="image12.png"/>
+                      <pic:cNvPr id="0" name="image14.png"/>
                       <pic:cNvPicPr preferRelativeResize="0"/>
                     </pic:nvPicPr>
                     <pic:blipFill>
@@ -9323,15 +9677,15 @@
         <wp:anchor allowOverlap="1" behindDoc="0" distB="0" distT="0" distL="114300" distR="114300" hidden="0" layoutInCell="1" locked="0" relativeHeight="0" simplePos="0">
           <wp:simplePos x="0" y="0"/>
           <wp:positionH relativeFrom="margin">
-            <wp:posOffset>4968875</wp:posOffset>
+            <wp:posOffset>4978718</wp:posOffset>
           </wp:positionH>
           <wp:positionV relativeFrom="margin">
-            <wp:posOffset>-860424</wp:posOffset>
+            <wp:posOffset>-930657</wp:posOffset>
           </wp:positionV>
           <wp:extent cx="828675" cy="828675"/>
           <wp:effectExtent b="0" l="0" r="0" t="0"/>
           <wp:wrapSquare wrapText="bothSides" distB="0" distT="0" distL="114300" distR="114300"/>
-          <wp:docPr descr="psi-negro.png" id="14" name="image2.png"/>
+          <wp:docPr descr="psi-negro.png" id="16" name="image2.png"/>
           <a:graphic>
             <a:graphicData uri="http://schemas.openxmlformats.org/drawingml/2006/picture">
               <pic:pic>
@@ -9453,6 +9807,200 @@
     <w:r>
       <w:rPr>
         <w:rFonts w:ascii="Cambria" w:cs="Cambria" w:eastAsia="Cambria" w:hAnsi="Cambria"/>
+      </w:rPr>
+      <mc:AlternateContent>
+        <mc:Choice Requires="wpg">
+          <w:drawing>
+            <wp:anchor allowOverlap="1" behindDoc="0" distB="0" distT="0" distL="114300" distR="114300" hidden="0" layoutInCell="1" locked="0" relativeHeight="0" simplePos="0">
+              <wp:simplePos x="0" y="0"/>
+              <wp:positionH relativeFrom="page">
+                <wp:posOffset>3338</wp:posOffset>
+              </wp:positionH>
+              <wp:positionV relativeFrom="page">
+                <wp:posOffset>803275</wp:posOffset>
+              </wp:positionV>
+              <wp:extent cx="7549515" cy="815340"/>
+              <wp:effectExtent b="0" l="0" r="0" t="0"/>
+              <wp:wrapNone/>
+              <wp:docPr id="6" name=""/>
+              <a:graphic>
+                <a:graphicData uri="http://schemas.microsoft.com/office/word/2010/wordprocessingGroup">
+                  <wpg:wgp>
+                    <wpg:cNvGrpSpPr/>
+                    <wpg:grpSpPr>
+                      <a:xfrm>
+                        <a:off x="1571225" y="3365975"/>
+                        <a:ext cx="7549515" cy="815340"/>
+                        <a:chOff x="1571225" y="3365975"/>
+                        <a:chExt cx="7549525" cy="821700"/>
+                      </a:xfrm>
+                    </wpg:grpSpPr>
+                    <wpg:grpSp>
+                      <wpg:cNvGrpSpPr/>
+                      <wpg:grpSpPr>
+                        <a:xfrm>
+                          <a:off x="1571243" y="3372330"/>
+                          <a:ext cx="7549500" cy="815340"/>
+                          <a:chOff x="0" y="0"/>
+                          <a:chExt cx="7549500" cy="815340"/>
+                        </a:xfrm>
+                      </wpg:grpSpPr>
+                      <wps:wsp>
+                        <wps:cNvSpPr/>
+                        <wps:cNvPr id="8" name="Shape 8"/>
+                        <wps:spPr>
+                          <a:xfrm>
+                            <a:off x="0" y="0"/>
+                            <a:ext cx="7549500" cy="815325"/>
+                          </a:xfrm>
+                          <a:prstGeom prst="rect">
+                            <a:avLst/>
+                          </a:prstGeom>
+                          <a:noFill/>
+                          <a:ln>
+                            <a:noFill/>
+                          </a:ln>
+                        </wps:spPr>
+                        <wps:txbx>
+                          <w:txbxContent>
+                            <w:p>
+                              <w:pPr>
+                                <w:spacing w:after="0" w:before="0" w:line="240"/>
+                                <w:ind w:left="0" w:right="0" w:firstLine="0"/>
+                                <w:jc w:val="left"/>
+                                <w:textDirection w:val="btLr"/>
+                              </w:pPr>
+                            </w:p>
+                          </w:txbxContent>
+                        </wps:txbx>
+                        <wps:bodyPr anchorCtr="0" anchor="ctr" bIns="91425" lIns="91425" spcFirstLastPara="1" rIns="91425" wrap="square" tIns="91425">
+                          <a:noAutofit/>
+                        </wps:bodyPr>
+                      </wps:wsp>
+                      <wps:wsp>
+                        <wps:cNvSpPr/>
+                        <wps:cNvPr id="9" name="Shape 9"/>
+                        <wps:spPr>
+                          <a:xfrm>
+                            <a:off x="0" y="0"/>
+                            <a:ext cx="7549037" cy="0"/>
+                          </a:xfrm>
+                          <a:custGeom>
+                            <a:rect b="b" l="l" r="r" t="t"/>
+                            <a:pathLst>
+                              <a:path extrusionOk="0" h="1" w="7549037">
+                                <a:moveTo>
+                                  <a:pt x="0" y="0"/>
+                                </a:moveTo>
+                                <a:lnTo>
+                                  <a:pt x="7549037" y="0"/>
+                                </a:lnTo>
+                              </a:path>
+                            </a:pathLst>
+                          </a:custGeom>
+                          <a:solidFill>
+                            <a:srgbClr val="FFFFFF"/>
+                          </a:solidFill>
+                          <a:ln cap="flat" cmpd="sng" w="12700">
+                            <a:solidFill>
+                              <a:srgbClr val="31849B"/>
+                            </a:solidFill>
+                            <a:prstDash val="solid"/>
+                            <a:round/>
+                            <a:headEnd len="sm" w="sm" type="none"/>
+                            <a:tailEnd len="sm" w="sm" type="none"/>
+                          </a:ln>
+                        </wps:spPr>
+                        <wps:bodyPr anchorCtr="0" anchor="ctr" bIns="91425" lIns="91425" spcFirstLastPara="1" rIns="91425" wrap="square" tIns="91425">
+                          <a:noAutofit/>
+                        </wps:bodyPr>
+                      </wps:wsp>
+                      <wps:wsp>
+                        <wps:cNvSpPr/>
+                        <wps:cNvPr id="10" name="Shape 10"/>
+                        <wps:spPr>
+                          <a:xfrm>
+                            <a:off x="0" y="0"/>
+                            <a:ext cx="1923282" cy="815340"/>
+                          </a:xfrm>
+                          <a:prstGeom prst="rect">
+                            <a:avLst/>
+                          </a:prstGeom>
+                          <a:noFill/>
+                          <a:ln>
+                            <a:noFill/>
+                          </a:ln>
+                        </wps:spPr>
+                        <wps:txbx>
+                          <w:txbxContent>
+                            <w:p>
+                              <w:pPr>
+                                <w:spacing w:after="0" w:before="0" w:line="240"/>
+                                <w:ind w:left="0" w:right="0" w:firstLine="0"/>
+                                <w:jc w:val="left"/>
+                                <w:textDirection w:val="btLr"/>
+                              </w:pPr>
+                            </w:p>
+                          </w:txbxContent>
+                        </wps:txbx>
+                        <wps:bodyPr anchorCtr="0" anchor="ctr" bIns="91425" lIns="91425" spcFirstLastPara="1" rIns="91425" wrap="square" tIns="91425">
+                          <a:noAutofit/>
+                        </wps:bodyPr>
+                      </wps:wsp>
+                    </wpg:grpSp>
+                  </wpg:wgp>
+                </a:graphicData>
+              </a:graphic>
+            </wp:anchor>
+          </w:drawing>
+        </mc:Choice>
+        <mc:Fallback>
+          <w:drawing>
+            <wp:anchor allowOverlap="1" behindDoc="0" distB="0" distT="0" distL="114300" distR="114300" hidden="0" layoutInCell="1" locked="0" relativeHeight="0" simplePos="0">
+              <wp:simplePos x="0" y="0"/>
+              <wp:positionH relativeFrom="page">
+                <wp:posOffset>3338</wp:posOffset>
+              </wp:positionH>
+              <wp:positionV relativeFrom="page">
+                <wp:posOffset>803275</wp:posOffset>
+              </wp:positionV>
+              <wp:extent cx="7549515" cy="815340"/>
+              <wp:effectExtent b="0" l="0" r="0" t="0"/>
+              <wp:wrapNone/>
+              <wp:docPr id="6" name="image10.png"/>
+              <a:graphic>
+                <a:graphicData uri="http://schemas.openxmlformats.org/drawingml/2006/picture">
+                  <pic:pic>
+                    <pic:nvPicPr>
+                      <pic:cNvPr id="0" name="image10.png"/>
+                      <pic:cNvPicPr preferRelativeResize="0"/>
+                    </pic:nvPicPr>
+                    <pic:blipFill>
+                      <a:blip r:embed="rId2"/>
+                      <a:srcRect/>
+                      <a:stretch>
+                        <a:fillRect/>
+                      </a:stretch>
+                    </pic:blipFill>
+                    <pic:spPr>
+                      <a:xfrm>
+                        <a:off x="0" y="0"/>
+                        <a:ext cx="7549515" cy="815340"/>
+                      </a:xfrm>
+                      <a:prstGeom prst="rect"/>
+                      <a:ln/>
+                    </pic:spPr>
+                  </pic:pic>
+                </a:graphicData>
+              </a:graphic>
+            </wp:anchor>
+          </w:drawing>
+        </mc:Fallback>
+      </mc:AlternateContent>
+    </w:r>
+    <w:r>
+      <w:rPr>
+        <w:rFonts w:ascii="Cambria" w:cs="Cambria" w:eastAsia="Cambria" w:hAnsi="Cambria"/>
         <w:rtl w:val="0"/>
       </w:rPr>
       <w:t xml:space="preserve">Kairos</w:t>
@@ -9492,7 +10040,7 @@
                   <pic:cNvPicPr preferRelativeResize="0"/>
                 </pic:nvPicPr>
                 <pic:blipFill>
-                  <a:blip r:embed="rId2"/>
+                  <a:blip r:embed="rId3"/>
                   <a:srcRect b="0" l="0" r="0" t="0"/>
                   <a:stretch>
                     <a:fillRect/>
@@ -9601,16 +10149,16 @@
               <wp:extent cx="103505" cy="811530"/>
               <wp:effectExtent b="0" l="0" r="0" t="0"/>
               <wp:wrapNone/>
-              <wp:docPr id="4" name="image6.png"/>
+              <wp:docPr id="4" name="image8.png"/>
               <a:graphic>
                 <a:graphicData uri="http://schemas.openxmlformats.org/drawingml/2006/picture">
                   <pic:pic>
                     <pic:nvPicPr>
-                      <pic:cNvPr id="0" name="image6.png"/>
+                      <pic:cNvPr id="0" name="image8.png"/>
                       <pic:cNvPicPr preferRelativeResize="0"/>
                     </pic:nvPicPr>
                     <pic:blipFill>
-                      <a:blip r:embed="rId3"/>
+                      <a:blip r:embed="rId2"/>
                       <a:srcRect/>
                       <a:stretch>
                         <a:fillRect/>
@@ -9721,16 +10269,16 @@
               <wp:extent cx="103505" cy="812165"/>
               <wp:effectExtent b="0" l="0" r="0" t="0"/>
               <wp:wrapNone/>
-              <wp:docPr id="2" name="image4.png"/>
+              <wp:docPr id="2" name="image6.png"/>
               <a:graphic>
                 <a:graphicData uri="http://schemas.openxmlformats.org/drawingml/2006/picture">
                   <pic:pic>
                     <pic:nvPicPr>
-                      <pic:cNvPr id="0" name="image4.png"/>
+                      <pic:cNvPr id="0" name="image6.png"/>
                       <pic:cNvPicPr preferRelativeResize="0"/>
                     </pic:nvPicPr>
                     <pic:blipFill>
-                      <a:blip r:embed="rId3"/>
+                      <a:blip r:embed="rId2"/>
                       <a:srcRect/>
                       <a:stretch>
                         <a:fillRect/>
@@ -9765,210 +10313,6 @@
         <w:u w:val="none"/>
         <w:shd w:fill="auto" w:val="clear"/>
         <w:vertAlign w:val="baseline"/>
-      </w:rPr>
-      <mc:AlternateContent>
-        <mc:Choice Requires="wpg">
-          <w:drawing>
-            <wp:anchor allowOverlap="1" behindDoc="0" distB="0" distT="0" distL="114300" distR="114300" hidden="0" layoutInCell="1" locked="0" relativeHeight="0" simplePos="0">
-              <wp:simplePos x="0" y="0"/>
-              <wp:positionH relativeFrom="page">
-                <wp:align>center</wp:align>
-              </wp:positionH>
-              <wp:positionV relativeFrom="page">
-                <wp:align>top</wp:align>
-              </wp:positionV>
-              <wp:extent cx="7549515" cy="815340"/>
-              <wp:effectExtent b="0" l="0" r="0" t="0"/>
-              <wp:wrapNone/>
-              <wp:docPr id="9" name=""/>
-              <a:graphic>
-                <a:graphicData uri="http://schemas.microsoft.com/office/word/2010/wordprocessingGroup">
-                  <wpg:wgp>
-                    <wpg:cNvGrpSpPr/>
-                    <wpg:grpSpPr>
-                      <a:xfrm>
-                        <a:off x="1571225" y="3365975"/>
-                        <a:ext cx="7549515" cy="815340"/>
-                        <a:chOff x="1571225" y="3365975"/>
-                        <a:chExt cx="7549525" cy="821700"/>
-                      </a:xfrm>
-                    </wpg:grpSpPr>
-                    <wpg:grpSp>
-                      <wpg:cNvGrpSpPr/>
-                      <wpg:grpSpPr>
-                        <a:xfrm>
-                          <a:off x="1571243" y="3372330"/>
-                          <a:ext cx="7549500" cy="815340"/>
-                          <a:chOff x="0" y="0"/>
-                          <a:chExt cx="7549500" cy="815340"/>
-                        </a:xfrm>
-                      </wpg:grpSpPr>
-                      <wps:wsp>
-                        <wps:cNvSpPr/>
-                        <wps:cNvPr id="11" name="Shape 11"/>
-                        <wps:spPr>
-                          <a:xfrm>
-                            <a:off x="0" y="0"/>
-                            <a:ext cx="7549500" cy="815325"/>
-                          </a:xfrm>
-                          <a:prstGeom prst="rect">
-                            <a:avLst/>
-                          </a:prstGeom>
-                          <a:noFill/>
-                          <a:ln>
-                            <a:noFill/>
-                          </a:ln>
-                        </wps:spPr>
-                        <wps:txbx>
-                          <w:txbxContent>
-                            <w:p>
-                              <w:pPr>
-                                <w:spacing w:after="0" w:before="0" w:line="240"/>
-                                <w:ind w:left="0" w:right="0" w:firstLine="0"/>
-                                <w:jc w:val="left"/>
-                                <w:textDirection w:val="btLr"/>
-                              </w:pPr>
-                            </w:p>
-                          </w:txbxContent>
-                        </wps:txbx>
-                        <wps:bodyPr anchorCtr="0" anchor="ctr" bIns="91425" lIns="91425" spcFirstLastPara="1" rIns="91425" wrap="square" tIns="91425">
-                          <a:noAutofit/>
-                        </wps:bodyPr>
-                      </wps:wsp>
-                      <wps:wsp>
-                        <wps:cNvSpPr/>
-                        <wps:cNvPr id="12" name="Shape 12"/>
-                        <wps:spPr>
-                          <a:xfrm>
-                            <a:off x="0" y="0"/>
-                            <a:ext cx="7549037" cy="0"/>
-                          </a:xfrm>
-                          <a:custGeom>
-                            <a:rect b="b" l="l" r="r" t="t"/>
-                            <a:pathLst>
-                              <a:path extrusionOk="0" h="1" w="7549037">
-                                <a:moveTo>
-                                  <a:pt x="0" y="0"/>
-                                </a:moveTo>
-                                <a:lnTo>
-                                  <a:pt x="7549037" y="0"/>
-                                </a:lnTo>
-                              </a:path>
-                            </a:pathLst>
-                          </a:custGeom>
-                          <a:solidFill>
-                            <a:srgbClr val="FFFFFF"/>
-                          </a:solidFill>
-                          <a:ln cap="flat" cmpd="sng" w="12700">
-                            <a:solidFill>
-                              <a:srgbClr val="31849B"/>
-                            </a:solidFill>
-                            <a:prstDash val="solid"/>
-                            <a:round/>
-                            <a:headEnd len="sm" w="sm" type="none"/>
-                            <a:tailEnd len="sm" w="sm" type="none"/>
-                          </a:ln>
-                        </wps:spPr>
-                        <wps:bodyPr anchorCtr="0" anchor="ctr" bIns="91425" lIns="91425" spcFirstLastPara="1" rIns="91425" wrap="square" tIns="91425">
-                          <a:noAutofit/>
-                        </wps:bodyPr>
-                      </wps:wsp>
-                      <wps:wsp>
-                        <wps:cNvSpPr/>
-                        <wps:cNvPr id="13" name="Shape 13"/>
-                        <wps:spPr>
-                          <a:xfrm>
-                            <a:off x="0" y="0"/>
-                            <a:ext cx="1923282" cy="815340"/>
-                          </a:xfrm>
-                          <a:prstGeom prst="rect">
-                            <a:avLst/>
-                          </a:prstGeom>
-                          <a:noFill/>
-                          <a:ln>
-                            <a:noFill/>
-                          </a:ln>
-                        </wps:spPr>
-                        <wps:txbx>
-                          <w:txbxContent>
-                            <w:p>
-                              <w:pPr>
-                                <w:spacing w:after="0" w:before="0" w:line="240"/>
-                                <w:ind w:left="0" w:right="0" w:firstLine="0"/>
-                                <w:jc w:val="left"/>
-                                <w:textDirection w:val="btLr"/>
-                              </w:pPr>
-                            </w:p>
-                          </w:txbxContent>
-                        </wps:txbx>
-                        <wps:bodyPr anchorCtr="0" anchor="ctr" bIns="91425" lIns="91425" spcFirstLastPara="1" rIns="91425" wrap="square" tIns="91425">
-                          <a:noAutofit/>
-                        </wps:bodyPr>
-                      </wps:wsp>
-                    </wpg:grpSp>
-                  </wpg:wgp>
-                </a:graphicData>
-              </a:graphic>
-            </wp:anchor>
-          </w:drawing>
-        </mc:Choice>
-        <mc:Fallback>
-          <w:drawing>
-            <wp:anchor allowOverlap="1" behindDoc="0" distB="0" distT="0" distL="114300" distR="114300" hidden="0" layoutInCell="1" locked="0" relativeHeight="0" simplePos="0">
-              <wp:simplePos x="0" y="0"/>
-              <wp:positionH relativeFrom="page">
-                <wp:align>center</wp:align>
-              </wp:positionH>
-              <wp:positionV relativeFrom="page">
-                <wp:align>top</wp:align>
-              </wp:positionV>
-              <wp:extent cx="7549515" cy="815340"/>
-              <wp:effectExtent b="0" l="0" r="0" t="0"/>
-              <wp:wrapNone/>
-              <wp:docPr id="9" name="image11.png"/>
-              <a:graphic>
-                <a:graphicData uri="http://schemas.openxmlformats.org/drawingml/2006/picture">
-                  <pic:pic>
-                    <pic:nvPicPr>
-                      <pic:cNvPr id="0" name="image11.png"/>
-                      <pic:cNvPicPr preferRelativeResize="0"/>
-                    </pic:nvPicPr>
-                    <pic:blipFill>
-                      <a:blip r:embed="rId3"/>
-                      <a:srcRect/>
-                      <a:stretch>
-                        <a:fillRect/>
-                      </a:stretch>
-                    </pic:blipFill>
-                    <pic:spPr>
-                      <a:xfrm>
-                        <a:off x="0" y="0"/>
-                        <a:ext cx="7549515" cy="815340"/>
-                      </a:xfrm>
-                      <a:prstGeom prst="rect"/>
-                      <a:ln/>
-                    </pic:spPr>
-                  </pic:pic>
-                </a:graphicData>
-              </a:graphic>
-            </wp:anchor>
-          </w:drawing>
-        </mc:Fallback>
-      </mc:AlternateContent>
-    </w:r>
-    <w:r>
-      <w:rPr>
-        <w:rFonts w:ascii="Cambria" w:cs="Cambria" w:eastAsia="Cambria" w:hAnsi="Cambria"/>
-        <w:b w:val="0"/>
-        <w:i w:val="0"/>
-        <w:smallCaps w:val="0"/>
-        <w:strike w:val="0"/>
-        <w:color w:val="000000"/>
-        <w:sz w:val="22"/>
-        <w:szCs w:val="22"/>
-        <w:u w:val="none"/>
-        <w:shd w:fill="auto" w:val="clear"/>
-        <w:vertAlign w:val="baseline"/>
         <w:rtl w:val="0"/>
       </w:rPr>
       <w:tab/>
@@ -10093,7 +10437,7 @@
     <w:lvl w:ilvl="0">
       <w:start w:val="1"/>
       <w:numFmt w:val="bullet"/>
-      <w:lvlText w:val="●"/>
+      <w:lvlText w:val="-"/>
       <w:lvlJc w:val="left"/>
       <w:pPr>
         <w:ind w:left="720" w:hanging="360"/>
@@ -10105,7 +10449,7 @@
     <w:lvl w:ilvl="1">
       <w:start w:val="1"/>
       <w:numFmt w:val="bullet"/>
-      <w:lvlText w:val="○"/>
+      <w:lvlText w:val="-"/>
       <w:lvlJc w:val="left"/>
       <w:pPr>
         <w:ind w:left="1440" w:hanging="360"/>
@@ -10117,7 +10461,7 @@
     <w:lvl w:ilvl="2">
       <w:start w:val="1"/>
       <w:numFmt w:val="bullet"/>
-      <w:lvlText w:val="■"/>
+      <w:lvlText w:val="-"/>
       <w:lvlJc w:val="left"/>
       <w:pPr>
         <w:ind w:left="2160" w:hanging="360"/>
@@ -10129,7 +10473,7 @@
     <w:lvl w:ilvl="3">
       <w:start w:val="1"/>
       <w:numFmt w:val="bullet"/>
-      <w:lvlText w:val="●"/>
+      <w:lvlText w:val="-"/>
       <w:lvlJc w:val="left"/>
       <w:pPr>
         <w:ind w:left="2880" w:hanging="360"/>
@@ -10141,7 +10485,7 @@
     <w:lvl w:ilvl="4">
       <w:start w:val="1"/>
       <w:numFmt w:val="bullet"/>
-      <w:lvlText w:val="○"/>
+      <w:lvlText w:val="-"/>
       <w:lvlJc w:val="left"/>
       <w:pPr>
         <w:ind w:left="3600" w:hanging="360"/>
@@ -10153,7 +10497,7 @@
     <w:lvl w:ilvl="5">
       <w:start w:val="1"/>
       <w:numFmt w:val="bullet"/>
-      <w:lvlText w:val="■"/>
+      <w:lvlText w:val="-"/>
       <w:lvlJc w:val="left"/>
       <w:pPr>
         <w:ind w:left="4320" w:hanging="360"/>
@@ -10165,7 +10509,7 @@
     <w:lvl w:ilvl="6">
       <w:start w:val="1"/>
       <w:numFmt w:val="bullet"/>
-      <w:lvlText w:val="●"/>
+      <w:lvlText w:val="-"/>
       <w:lvlJc w:val="left"/>
       <w:pPr>
         <w:ind w:left="5040" w:hanging="360"/>
@@ -10177,7 +10521,7 @@
     <w:lvl w:ilvl="7">
       <w:start w:val="1"/>
       <w:numFmt w:val="bullet"/>
-      <w:lvlText w:val="○"/>
+      <w:lvlText w:val="-"/>
       <w:lvlJc w:val="left"/>
       <w:pPr>
         <w:ind w:left="5760" w:hanging="360"/>
@@ -10189,7 +10533,7 @@
     <w:lvl w:ilvl="8">
       <w:start w:val="1"/>
       <w:numFmt w:val="bullet"/>
-      <w:lvlText w:val="■"/>
+      <w:lvlText w:val="-"/>
       <w:lvlJc w:val="left"/>
       <w:pPr>
         <w:ind w:left="6480" w:hanging="360"/>
@@ -10313,7 +10657,7 @@
     <w:lvl w:ilvl="0">
       <w:start w:val="1"/>
       <w:numFmt w:val="bullet"/>
-      <w:lvlText w:val="●"/>
+      <w:lvlText w:val="-"/>
       <w:lvlJc w:val="left"/>
       <w:pPr>
         <w:ind w:left="720" w:hanging="360"/>
@@ -10325,7 +10669,7 @@
     <w:lvl w:ilvl="1">
       <w:start w:val="1"/>
       <w:numFmt w:val="bullet"/>
-      <w:lvlText w:val="○"/>
+      <w:lvlText w:val="-"/>
       <w:lvlJc w:val="left"/>
       <w:pPr>
         <w:ind w:left="1440" w:hanging="360"/>
@@ -10337,7 +10681,7 @@
     <w:lvl w:ilvl="2">
       <w:start w:val="1"/>
       <w:numFmt w:val="bullet"/>
-      <w:lvlText w:val="■"/>
+      <w:lvlText w:val="-"/>
       <w:lvlJc w:val="left"/>
       <w:pPr>
         <w:ind w:left="2160" w:hanging="360"/>
@@ -10349,7 +10693,7 @@
     <w:lvl w:ilvl="3">
       <w:start w:val="1"/>
       <w:numFmt w:val="bullet"/>
-      <w:lvlText w:val="●"/>
+      <w:lvlText w:val="-"/>
       <w:lvlJc w:val="left"/>
       <w:pPr>
         <w:ind w:left="2880" w:hanging="360"/>
@@ -10361,7 +10705,7 @@
     <w:lvl w:ilvl="4">
       <w:start w:val="1"/>
       <w:numFmt w:val="bullet"/>
-      <w:lvlText w:val="○"/>
+      <w:lvlText w:val="-"/>
       <w:lvlJc w:val="left"/>
       <w:pPr>
         <w:ind w:left="3600" w:hanging="360"/>
@@ -10373,7 +10717,7 @@
     <w:lvl w:ilvl="5">
       <w:start w:val="1"/>
       <w:numFmt w:val="bullet"/>
-      <w:lvlText w:val="■"/>
+      <w:lvlText w:val="-"/>
       <w:lvlJc w:val="left"/>
       <w:pPr>
         <w:ind w:left="4320" w:hanging="360"/>
@@ -10385,7 +10729,7 @@
     <w:lvl w:ilvl="6">
       <w:start w:val="1"/>
       <w:numFmt w:val="bullet"/>
-      <w:lvlText w:val="●"/>
+      <w:lvlText w:val="-"/>
       <w:lvlJc w:val="left"/>
       <w:pPr>
         <w:ind w:left="5040" w:hanging="360"/>
@@ -10397,7 +10741,7 @@
     <w:lvl w:ilvl="7">
       <w:start w:val="1"/>
       <w:numFmt w:val="bullet"/>
-      <w:lvlText w:val="○"/>
+      <w:lvlText w:val="-"/>
       <w:lvlJc w:val="left"/>
       <w:pPr>
         <w:ind w:left="5760" w:hanging="360"/>
@@ -10409,7 +10753,7 @@
     <w:lvl w:ilvl="8">
       <w:start w:val="1"/>
       <w:numFmt w:val="bullet"/>
-      <w:lvlText w:val="■"/>
+      <w:lvlText w:val="-"/>
       <w:lvlJc w:val="left"/>
       <w:pPr>
         <w:ind w:left="6480" w:hanging="360"/>
@@ -10422,108 +10766,110 @@
   <w:abstractNum w:abstractNumId="5">
     <w:lvl w:ilvl="0">
       <w:start w:val="1"/>
-      <w:numFmt w:val="decimal"/>
-      <w:lvlText w:val="%1."/>
+      <w:numFmt w:val="bullet"/>
+      <w:lvlText w:val="-"/>
       <w:lvlJc w:val="left"/>
       <w:pPr>
-        <w:ind w:left="1072" w:hanging="360"/>
-      </w:pPr>
-      <w:rPr/>
+        <w:ind w:left="720" w:hanging="360"/>
+      </w:pPr>
+      <w:rPr>
+        <w:u w:val="none"/>
+      </w:rPr>
     </w:lvl>
     <w:lvl w:ilvl="1">
       <w:start w:val="1"/>
       <w:numFmt w:val="bullet"/>
-      <w:lvlText w:val="o"/>
+      <w:lvlText w:val="-"/>
       <w:lvlJc w:val="left"/>
       <w:pPr>
-        <w:ind w:left="1792" w:hanging="360"/>
-      </w:pPr>
-      <w:rPr>
-        <w:rFonts w:ascii="Courier New" w:cs="Courier New" w:eastAsia="Courier New" w:hAnsi="Courier New"/>
+        <w:ind w:left="1440" w:hanging="360"/>
+      </w:pPr>
+      <w:rPr>
+        <w:u w:val="none"/>
       </w:rPr>
     </w:lvl>
     <w:lvl w:ilvl="2">
       <w:start w:val="1"/>
       <w:numFmt w:val="bullet"/>
-      <w:lvlText w:val="▪"/>
+      <w:lvlText w:val="-"/>
       <w:lvlJc w:val="left"/>
       <w:pPr>
-        <w:ind w:left="2512" w:hanging="360"/>
-      </w:pPr>
-      <w:rPr>
-        <w:rFonts w:ascii="Noto Sans Symbols" w:cs="Noto Sans Symbols" w:eastAsia="Noto Sans Symbols" w:hAnsi="Noto Sans Symbols"/>
+        <w:ind w:left="2160" w:hanging="360"/>
+      </w:pPr>
+      <w:rPr>
+        <w:u w:val="none"/>
       </w:rPr>
     </w:lvl>
     <w:lvl w:ilvl="3">
       <w:start w:val="1"/>
       <w:numFmt w:val="bullet"/>
-      <w:lvlText w:val="●"/>
+      <w:lvlText w:val="-"/>
       <w:lvlJc w:val="left"/>
       <w:pPr>
-        <w:ind w:left="3232" w:hanging="360"/>
-      </w:pPr>
-      <w:rPr>
-        <w:rFonts w:ascii="Noto Sans Symbols" w:cs="Noto Sans Symbols" w:eastAsia="Noto Sans Symbols" w:hAnsi="Noto Sans Symbols"/>
+        <w:ind w:left="2880" w:hanging="360"/>
+      </w:pPr>
+      <w:rPr>
+        <w:u w:val="none"/>
       </w:rPr>
     </w:lvl>
     <w:lvl w:ilvl="4">
       <w:start w:val="1"/>
       <w:numFmt w:val="bullet"/>
-      <w:lvlText w:val="o"/>
+      <w:lvlText w:val="-"/>
       <w:lvlJc w:val="left"/>
       <w:pPr>
-        <w:ind w:left="3952" w:hanging="360"/>
-      </w:pPr>
-      <w:rPr>
-        <w:rFonts w:ascii="Courier New" w:cs="Courier New" w:eastAsia="Courier New" w:hAnsi="Courier New"/>
+        <w:ind w:left="3600" w:hanging="360"/>
+      </w:pPr>
+      <w:rPr>
+        <w:u w:val="none"/>
       </w:rPr>
     </w:lvl>
     <w:lvl w:ilvl="5">
       <w:start w:val="1"/>
       <w:numFmt w:val="bullet"/>
-      <w:lvlText w:val="▪"/>
+      <w:lvlText w:val="-"/>
       <w:lvlJc w:val="left"/>
       <w:pPr>
-        <w:ind w:left="4672" w:hanging="360"/>
-      </w:pPr>
-      <w:rPr>
-        <w:rFonts w:ascii="Noto Sans Symbols" w:cs="Noto Sans Symbols" w:eastAsia="Noto Sans Symbols" w:hAnsi="Noto Sans Symbols"/>
+        <w:ind w:left="4320" w:hanging="360"/>
+      </w:pPr>
+      <w:rPr>
+        <w:u w:val="none"/>
       </w:rPr>
     </w:lvl>
     <w:lvl w:ilvl="6">
       <w:start w:val="1"/>
       <w:numFmt w:val="bullet"/>
-      <w:lvlText w:val="●"/>
+      <w:lvlText w:val="-"/>
       <w:lvlJc w:val="left"/>
       <w:pPr>
-        <w:ind w:left="5392" w:hanging="360"/>
-      </w:pPr>
-      <w:rPr>
-        <w:rFonts w:ascii="Noto Sans Symbols" w:cs="Noto Sans Symbols" w:eastAsia="Noto Sans Symbols" w:hAnsi="Noto Sans Symbols"/>
+        <w:ind w:left="5040" w:hanging="360"/>
+      </w:pPr>
+      <w:rPr>
+        <w:u w:val="none"/>
       </w:rPr>
     </w:lvl>
     <w:lvl w:ilvl="7">
       <w:start w:val="1"/>
       <w:numFmt w:val="bullet"/>
-      <w:lvlText w:val="o"/>
+      <w:lvlText w:val="-"/>
       <w:lvlJc w:val="left"/>
       <w:pPr>
-        <w:ind w:left="6112" w:hanging="360"/>
-      </w:pPr>
-      <w:rPr>
-        <w:rFonts w:ascii="Courier New" w:cs="Courier New" w:eastAsia="Courier New" w:hAnsi="Courier New"/>
+        <w:ind w:left="5760" w:hanging="360"/>
+      </w:pPr>
+      <w:rPr>
+        <w:u w:val="none"/>
       </w:rPr>
     </w:lvl>
     <w:lvl w:ilvl="8">
       <w:start w:val="1"/>
       <w:numFmt w:val="bullet"/>
-      <w:lvlText w:val="▪"/>
+      <w:lvlText w:val="-"/>
       <w:lvlJc w:val="left"/>
       <w:pPr>
-        <w:ind w:left="6832" w:hanging="360"/>
-      </w:pPr>
-      <w:rPr>
-        <w:rFonts w:ascii="Noto Sans Symbols" w:cs="Noto Sans Symbols" w:eastAsia="Noto Sans Symbols" w:hAnsi="Noto Sans Symbols"/>
+        <w:ind w:left="6480" w:hanging="360"/>
+      </w:pPr>
+      <w:rPr>
+        <w:u w:val="none"/>
       </w:rPr>
     </w:lvl>
   </w:abstractNum>
@@ -10537,31 +10883,31 @@
         <w:ind w:left="720" w:hanging="360"/>
       </w:pPr>
       <w:rPr>
-        <w:rFonts w:ascii="Noto Sans Symbols" w:cs="Noto Sans Symbols" w:eastAsia="Noto Sans Symbols" w:hAnsi="Noto Sans Symbols"/>
+        <w:u w:val="none"/>
       </w:rPr>
     </w:lvl>
     <w:lvl w:ilvl="1">
       <w:start w:val="1"/>
       <w:numFmt w:val="bullet"/>
-      <w:lvlText w:val="o"/>
+      <w:lvlText w:val="○"/>
       <w:lvlJc w:val="left"/>
       <w:pPr>
         <w:ind w:left="1440" w:hanging="360"/>
       </w:pPr>
       <w:rPr>
-        <w:rFonts w:ascii="Courier New" w:cs="Courier New" w:eastAsia="Courier New" w:hAnsi="Courier New"/>
+        <w:u w:val="none"/>
       </w:rPr>
     </w:lvl>
     <w:lvl w:ilvl="2">
       <w:start w:val="1"/>
       <w:numFmt w:val="bullet"/>
-      <w:lvlText w:val="▪"/>
+      <w:lvlText w:val="■"/>
       <w:lvlJc w:val="left"/>
       <w:pPr>
         <w:ind w:left="2160" w:hanging="360"/>
       </w:pPr>
       <w:rPr>
-        <w:rFonts w:ascii="Noto Sans Symbols" w:cs="Noto Sans Symbols" w:eastAsia="Noto Sans Symbols" w:hAnsi="Noto Sans Symbols"/>
+        <w:u w:val="none"/>
       </w:rPr>
     </w:lvl>
     <w:lvl w:ilvl="3">
@@ -10573,31 +10919,31 @@
         <w:ind w:left="2880" w:hanging="360"/>
       </w:pPr>
       <w:rPr>
-        <w:rFonts w:ascii="Noto Sans Symbols" w:cs="Noto Sans Symbols" w:eastAsia="Noto Sans Symbols" w:hAnsi="Noto Sans Symbols"/>
+        <w:u w:val="none"/>
       </w:rPr>
     </w:lvl>
     <w:lvl w:ilvl="4">
       <w:start w:val="1"/>
       <w:numFmt w:val="bullet"/>
-      <w:lvlText w:val="o"/>
+      <w:lvlText w:val="○"/>
       <w:lvlJc w:val="left"/>
       <w:pPr>
         <w:ind w:left="3600" w:hanging="360"/>
       </w:pPr>
       <w:rPr>
-        <w:rFonts w:ascii="Courier New" w:cs="Courier New" w:eastAsia="Courier New" w:hAnsi="Courier New"/>
+        <w:u w:val="none"/>
       </w:rPr>
     </w:lvl>
     <w:lvl w:ilvl="5">
       <w:start w:val="1"/>
       <w:numFmt w:val="bullet"/>
-      <w:lvlText w:val="▪"/>
+      <w:lvlText w:val="■"/>
       <w:lvlJc w:val="left"/>
       <w:pPr>
         <w:ind w:left="4320" w:hanging="360"/>
       </w:pPr>
       <w:rPr>
-        <w:rFonts w:ascii="Noto Sans Symbols" w:cs="Noto Sans Symbols" w:eastAsia="Noto Sans Symbols" w:hAnsi="Noto Sans Symbols"/>
+        <w:u w:val="none"/>
       </w:rPr>
     </w:lvl>
     <w:lvl w:ilvl="6">
@@ -10609,31 +10955,31 @@
         <w:ind w:left="5040" w:hanging="360"/>
       </w:pPr>
       <w:rPr>
-        <w:rFonts w:ascii="Noto Sans Symbols" w:cs="Noto Sans Symbols" w:eastAsia="Noto Sans Symbols" w:hAnsi="Noto Sans Symbols"/>
+        <w:u w:val="none"/>
       </w:rPr>
     </w:lvl>
     <w:lvl w:ilvl="7">
       <w:start w:val="1"/>
       <w:numFmt w:val="bullet"/>
-      <w:lvlText w:val="o"/>
+      <w:lvlText w:val="○"/>
       <w:lvlJc w:val="left"/>
       <w:pPr>
         <w:ind w:left="5760" w:hanging="360"/>
       </w:pPr>
       <w:rPr>
-        <w:rFonts w:ascii="Courier New" w:cs="Courier New" w:eastAsia="Courier New" w:hAnsi="Courier New"/>
+        <w:u w:val="none"/>
       </w:rPr>
     </w:lvl>
     <w:lvl w:ilvl="8">
       <w:start w:val="1"/>
       <w:numFmt w:val="bullet"/>
-      <w:lvlText w:val="▪"/>
+      <w:lvlText w:val="■"/>
       <w:lvlJc w:val="left"/>
       <w:pPr>
         <w:ind w:left="6480" w:hanging="360"/>
       </w:pPr>
       <w:rPr>
-        <w:rFonts w:ascii="Noto Sans Symbols" w:cs="Noto Sans Symbols" w:eastAsia="Noto Sans Symbols" w:hAnsi="Noto Sans Symbols"/>
+        <w:u w:val="none"/>
       </w:rPr>
     </w:lvl>
   </w:abstractNum>
@@ -10750,38 +11096,36 @@
   <w:abstractNum w:abstractNumId="8">
     <w:lvl w:ilvl="0">
       <w:start w:val="1"/>
-      <w:numFmt w:val="bullet"/>
-      <w:lvlText w:val="●"/>
+      <w:numFmt w:val="decimal"/>
+      <w:lvlText w:val="%1."/>
       <w:lvlJc w:val="left"/>
       <w:pPr>
-        <w:ind w:left="720" w:hanging="360"/>
-      </w:pPr>
-      <w:rPr>
-        <w:u w:val="none"/>
-      </w:rPr>
+        <w:ind w:left="1072" w:hanging="360"/>
+      </w:pPr>
+      <w:rPr/>
     </w:lvl>
     <w:lvl w:ilvl="1">
       <w:start w:val="1"/>
       <w:numFmt w:val="bullet"/>
-      <w:lvlText w:val="○"/>
+      <w:lvlText w:val="o"/>
       <w:lvlJc w:val="left"/>
       <w:pPr>
-        <w:ind w:left="1440" w:hanging="360"/>
-      </w:pPr>
-      <w:rPr>
-        <w:u w:val="none"/>
+        <w:ind w:left="1792" w:hanging="360"/>
+      </w:pPr>
+      <w:rPr>
+        <w:rFonts w:ascii="Courier New" w:cs="Courier New" w:eastAsia="Courier New" w:hAnsi="Courier New"/>
       </w:rPr>
     </w:lvl>
     <w:lvl w:ilvl="2">
       <w:start w:val="1"/>
       <w:numFmt w:val="bullet"/>
-      <w:lvlText w:val="■"/>
+      <w:lvlText w:val="▪"/>
       <w:lvlJc w:val="left"/>
       <w:pPr>
-        <w:ind w:left="2160" w:hanging="360"/>
-      </w:pPr>
-      <w:rPr>
-        <w:u w:val="none"/>
+        <w:ind w:left="2512" w:hanging="360"/>
+      </w:pPr>
+      <w:rPr>
+        <w:rFonts w:ascii="Noto Sans Symbols" w:cs="Noto Sans Symbols" w:eastAsia="Noto Sans Symbols" w:hAnsi="Noto Sans Symbols"/>
       </w:rPr>
     </w:lvl>
     <w:lvl w:ilvl="3">
@@ -10790,34 +11134,34 @@
       <w:lvlText w:val="●"/>
       <w:lvlJc w:val="left"/>
       <w:pPr>
-        <w:ind w:left="2880" w:hanging="360"/>
-      </w:pPr>
-      <w:rPr>
-        <w:u w:val="none"/>
+        <w:ind w:left="3232" w:hanging="360"/>
+      </w:pPr>
+      <w:rPr>
+        <w:rFonts w:ascii="Noto Sans Symbols" w:cs="Noto Sans Symbols" w:eastAsia="Noto Sans Symbols" w:hAnsi="Noto Sans Symbols"/>
       </w:rPr>
     </w:lvl>
     <w:lvl w:ilvl="4">
       <w:start w:val="1"/>
       <w:numFmt w:val="bullet"/>
-      <w:lvlText w:val="○"/>
+      <w:lvlText w:val="o"/>
       <w:lvlJc w:val="left"/>
       <w:pPr>
-        <w:ind w:left="3600" w:hanging="360"/>
-      </w:pPr>
-      <w:rPr>
-        <w:u w:val="none"/>
+        <w:ind w:left="3952" w:hanging="360"/>
+      </w:pPr>
+      <w:rPr>
+        <w:rFonts w:ascii="Courier New" w:cs="Courier New" w:eastAsia="Courier New" w:hAnsi="Courier New"/>
       </w:rPr>
     </w:lvl>
     <w:lvl w:ilvl="5">
       <w:start w:val="1"/>
       <w:numFmt w:val="bullet"/>
-      <w:lvlText w:val="■"/>
+      <w:lvlText w:val="▪"/>
       <w:lvlJc w:val="left"/>
       <w:pPr>
-        <w:ind w:left="4320" w:hanging="360"/>
-      </w:pPr>
-      <w:rPr>
-        <w:u w:val="none"/>
+        <w:ind w:left="4672" w:hanging="360"/>
+      </w:pPr>
+      <w:rPr>
+        <w:rFonts w:ascii="Noto Sans Symbols" w:cs="Noto Sans Symbols" w:eastAsia="Noto Sans Symbols" w:hAnsi="Noto Sans Symbols"/>
       </w:rPr>
     </w:lvl>
     <w:lvl w:ilvl="6">
@@ -10826,34 +11170,34 @@
       <w:lvlText w:val="●"/>
       <w:lvlJc w:val="left"/>
       <w:pPr>
-        <w:ind w:left="5040" w:hanging="360"/>
-      </w:pPr>
-      <w:rPr>
-        <w:u w:val="none"/>
+        <w:ind w:left="5392" w:hanging="360"/>
+      </w:pPr>
+      <w:rPr>
+        <w:rFonts w:ascii="Noto Sans Symbols" w:cs="Noto Sans Symbols" w:eastAsia="Noto Sans Symbols" w:hAnsi="Noto Sans Symbols"/>
       </w:rPr>
     </w:lvl>
     <w:lvl w:ilvl="7">
       <w:start w:val="1"/>
       <w:numFmt w:val="bullet"/>
-      <w:lvlText w:val="○"/>
+      <w:lvlText w:val="o"/>
       <w:lvlJc w:val="left"/>
       <w:pPr>
-        <w:ind w:left="5760" w:hanging="360"/>
-      </w:pPr>
-      <w:rPr>
-        <w:u w:val="none"/>
+        <w:ind w:left="6112" w:hanging="360"/>
+      </w:pPr>
+      <w:rPr>
+        <w:rFonts w:ascii="Courier New" w:cs="Courier New" w:eastAsia="Courier New" w:hAnsi="Courier New"/>
       </w:rPr>
     </w:lvl>
     <w:lvl w:ilvl="8">
       <w:start w:val="1"/>
       <w:numFmt w:val="bullet"/>
-      <w:lvlText w:val="■"/>
+      <w:lvlText w:val="▪"/>
       <w:lvlJc w:val="left"/>
       <w:pPr>
-        <w:ind w:left="6480" w:hanging="360"/>
-      </w:pPr>
-      <w:rPr>
-        <w:u w:val="none"/>
+        <w:ind w:left="6832" w:hanging="360"/>
+      </w:pPr>
+      <w:rPr>
+        <w:rFonts w:ascii="Noto Sans Symbols" w:cs="Noto Sans Symbols" w:eastAsia="Noto Sans Symbols" w:hAnsi="Noto Sans Symbols"/>
       </w:rPr>
     </w:lvl>
   </w:abstractNum>
@@ -10867,6 +11211,116 @@
         <w:ind w:left="720" w:hanging="360"/>
       </w:pPr>
       <w:rPr>
+        <w:rFonts w:ascii="Noto Sans Symbols" w:cs="Noto Sans Symbols" w:eastAsia="Noto Sans Symbols" w:hAnsi="Noto Sans Symbols"/>
+      </w:rPr>
+    </w:lvl>
+    <w:lvl w:ilvl="1">
+      <w:start w:val="1"/>
+      <w:numFmt w:val="bullet"/>
+      <w:lvlText w:val="o"/>
+      <w:lvlJc w:val="left"/>
+      <w:pPr>
+        <w:ind w:left="1440" w:hanging="360"/>
+      </w:pPr>
+      <w:rPr>
+        <w:rFonts w:ascii="Courier New" w:cs="Courier New" w:eastAsia="Courier New" w:hAnsi="Courier New"/>
+      </w:rPr>
+    </w:lvl>
+    <w:lvl w:ilvl="2">
+      <w:start w:val="1"/>
+      <w:numFmt w:val="bullet"/>
+      <w:lvlText w:val="▪"/>
+      <w:lvlJc w:val="left"/>
+      <w:pPr>
+        <w:ind w:left="2160" w:hanging="360"/>
+      </w:pPr>
+      <w:rPr>
+        <w:rFonts w:ascii="Noto Sans Symbols" w:cs="Noto Sans Symbols" w:eastAsia="Noto Sans Symbols" w:hAnsi="Noto Sans Symbols"/>
+      </w:rPr>
+    </w:lvl>
+    <w:lvl w:ilvl="3">
+      <w:start w:val="1"/>
+      <w:numFmt w:val="bullet"/>
+      <w:lvlText w:val="●"/>
+      <w:lvlJc w:val="left"/>
+      <w:pPr>
+        <w:ind w:left="2880" w:hanging="360"/>
+      </w:pPr>
+      <w:rPr>
+        <w:rFonts w:ascii="Noto Sans Symbols" w:cs="Noto Sans Symbols" w:eastAsia="Noto Sans Symbols" w:hAnsi="Noto Sans Symbols"/>
+      </w:rPr>
+    </w:lvl>
+    <w:lvl w:ilvl="4">
+      <w:start w:val="1"/>
+      <w:numFmt w:val="bullet"/>
+      <w:lvlText w:val="o"/>
+      <w:lvlJc w:val="left"/>
+      <w:pPr>
+        <w:ind w:left="3600" w:hanging="360"/>
+      </w:pPr>
+      <w:rPr>
+        <w:rFonts w:ascii="Courier New" w:cs="Courier New" w:eastAsia="Courier New" w:hAnsi="Courier New"/>
+      </w:rPr>
+    </w:lvl>
+    <w:lvl w:ilvl="5">
+      <w:start w:val="1"/>
+      <w:numFmt w:val="bullet"/>
+      <w:lvlText w:val="▪"/>
+      <w:lvlJc w:val="left"/>
+      <w:pPr>
+        <w:ind w:left="4320" w:hanging="360"/>
+      </w:pPr>
+      <w:rPr>
+        <w:rFonts w:ascii="Noto Sans Symbols" w:cs="Noto Sans Symbols" w:eastAsia="Noto Sans Symbols" w:hAnsi="Noto Sans Symbols"/>
+      </w:rPr>
+    </w:lvl>
+    <w:lvl w:ilvl="6">
+      <w:start w:val="1"/>
+      <w:numFmt w:val="bullet"/>
+      <w:lvlText w:val="●"/>
+      <w:lvlJc w:val="left"/>
+      <w:pPr>
+        <w:ind w:left="5040" w:hanging="360"/>
+      </w:pPr>
+      <w:rPr>
+        <w:rFonts w:ascii="Noto Sans Symbols" w:cs="Noto Sans Symbols" w:eastAsia="Noto Sans Symbols" w:hAnsi="Noto Sans Symbols"/>
+      </w:rPr>
+    </w:lvl>
+    <w:lvl w:ilvl="7">
+      <w:start w:val="1"/>
+      <w:numFmt w:val="bullet"/>
+      <w:lvlText w:val="o"/>
+      <w:lvlJc w:val="left"/>
+      <w:pPr>
+        <w:ind w:left="5760" w:hanging="360"/>
+      </w:pPr>
+      <w:rPr>
+        <w:rFonts w:ascii="Courier New" w:cs="Courier New" w:eastAsia="Courier New" w:hAnsi="Courier New"/>
+      </w:rPr>
+    </w:lvl>
+    <w:lvl w:ilvl="8">
+      <w:start w:val="1"/>
+      <w:numFmt w:val="bullet"/>
+      <w:lvlText w:val="▪"/>
+      <w:lvlJc w:val="left"/>
+      <w:pPr>
+        <w:ind w:left="6480" w:hanging="360"/>
+      </w:pPr>
+      <w:rPr>
+        <w:rFonts w:ascii="Noto Sans Symbols" w:cs="Noto Sans Symbols" w:eastAsia="Noto Sans Symbols" w:hAnsi="Noto Sans Symbols"/>
+      </w:rPr>
+    </w:lvl>
+  </w:abstractNum>
+  <w:abstractNum w:abstractNumId="10">
+    <w:lvl w:ilvl="0">
+      <w:start w:val="1"/>
+      <w:numFmt w:val="bullet"/>
+      <w:lvlText w:val="●"/>
+      <w:lvlJc w:val="left"/>
+      <w:pPr>
+        <w:ind w:left="720" w:hanging="360"/>
+      </w:pPr>
+      <w:rPr>
         <w:u w:val="none"/>
       </w:rPr>
     </w:lvl>
@@ -10967,7 +11421,227 @@
       </w:rPr>
     </w:lvl>
   </w:abstractNum>
-  <w:abstractNum w:abstractNumId="10">
+  <w:abstractNum w:abstractNumId="11">
+    <w:lvl w:ilvl="0">
+      <w:start w:val="1"/>
+      <w:numFmt w:val="bullet"/>
+      <w:lvlText w:val="●"/>
+      <w:lvlJc w:val="left"/>
+      <w:pPr>
+        <w:ind w:left="720" w:hanging="360"/>
+      </w:pPr>
+      <w:rPr>
+        <w:u w:val="none"/>
+      </w:rPr>
+    </w:lvl>
+    <w:lvl w:ilvl="1">
+      <w:start w:val="1"/>
+      <w:numFmt w:val="bullet"/>
+      <w:lvlText w:val="○"/>
+      <w:lvlJc w:val="left"/>
+      <w:pPr>
+        <w:ind w:left="1440" w:hanging="360"/>
+      </w:pPr>
+      <w:rPr>
+        <w:u w:val="none"/>
+      </w:rPr>
+    </w:lvl>
+    <w:lvl w:ilvl="2">
+      <w:start w:val="1"/>
+      <w:numFmt w:val="bullet"/>
+      <w:lvlText w:val="■"/>
+      <w:lvlJc w:val="left"/>
+      <w:pPr>
+        <w:ind w:left="2160" w:hanging="360"/>
+      </w:pPr>
+      <w:rPr>
+        <w:u w:val="none"/>
+      </w:rPr>
+    </w:lvl>
+    <w:lvl w:ilvl="3">
+      <w:start w:val="1"/>
+      <w:numFmt w:val="bullet"/>
+      <w:lvlText w:val="●"/>
+      <w:lvlJc w:val="left"/>
+      <w:pPr>
+        <w:ind w:left="2880" w:hanging="360"/>
+      </w:pPr>
+      <w:rPr>
+        <w:u w:val="none"/>
+      </w:rPr>
+    </w:lvl>
+    <w:lvl w:ilvl="4">
+      <w:start w:val="1"/>
+      <w:numFmt w:val="bullet"/>
+      <w:lvlText w:val="○"/>
+      <w:lvlJc w:val="left"/>
+      <w:pPr>
+        <w:ind w:left="3600" w:hanging="360"/>
+      </w:pPr>
+      <w:rPr>
+        <w:u w:val="none"/>
+      </w:rPr>
+    </w:lvl>
+    <w:lvl w:ilvl="5">
+      <w:start w:val="1"/>
+      <w:numFmt w:val="bullet"/>
+      <w:lvlText w:val="■"/>
+      <w:lvlJc w:val="left"/>
+      <w:pPr>
+        <w:ind w:left="4320" w:hanging="360"/>
+      </w:pPr>
+      <w:rPr>
+        <w:u w:val="none"/>
+      </w:rPr>
+    </w:lvl>
+    <w:lvl w:ilvl="6">
+      <w:start w:val="1"/>
+      <w:numFmt w:val="bullet"/>
+      <w:lvlText w:val="●"/>
+      <w:lvlJc w:val="left"/>
+      <w:pPr>
+        <w:ind w:left="5040" w:hanging="360"/>
+      </w:pPr>
+      <w:rPr>
+        <w:u w:val="none"/>
+      </w:rPr>
+    </w:lvl>
+    <w:lvl w:ilvl="7">
+      <w:start w:val="1"/>
+      <w:numFmt w:val="bullet"/>
+      <w:lvlText w:val="○"/>
+      <w:lvlJc w:val="left"/>
+      <w:pPr>
+        <w:ind w:left="5760" w:hanging="360"/>
+      </w:pPr>
+      <w:rPr>
+        <w:u w:val="none"/>
+      </w:rPr>
+    </w:lvl>
+    <w:lvl w:ilvl="8">
+      <w:start w:val="1"/>
+      <w:numFmt w:val="bullet"/>
+      <w:lvlText w:val="■"/>
+      <w:lvlJc w:val="left"/>
+      <w:pPr>
+        <w:ind w:left="6480" w:hanging="360"/>
+      </w:pPr>
+      <w:rPr>
+        <w:u w:val="none"/>
+      </w:rPr>
+    </w:lvl>
+  </w:abstractNum>
+  <w:abstractNum w:abstractNumId="12">
+    <w:lvl w:ilvl="0">
+      <w:start w:val="1"/>
+      <w:numFmt w:val="bullet"/>
+      <w:lvlText w:val="●"/>
+      <w:lvlJc w:val="left"/>
+      <w:pPr>
+        <w:ind w:left="720" w:hanging="360"/>
+      </w:pPr>
+      <w:rPr>
+        <w:u w:val="none"/>
+      </w:rPr>
+    </w:lvl>
+    <w:lvl w:ilvl="1">
+      <w:start w:val="1"/>
+      <w:numFmt w:val="bullet"/>
+      <w:lvlText w:val="○"/>
+      <w:lvlJc w:val="left"/>
+      <w:pPr>
+        <w:ind w:left="1440" w:hanging="360"/>
+      </w:pPr>
+      <w:rPr>
+        <w:u w:val="none"/>
+      </w:rPr>
+    </w:lvl>
+    <w:lvl w:ilvl="2">
+      <w:start w:val="1"/>
+      <w:numFmt w:val="bullet"/>
+      <w:lvlText w:val="■"/>
+      <w:lvlJc w:val="left"/>
+      <w:pPr>
+        <w:ind w:left="2160" w:hanging="360"/>
+      </w:pPr>
+      <w:rPr>
+        <w:u w:val="none"/>
+      </w:rPr>
+    </w:lvl>
+    <w:lvl w:ilvl="3">
+      <w:start w:val="1"/>
+      <w:numFmt w:val="bullet"/>
+      <w:lvlText w:val="●"/>
+      <w:lvlJc w:val="left"/>
+      <w:pPr>
+        <w:ind w:left="2880" w:hanging="360"/>
+      </w:pPr>
+      <w:rPr>
+        <w:u w:val="none"/>
+      </w:rPr>
+    </w:lvl>
+    <w:lvl w:ilvl="4">
+      <w:start w:val="1"/>
+      <w:numFmt w:val="bullet"/>
+      <w:lvlText w:val="○"/>
+      <w:lvlJc w:val="left"/>
+      <w:pPr>
+        <w:ind w:left="3600" w:hanging="360"/>
+      </w:pPr>
+      <w:rPr>
+        <w:u w:val="none"/>
+      </w:rPr>
+    </w:lvl>
+    <w:lvl w:ilvl="5">
+      <w:start w:val="1"/>
+      <w:numFmt w:val="bullet"/>
+      <w:lvlText w:val="■"/>
+      <w:lvlJc w:val="left"/>
+      <w:pPr>
+        <w:ind w:left="4320" w:hanging="360"/>
+      </w:pPr>
+      <w:rPr>
+        <w:u w:val="none"/>
+      </w:rPr>
+    </w:lvl>
+    <w:lvl w:ilvl="6">
+      <w:start w:val="1"/>
+      <w:numFmt w:val="bullet"/>
+      <w:lvlText w:val="●"/>
+      <w:lvlJc w:val="left"/>
+      <w:pPr>
+        <w:ind w:left="5040" w:hanging="360"/>
+      </w:pPr>
+      <w:rPr>
+        <w:u w:val="none"/>
+      </w:rPr>
+    </w:lvl>
+    <w:lvl w:ilvl="7">
+      <w:start w:val="1"/>
+      <w:numFmt w:val="bullet"/>
+      <w:lvlText w:val="○"/>
+      <w:lvlJc w:val="left"/>
+      <w:pPr>
+        <w:ind w:left="5760" w:hanging="360"/>
+      </w:pPr>
+      <w:rPr>
+        <w:u w:val="none"/>
+      </w:rPr>
+    </w:lvl>
+    <w:lvl w:ilvl="8">
+      <w:start w:val="1"/>
+      <w:numFmt w:val="bullet"/>
+      <w:lvlText w:val="■"/>
+      <w:lvlJc w:val="left"/>
+      <w:pPr>
+        <w:ind w:left="6480" w:hanging="360"/>
+      </w:pPr>
+      <w:rPr>
+        <w:u w:val="none"/>
+      </w:rPr>
+    </w:lvl>
+  </w:abstractNum>
+  <w:abstractNum w:abstractNumId="13">
     <w:lvl w:ilvl="0">
       <w:start w:val="1"/>
       <w:numFmt w:val="bullet"/>
@@ -11106,6 +11780,15 @@
   </w:num>
   <w:num w:numId="10">
     <w:abstractNumId w:val="10"/>
+  </w:num>
+  <w:num w:numId="11">
+    <w:abstractNumId w:val="11"/>
+  </w:num>
+  <w:num w:numId="12">
+    <w:abstractNumId w:val="12"/>
+  </w:num>
+  <w:num w:numId="13">
+    <w:abstractNumId w:val="13"/>
   </w:num>
 </w:numbering>
 </file>

--- a/Etapa Construcción - Iteración 1/Plan de Iteracion Fase de Construcción Iteración 1-Kairos-NexTech .docx
+++ b/Etapa Construcción - Iteración 1/Plan de Iteracion Fase de Construcción Iteración 1-Kairos-NexTech .docx
@@ -1637,7 +1637,7 @@
     </w:p>
     <w:sdt>
       <w:sdtPr>
-        <w:id w:val="504096995"/>
+        <w:id w:val="-1216439323"/>
         <w:docPartObj>
           <w:docPartGallery w:val="Table of Contents"/>
           <w:docPartUnique w:val="1"/>

--- a/Etapa Construcción - Iteración 1/Plan de Iteracion Fase de Construcción Iteración 1-Kairos-NexTech .docx
+++ b/Etapa Construcción - Iteración 1/Plan de Iteracion Fase de Construcción Iteración 1-Kairos-NexTech .docx
@@ -1637,7 +1637,7 @@
     </w:p>
     <w:sdt>
       <w:sdtPr>
-        <w:id w:val="-1216439323"/>
+        <w:id w:val="922341429"/>
         <w:docPartObj>
           <w:docPartGallery w:val="Table of Contents"/>
           <w:docPartUnique w:val="1"/>

--- a/Etapa Construcción - Iteración 1/Plan de Iteracion Fase de Construcción Iteración 1-Kairos-NexTech .docx
+++ b/Etapa Construcción - Iteración 1/Plan de Iteracion Fase de Construcción Iteración 1-Kairos-NexTech .docx
@@ -1079,12 +1079,12 @@
             <wp:extent cx="1200150" cy="1200150"/>
             <wp:effectExtent b="0" l="0" r="0" t="0"/>
             <wp:wrapSquare wrapText="bothSides" distB="0" distT="0" distL="114300" distR="114300"/>
-            <wp:docPr descr="psi-negro.png" id="12" name="image2.png"/>
+            <wp:docPr descr="psi-negro.png" id="12" name="image1.png"/>
             <a:graphic>
               <a:graphicData uri="http://schemas.openxmlformats.org/drawingml/2006/picture">
                 <pic:pic>
                   <pic:nvPicPr>
-                    <pic:cNvPr descr="psi-negro.png" id="0" name="image2.png"/>
+                    <pic:cNvPr descr="psi-negro.png" id="0" name="image1.png"/>
                     <pic:cNvPicPr preferRelativeResize="0"/>
                   </pic:nvPicPr>
                   <pic:blipFill>
@@ -1134,12 +1134,12 @@
             <wp:extent cx="1304925" cy="2019300"/>
             <wp:effectExtent b="0" l="0" r="0" t="0"/>
             <wp:wrapSquare wrapText="bothSides" distB="0" distT="0" distL="114300" distR="114300"/>
-            <wp:docPr descr="UNPA.JPG" id="18" name="image1.jpg"/>
+            <wp:docPr descr="UNPA.JPG" id="18" name="image2.jpg"/>
             <a:graphic>
               <a:graphicData uri="http://schemas.openxmlformats.org/drawingml/2006/picture">
                 <pic:pic>
                   <pic:nvPicPr>
-                    <pic:cNvPr descr="UNPA.JPG" id="0" name="image1.jpg"/>
+                    <pic:cNvPr descr="UNPA.JPG" id="0" name="image2.jpg"/>
                     <pic:cNvPicPr preferRelativeResize="0"/>
                   </pic:nvPicPr>
                   <pic:blipFill>
@@ -1534,12 +1534,12 @@
             <wp:extent cx="1200150" cy="1200150"/>
             <wp:effectExtent b="0" l="0" r="0" t="0"/>
             <wp:wrapNone/>
-            <wp:docPr descr="psi-negro.png" id="15" name="image2.png"/>
+            <wp:docPr descr="psi-negro.png" id="15" name="image1.png"/>
             <a:graphic>
               <a:graphicData uri="http://schemas.openxmlformats.org/drawingml/2006/picture">
                 <pic:pic>
                   <pic:nvPicPr>
-                    <pic:cNvPr descr="psi-negro.png" id="0" name="image2.png"/>
+                    <pic:cNvPr descr="psi-negro.png" id="0" name="image1.png"/>
                     <pic:cNvPicPr preferRelativeResize="0"/>
                   </pic:nvPicPr>
                   <pic:blipFill>
@@ -1637,7 +1637,7 @@
     </w:p>
     <w:sdt>
       <w:sdtPr>
-        <w:id w:val="922341429"/>
+        <w:id w:val="1862858570"/>
         <w:docPartObj>
           <w:docPartGallery w:val="Table of Contents"/>
           <w:docPartUnique w:val="1"/>
@@ -9006,12 +9006,12 @@
           <wp:inline distB="114300" distT="114300" distL="114300" distR="114300">
             <wp:extent cx="5399730" cy="381000"/>
             <wp:effectExtent b="0" l="0" r="0" t="0"/>
-            <wp:docPr id="17" name="image3.jpg"/>
+            <wp:docPr id="17" name="image4.jpg"/>
             <a:graphic>
               <a:graphicData uri="http://schemas.openxmlformats.org/drawingml/2006/picture">
                 <pic:pic>
                   <pic:nvPicPr>
-                    <pic:cNvPr id="0" name="image3.jpg"/>
+                    <pic:cNvPr id="0" name="image4.jpg"/>
                     <pic:cNvPicPr preferRelativeResize="0"/>
                   </pic:nvPicPr>
                   <pic:blipFill>
@@ -9072,12 +9072,12 @@
           <wp:inline distB="114300" distT="114300" distL="114300" distR="114300">
             <wp:extent cx="5399730" cy="647700"/>
             <wp:effectExtent b="0" l="0" r="0" t="0"/>
-            <wp:docPr id="14" name="image4.jpg"/>
+            <wp:docPr id="14" name="image3.jpg"/>
             <a:graphic>
               <a:graphicData uri="http://schemas.openxmlformats.org/drawingml/2006/picture">
                 <pic:pic>
                   <pic:nvPicPr>
-                    <pic:cNvPr id="0" name="image4.jpg"/>
+                    <pic:cNvPr id="0" name="image3.jpg"/>
                     <pic:cNvPicPr preferRelativeResize="0"/>
                   </pic:nvPicPr>
                   <pic:blipFill>
@@ -9685,12 +9685,12 @@
           <wp:extent cx="828675" cy="828675"/>
           <wp:effectExtent b="0" l="0" r="0" t="0"/>
           <wp:wrapSquare wrapText="bothSides" distB="0" distT="0" distL="114300" distR="114300"/>
-          <wp:docPr descr="psi-negro.png" id="16" name="image2.png"/>
+          <wp:docPr descr="psi-negro.png" id="16" name="image1.png"/>
           <a:graphic>
             <a:graphicData uri="http://schemas.openxmlformats.org/drawingml/2006/picture">
               <pic:pic>
                 <pic:nvPicPr>
-                  <pic:cNvPr descr="psi-negro.png" id="0" name="image2.png"/>
+                  <pic:cNvPr descr="psi-negro.png" id="0" name="image1.png"/>
                   <pic:cNvPicPr preferRelativeResize="0"/>
                 </pic:nvPicPr>
                 <pic:blipFill>
@@ -10031,12 +10031,12 @@
           <wp:extent cx="425450" cy="666750"/>
           <wp:effectExtent b="0" l="0" r="0" t="0"/>
           <wp:wrapSquare wrapText="bothSides" distB="0" distT="0" distL="114300" distR="114300"/>
-          <wp:docPr descr="UNPA.JPG" id="13" name="image1.jpg"/>
+          <wp:docPr descr="UNPA.JPG" id="13" name="image2.jpg"/>
           <a:graphic>
             <a:graphicData uri="http://schemas.openxmlformats.org/drawingml/2006/picture">
               <pic:pic>
                 <pic:nvPicPr>
-                  <pic:cNvPr descr="UNPA.JPG" id="0" name="image1.jpg"/>
+                  <pic:cNvPr descr="UNPA.JPG" id="0" name="image2.jpg"/>
                   <pic:cNvPicPr preferRelativeResize="0"/>
                 </pic:nvPicPr>
                 <pic:blipFill>

--- a/Etapa Construcción - Iteración 1/Plan de Iteracion Fase de Construcción Iteración 1-Kairos-NexTech .docx
+++ b/Etapa Construcción - Iteración 1/Plan de Iteracion Fase de Construcción Iteración 1-Kairos-NexTech .docx
@@ -1079,12 +1079,12 @@
             <wp:extent cx="1200150" cy="1200150"/>
             <wp:effectExtent b="0" l="0" r="0" t="0"/>
             <wp:wrapSquare wrapText="bothSides" distB="0" distT="0" distL="114300" distR="114300"/>
-            <wp:docPr descr="psi-negro.png" id="12" name="image1.png"/>
+            <wp:docPr descr="psi-negro.png" id="12" name="image2.png"/>
             <a:graphic>
               <a:graphicData uri="http://schemas.openxmlformats.org/drawingml/2006/picture">
                 <pic:pic>
                   <pic:nvPicPr>
-                    <pic:cNvPr descr="psi-negro.png" id="0" name="image1.png"/>
+                    <pic:cNvPr descr="psi-negro.png" id="0" name="image2.png"/>
                     <pic:cNvPicPr preferRelativeResize="0"/>
                   </pic:nvPicPr>
                   <pic:blipFill>
@@ -1134,12 +1134,12 @@
             <wp:extent cx="1304925" cy="2019300"/>
             <wp:effectExtent b="0" l="0" r="0" t="0"/>
             <wp:wrapSquare wrapText="bothSides" distB="0" distT="0" distL="114300" distR="114300"/>
-            <wp:docPr descr="UNPA.JPG" id="18" name="image2.jpg"/>
+            <wp:docPr descr="UNPA.JPG" id="18" name="image1.jpg"/>
             <a:graphic>
               <a:graphicData uri="http://schemas.openxmlformats.org/drawingml/2006/picture">
                 <pic:pic>
                   <pic:nvPicPr>
-                    <pic:cNvPr descr="UNPA.JPG" id="0" name="image2.jpg"/>
+                    <pic:cNvPr descr="UNPA.JPG" id="0" name="image1.jpg"/>
                     <pic:cNvPicPr preferRelativeResize="0"/>
                   </pic:nvPicPr>
                   <pic:blipFill>
@@ -1534,12 +1534,12 @@
             <wp:extent cx="1200150" cy="1200150"/>
             <wp:effectExtent b="0" l="0" r="0" t="0"/>
             <wp:wrapNone/>
-            <wp:docPr descr="psi-negro.png" id="15" name="image1.png"/>
+            <wp:docPr descr="psi-negro.png" id="15" name="image2.png"/>
             <a:graphic>
               <a:graphicData uri="http://schemas.openxmlformats.org/drawingml/2006/picture">
                 <pic:pic>
                   <pic:nvPicPr>
-                    <pic:cNvPr descr="psi-negro.png" id="0" name="image1.png"/>
+                    <pic:cNvPr descr="psi-negro.png" id="0" name="image2.png"/>
                     <pic:cNvPicPr preferRelativeResize="0"/>
                   </pic:nvPicPr>
                   <pic:blipFill>
@@ -1637,7 +1637,7 @@
     </w:p>
     <w:sdt>
       <w:sdtPr>
-        <w:id w:val="1862858570"/>
+        <w:id w:val="-1045863181"/>
         <w:docPartObj>
           <w:docPartGallery w:val="Table of Contents"/>
           <w:docPartUnique w:val="1"/>
@@ -9685,12 +9685,12 @@
           <wp:extent cx="828675" cy="828675"/>
           <wp:effectExtent b="0" l="0" r="0" t="0"/>
           <wp:wrapSquare wrapText="bothSides" distB="0" distT="0" distL="114300" distR="114300"/>
-          <wp:docPr descr="psi-negro.png" id="16" name="image1.png"/>
+          <wp:docPr descr="psi-negro.png" id="16" name="image2.png"/>
           <a:graphic>
             <a:graphicData uri="http://schemas.openxmlformats.org/drawingml/2006/picture">
               <pic:pic>
                 <pic:nvPicPr>
-                  <pic:cNvPr descr="psi-negro.png" id="0" name="image1.png"/>
+                  <pic:cNvPr descr="psi-negro.png" id="0" name="image2.png"/>
                   <pic:cNvPicPr preferRelativeResize="0"/>
                 </pic:nvPicPr>
                 <pic:blipFill>
@@ -10031,12 +10031,12 @@
           <wp:extent cx="425450" cy="666750"/>
           <wp:effectExtent b="0" l="0" r="0" t="0"/>
           <wp:wrapSquare wrapText="bothSides" distB="0" distT="0" distL="114300" distR="114300"/>
-          <wp:docPr descr="UNPA.JPG" id="13" name="image2.jpg"/>
+          <wp:docPr descr="UNPA.JPG" id="13" name="image1.jpg"/>
           <a:graphic>
             <a:graphicData uri="http://schemas.openxmlformats.org/drawingml/2006/picture">
               <pic:pic>
                 <pic:nvPicPr>
-                  <pic:cNvPr descr="UNPA.JPG" id="0" name="image2.jpg"/>
+                  <pic:cNvPr descr="UNPA.JPG" id="0" name="image1.jpg"/>
                   <pic:cNvPicPr preferRelativeResize="0"/>
                 </pic:nvPicPr>
                 <pic:blipFill>

--- a/Etapa Construcción - Iteración 1/Plan de Iteracion Fase de Construcción Iteración 1-Kairos-NexTech .docx
+++ b/Etapa Construcción - Iteración 1/Plan de Iteracion Fase de Construcción Iteración 1-Kairos-NexTech .docx
@@ -22,7 +22,9 @@
         <w:rPr>
           <w:rFonts w:ascii="Cambria" w:cs="Cambria" w:eastAsia="Cambria" w:hAnsi="Cambria"/>
           <w:b w:val="0"/>
+          <w:bCs w:val="0"/>
           <w:i w:val="0"/>
+          <w:iCs w:val="0"/>
           <w:smallCaps w:val="0"/>
           <w:strike w:val="0"/>
           <w:color w:val="000000"/>
@@ -59,7 +61,9 @@
         <w:rPr>
           <w:rFonts w:ascii="Cambria" w:cs="Cambria" w:eastAsia="Cambria" w:hAnsi="Cambria"/>
           <w:b w:val="0"/>
+          <w:bCs w:val="0"/>
           <w:i w:val="0"/>
+          <w:iCs w:val="0"/>
           <w:smallCaps w:val="0"/>
           <w:strike w:val="0"/>
           <w:color w:val="000000"/>
@@ -96,7 +100,9 @@
         <w:rPr>
           <w:rFonts w:ascii="Cambria" w:cs="Cambria" w:eastAsia="Cambria" w:hAnsi="Cambria"/>
           <w:b w:val="0"/>
+          <w:bCs w:val="0"/>
           <w:i w:val="0"/>
+          <w:iCs w:val="0"/>
           <w:smallCaps w:val="0"/>
           <w:strike w:val="0"/>
           <w:color w:val="000000"/>
@@ -111,7 +117,9 @@
         <w:rPr>
           <w:rFonts w:ascii="Calibri" w:cs="Calibri" w:eastAsia="Calibri" w:hAnsi="Calibri"/>
           <w:b w:val="0"/>
+          <w:bCs w:val="0"/>
           <w:i w:val="0"/>
+          <w:iCs w:val="0"/>
           <w:smallCaps w:val="0"/>
           <w:strike w:val="0"/>
           <w:color w:val="000000"/>
@@ -231,7 +239,9 @@
         <w:rPr>
           <w:rFonts w:ascii="Calibri" w:cs="Calibri" w:eastAsia="Calibri" w:hAnsi="Calibri"/>
           <w:b w:val="0"/>
+          <w:bCs w:val="0"/>
           <w:i w:val="0"/>
+          <w:iCs w:val="0"/>
           <w:smallCaps w:val="0"/>
           <w:strike w:val="0"/>
           <w:color w:val="000000"/>
@@ -351,7 +361,9 @@
         <w:rPr>
           <w:rFonts w:ascii="Calibri" w:cs="Calibri" w:eastAsia="Calibri" w:hAnsi="Calibri"/>
           <w:b w:val="0"/>
+          <w:bCs w:val="0"/>
           <w:i w:val="0"/>
+          <w:iCs w:val="0"/>
           <w:smallCaps w:val="0"/>
           <w:strike w:val="0"/>
           <w:color w:val="000000"/>
@@ -471,7 +483,9 @@
         <w:rPr>
           <w:rFonts w:ascii="Calibri" w:cs="Calibri" w:eastAsia="Calibri" w:hAnsi="Calibri"/>
           <w:b w:val="0"/>
+          <w:bCs w:val="0"/>
           <w:i w:val="0"/>
+          <w:iCs w:val="0"/>
           <w:smallCaps w:val="0"/>
           <w:strike w:val="0"/>
           <w:color w:val="000000"/>
@@ -613,7 +627,9 @@
         <w:rPr>
           <w:rFonts w:ascii="Cambria" w:cs="Cambria" w:eastAsia="Cambria" w:hAnsi="Cambria"/>
           <w:b w:val="0"/>
+          <w:bCs w:val="0"/>
           <w:i w:val="0"/>
+          <w:iCs w:val="0"/>
           <w:smallCaps w:val="0"/>
           <w:strike w:val="0"/>
           <w:color w:val="000000"/>
@@ -628,7 +644,9 @@
         <w:rPr>
           <w:rFonts w:ascii="Cambria" w:cs="Cambria" w:eastAsia="Cambria" w:hAnsi="Cambria"/>
           <w:b w:val="0"/>
+          <w:bCs w:val="0"/>
           <w:i w:val="0"/>
+          <w:iCs w:val="0"/>
           <w:smallCaps w:val="0"/>
           <w:strike w:val="0"/>
           <w:color w:val="000000"/>
@@ -662,7 +680,9 @@
         <w:rPr>
           <w:rFonts w:ascii="Cambria" w:cs="Cambria" w:eastAsia="Cambria" w:hAnsi="Cambria"/>
           <w:b w:val="0"/>
+          <w:bCs w:val="0"/>
           <w:i w:val="0"/>
+          <w:iCs w:val="0"/>
           <w:smallCaps w:val="0"/>
           <w:strike w:val="0"/>
           <w:color w:val="000000"/>
@@ -677,7 +697,9 @@
         <w:rPr>
           <w:rFonts w:ascii="Cambria" w:cs="Cambria" w:eastAsia="Cambria" w:hAnsi="Cambria"/>
           <w:b w:val="0"/>
+          <w:bCs w:val="0"/>
           <w:i w:val="0"/>
+          <w:iCs w:val="0"/>
           <w:smallCaps w:val="0"/>
           <w:strike w:val="0"/>
           <w:color w:val="000000"/>
@@ -703,7 +725,9 @@
         <w:rPr>
           <w:rFonts w:ascii="Cambria" w:cs="Cambria" w:eastAsia="Cambria" w:hAnsi="Cambria"/>
           <w:b w:val="0"/>
+          <w:bCs w:val="0"/>
           <w:i w:val="0"/>
+          <w:iCs w:val="0"/>
           <w:smallCaps w:val="0"/>
           <w:strike w:val="0"/>
           <w:color w:val="000000"/>
@@ -751,7 +775,9 @@
         <w:rPr>
           <w:rFonts w:ascii="Cambria" w:cs="Cambria" w:eastAsia="Cambria" w:hAnsi="Cambria"/>
           <w:b w:val="0"/>
+          <w:bCs w:val="0"/>
           <w:i w:val="0"/>
+          <w:iCs w:val="0"/>
           <w:smallCaps w:val="0"/>
           <w:strike w:val="0"/>
           <w:color w:val="000000"/>
@@ -797,7 +823,9 @@
         <w:rPr>
           <w:rFonts w:ascii="Calibri" w:cs="Calibri" w:eastAsia="Calibri" w:hAnsi="Calibri"/>
           <w:b w:val="0"/>
+          <w:bCs w:val="0"/>
           <w:i w:val="0"/>
+          <w:iCs w:val="0"/>
           <w:smallCaps w:val="0"/>
           <w:strike w:val="0"/>
           <w:color w:val="000000"/>
@@ -834,7 +862,9 @@
         <w:rPr>
           <w:rFonts w:ascii="Calibri" w:cs="Calibri" w:eastAsia="Calibri" w:hAnsi="Calibri"/>
           <w:b w:val="0"/>
+          <w:bCs w:val="0"/>
           <w:i w:val="0"/>
+          <w:iCs w:val="0"/>
           <w:smallCaps w:val="0"/>
           <w:strike w:val="0"/>
           <w:color w:val="000000"/>
@@ -871,7 +901,9 @@
         <w:rPr>
           <w:rFonts w:ascii="Calibri" w:cs="Calibri" w:eastAsia="Calibri" w:hAnsi="Calibri"/>
           <w:b w:val="0"/>
+          <w:bCs w:val="0"/>
           <w:i w:val="0"/>
+          <w:iCs w:val="0"/>
           <w:smallCaps w:val="0"/>
           <w:strike w:val="0"/>
           <w:color w:val="000000"/>
@@ -908,7 +940,9 @@
         <w:rPr>
           <w:rFonts w:ascii="Calibri" w:cs="Calibri" w:eastAsia="Calibri" w:hAnsi="Calibri"/>
           <w:b w:val="0"/>
+          <w:bCs w:val="0"/>
           <w:i w:val="0"/>
+          <w:iCs w:val="0"/>
           <w:smallCaps w:val="0"/>
           <w:strike w:val="0"/>
           <w:color w:val="000000"/>
@@ -945,7 +979,9 @@
         <w:rPr>
           <w:rFonts w:ascii="Calibri" w:cs="Calibri" w:eastAsia="Calibri" w:hAnsi="Calibri"/>
           <w:b w:val="0"/>
+          <w:bCs w:val="0"/>
           <w:i w:val="0"/>
+          <w:iCs w:val="0"/>
           <w:smallCaps w:val="0"/>
           <w:strike w:val="0"/>
           <w:color w:val="000000"/>
@@ -966,7 +1002,9 @@
         <w:rPr>
           <w:rFonts w:ascii="Calibri" w:cs="Calibri" w:eastAsia="Calibri" w:hAnsi="Calibri"/>
           <w:b w:val="0"/>
+          <w:bCs w:val="0"/>
           <w:i w:val="0"/>
+          <w:iCs w:val="0"/>
           <w:smallCaps w:val="0"/>
           <w:strike w:val="0"/>
           <w:color w:val="000000"/>
@@ -1051,7 +1089,9 @@
         <w:rPr>
           <w:rFonts w:ascii="Calibri" w:cs="Calibri" w:eastAsia="Calibri" w:hAnsi="Calibri"/>
           <w:b w:val="0"/>
+          <w:bCs w:val="0"/>
           <w:i w:val="1"/>
+          <w:iCs w:val="1"/>
           <w:smallCaps w:val="0"/>
           <w:strike w:val="0"/>
           <w:color w:val="548dd4"/>
@@ -1065,6 +1105,7 @@
       <w:r>
         <w:rPr>
           <w:i w:val="1"/>
+          <w:iCs w:val="1"/>
           <w:color w:val="548dd4"/>
         </w:rPr>
         <w:drawing>
@@ -1112,7 +1153,9 @@
         <w:rPr>
           <w:rFonts w:ascii="Calibri" w:cs="Calibri" w:eastAsia="Calibri" w:hAnsi="Calibri"/>
           <w:b w:val="0"/>
+          <w:bCs w:val="0"/>
           <w:i w:val="1"/>
+          <w:iCs w:val="1"/>
           <w:smallCaps w:val="0"/>
           <w:strike w:val="0"/>
           <w:color w:val="548dd4"/>
@@ -1195,7 +1238,9 @@
         <w:rPr>
           <w:rFonts w:ascii="Calibri" w:cs="Calibri" w:eastAsia="Calibri" w:hAnsi="Calibri"/>
           <w:b w:val="0"/>
+          <w:bCs w:val="0"/>
           <w:i w:val="1"/>
+          <w:iCs w:val="1"/>
           <w:smallCaps w:val="0"/>
           <w:strike w:val="0"/>
           <w:color w:val="548dd4"/>
@@ -1209,6 +1254,7 @@
       <w:r>
         <w:rPr>
           <w:i w:val="1"/>
+          <w:iCs w:val="1"/>
           <w:color w:val="548dd4"/>
         </w:rPr>
         <mc:AlternateContent>
@@ -1488,7 +1534,9 @@
         <w:rPr>
           <w:rFonts w:ascii="Calibri" w:cs="Calibri" w:eastAsia="Calibri" w:hAnsi="Calibri"/>
           <w:b w:val="0"/>
+          <w:bCs w:val="0"/>
           <w:i w:val="1"/>
+          <w:iCs w:val="1"/>
           <w:smallCaps w:val="0"/>
           <w:strike w:val="0"/>
           <w:color w:val="548dd4"/>
@@ -1606,7 +1654,9 @@
         <w:rPr>
           <w:rFonts w:ascii="Cambria" w:cs="Cambria" w:eastAsia="Cambria" w:hAnsi="Cambria"/>
           <w:b w:val="1"/>
+          <w:bCs w:val="1"/>
           <w:i w:val="0"/>
+          <w:iCs w:val="0"/>
           <w:smallCaps w:val="0"/>
           <w:strike w:val="0"/>
           <w:color w:val="366091"/>
@@ -1621,7 +1671,9 @@
         <w:rPr>
           <w:rFonts w:ascii="Cambria" w:cs="Cambria" w:eastAsia="Cambria" w:hAnsi="Cambria"/>
           <w:b w:val="1"/>
+          <w:bCs w:val="1"/>
           <w:i w:val="0"/>
+          <w:iCs w:val="0"/>
           <w:smallCaps w:val="0"/>
           <w:strike w:val="0"/>
           <w:color w:val="366091"/>
@@ -1637,7 +1689,7 @@
     </w:p>
     <w:sdt>
       <w:sdtPr>
-        <w:id w:val="-1045863181"/>
+        <w:id w:val="-193459513"/>
         <w:docPartObj>
           <w:docPartGallery w:val="Table of Contents"/>
           <w:docPartUnique w:val="1"/>
@@ -1667,7 +1719,9 @@
             <w:rPr>
               <w:rFonts w:ascii="Calibri" w:cs="Calibri" w:eastAsia="Calibri" w:hAnsi="Calibri"/>
               <w:b w:val="0"/>
+              <w:bCs w:val="0"/>
               <w:i w:val="0"/>
+              <w:iCs w:val="0"/>
               <w:smallCaps w:val="0"/>
               <w:strike w:val="0"/>
               <w:color w:val="000000"/>
@@ -1688,7 +1742,9 @@
               <w:rPr>
                 <w:rFonts w:ascii="Calibri" w:cs="Calibri" w:eastAsia="Calibri" w:hAnsi="Calibri"/>
                 <w:b w:val="1"/>
+                <w:bCs w:val="1"/>
                 <w:i w:val="0"/>
+                <w:iCs w:val="0"/>
                 <w:smallCaps w:val="0"/>
                 <w:strike w:val="0"/>
                 <w:color w:val="000000"/>
@@ -1733,7 +1789,9 @@
             <w:rPr>
               <w:rFonts w:ascii="Calibri" w:cs="Calibri" w:eastAsia="Calibri" w:hAnsi="Calibri"/>
               <w:b w:val="0"/>
+              <w:bCs w:val="0"/>
               <w:i w:val="0"/>
+              <w:iCs w:val="0"/>
               <w:smallCaps w:val="0"/>
               <w:strike w:val="0"/>
               <w:color w:val="000000"/>
@@ -1749,7 +1807,9 @@
               <w:rPr>
                 <w:rFonts w:ascii="Calibri" w:cs="Calibri" w:eastAsia="Calibri" w:hAnsi="Calibri"/>
                 <w:b w:val="0"/>
+                <w:bCs w:val="0"/>
                 <w:i w:val="1"/>
+                <w:iCs w:val="1"/>
                 <w:smallCaps w:val="0"/>
                 <w:strike w:val="0"/>
                 <w:color w:val="000000"/>
@@ -1794,7 +1854,9 @@
             <w:rPr>
               <w:rFonts w:ascii="Calibri" w:cs="Calibri" w:eastAsia="Calibri" w:hAnsi="Calibri"/>
               <w:b w:val="0"/>
+              <w:bCs w:val="0"/>
               <w:i w:val="0"/>
+              <w:iCs w:val="0"/>
               <w:smallCaps w:val="0"/>
               <w:strike w:val="0"/>
               <w:color w:val="000000"/>
@@ -1810,7 +1872,9 @@
               <w:rPr>
                 <w:rFonts w:ascii="Calibri" w:cs="Calibri" w:eastAsia="Calibri" w:hAnsi="Calibri"/>
                 <w:b w:val="0"/>
+                <w:bCs w:val="0"/>
                 <w:i w:val="1"/>
+                <w:iCs w:val="1"/>
                 <w:smallCaps w:val="0"/>
                 <w:strike w:val="0"/>
                 <w:color w:val="000000"/>
@@ -1855,7 +1919,9 @@
             <w:rPr>
               <w:rFonts w:ascii="Calibri" w:cs="Calibri" w:eastAsia="Calibri" w:hAnsi="Calibri"/>
               <w:b w:val="0"/>
+              <w:bCs w:val="0"/>
               <w:i w:val="0"/>
+              <w:iCs w:val="0"/>
               <w:smallCaps w:val="0"/>
               <w:strike w:val="0"/>
               <w:color w:val="000000"/>
@@ -1871,7 +1937,9 @@
               <w:rPr>
                 <w:rFonts w:ascii="Calibri" w:cs="Calibri" w:eastAsia="Calibri" w:hAnsi="Calibri"/>
                 <w:b w:val="1"/>
+                <w:bCs w:val="1"/>
                 <w:i w:val="0"/>
+                <w:iCs w:val="0"/>
                 <w:smallCaps w:val="0"/>
                 <w:strike w:val="0"/>
                 <w:color w:val="000000"/>
@@ -1916,7 +1984,9 @@
             <w:rPr>
               <w:rFonts w:ascii="Calibri" w:cs="Calibri" w:eastAsia="Calibri" w:hAnsi="Calibri"/>
               <w:b w:val="0"/>
+              <w:bCs w:val="0"/>
               <w:i w:val="0"/>
+              <w:iCs w:val="0"/>
               <w:smallCaps w:val="0"/>
               <w:strike w:val="0"/>
               <w:color w:val="000000"/>
@@ -1932,7 +2002,9 @@
               <w:rPr>
                 <w:rFonts w:ascii="Calibri" w:cs="Calibri" w:eastAsia="Calibri" w:hAnsi="Calibri"/>
                 <w:b w:val="0"/>
+                <w:bCs w:val="0"/>
                 <w:i w:val="1"/>
+                <w:iCs w:val="1"/>
                 <w:smallCaps w:val="0"/>
                 <w:strike w:val="0"/>
                 <w:color w:val="000000"/>
@@ -1977,7 +2049,9 @@
             <w:rPr>
               <w:rFonts w:ascii="Calibri" w:cs="Calibri" w:eastAsia="Calibri" w:hAnsi="Calibri"/>
               <w:b w:val="0"/>
+              <w:bCs w:val="0"/>
               <w:i w:val="0"/>
+              <w:iCs w:val="0"/>
               <w:smallCaps w:val="0"/>
               <w:strike w:val="0"/>
               <w:color w:val="000000"/>
@@ -1993,7 +2067,9 @@
               <w:rPr>
                 <w:rFonts w:ascii="Calibri" w:cs="Calibri" w:eastAsia="Calibri" w:hAnsi="Calibri"/>
                 <w:b w:val="0"/>
+                <w:bCs w:val="0"/>
                 <w:i w:val="1"/>
+                <w:iCs w:val="1"/>
                 <w:smallCaps w:val="0"/>
                 <w:strike w:val="0"/>
                 <w:color w:val="000000"/>
@@ -2038,7 +2114,9 @@
             <w:rPr>
               <w:rFonts w:ascii="Calibri" w:cs="Calibri" w:eastAsia="Calibri" w:hAnsi="Calibri"/>
               <w:b w:val="0"/>
+              <w:bCs w:val="0"/>
               <w:i w:val="0"/>
+              <w:iCs w:val="0"/>
               <w:smallCaps w:val="0"/>
               <w:strike w:val="0"/>
               <w:color w:val="000000"/>
@@ -2054,7 +2132,9 @@
               <w:rPr>
                 <w:rFonts w:ascii="Calibri" w:cs="Calibri" w:eastAsia="Calibri" w:hAnsi="Calibri"/>
                 <w:b w:val="1"/>
+                <w:bCs w:val="1"/>
                 <w:i w:val="0"/>
+                <w:iCs w:val="0"/>
                 <w:smallCaps w:val="0"/>
                 <w:strike w:val="0"/>
                 <w:color w:val="000000"/>
@@ -2099,7 +2179,9 @@
             <w:rPr>
               <w:rFonts w:ascii="Calibri" w:cs="Calibri" w:eastAsia="Calibri" w:hAnsi="Calibri"/>
               <w:b w:val="0"/>
+              <w:bCs w:val="0"/>
               <w:i w:val="0"/>
+              <w:iCs w:val="0"/>
               <w:smallCaps w:val="0"/>
               <w:strike w:val="0"/>
               <w:color w:val="000000"/>
@@ -2115,7 +2197,9 @@
               <w:rPr>
                 <w:rFonts w:ascii="Cambria" w:cs="Cambria" w:eastAsia="Cambria" w:hAnsi="Cambria"/>
                 <w:b w:val="1"/>
+                <w:bCs w:val="1"/>
                 <w:i w:val="0"/>
+                <w:iCs w:val="0"/>
                 <w:smallCaps w:val="0"/>
                 <w:strike w:val="0"/>
                 <w:color w:val="000000"/>
@@ -2134,7 +2218,9 @@
               <w:rPr>
                 <w:rFonts w:ascii="Calibri" w:cs="Calibri" w:eastAsia="Calibri" w:hAnsi="Calibri"/>
                 <w:b w:val="1"/>
+                <w:bCs w:val="1"/>
                 <w:i w:val="0"/>
+                <w:iCs w:val="0"/>
                 <w:smallCaps w:val="0"/>
                 <w:strike w:val="0"/>
                 <w:color w:val="000000"/>
@@ -2178,7 +2264,9 @@
             <w:rPr>
               <w:rFonts w:ascii="Calibri" w:cs="Calibri" w:eastAsia="Calibri" w:hAnsi="Calibri"/>
               <w:b w:val="0"/>
+              <w:bCs w:val="0"/>
               <w:i w:val="0"/>
+              <w:iCs w:val="0"/>
               <w:smallCaps w:val="0"/>
               <w:strike w:val="0"/>
               <w:color w:val="000000"/>
@@ -2194,7 +2282,9 @@
               <w:rPr>
                 <w:rFonts w:ascii="Calibri" w:cs="Calibri" w:eastAsia="Calibri" w:hAnsi="Calibri"/>
                 <w:b w:val="1"/>
+                <w:bCs w:val="1"/>
                 <w:i w:val="0"/>
+                <w:iCs w:val="0"/>
                 <w:smallCaps w:val="0"/>
                 <w:strike w:val="0"/>
                 <w:color w:val="000000"/>
@@ -2239,7 +2329,9 @@
             <w:rPr>
               <w:rFonts w:ascii="Calibri" w:cs="Calibri" w:eastAsia="Calibri" w:hAnsi="Calibri"/>
               <w:b w:val="0"/>
+              <w:bCs w:val="0"/>
               <w:i w:val="0"/>
+              <w:iCs w:val="0"/>
               <w:smallCaps w:val="0"/>
               <w:strike w:val="0"/>
               <w:color w:val="000000"/>
@@ -2255,7 +2347,9 @@
               <w:rPr>
                 <w:rFonts w:ascii="Calibri" w:cs="Calibri" w:eastAsia="Calibri" w:hAnsi="Calibri"/>
                 <w:b w:val="1"/>
+                <w:bCs w:val="1"/>
                 <w:i w:val="0"/>
+                <w:iCs w:val="0"/>
                 <w:smallCaps w:val="0"/>
                 <w:strike w:val="0"/>
                 <w:color w:val="000000"/>
@@ -2300,7 +2394,9 @@
             <w:rPr>
               <w:rFonts w:ascii="Calibri" w:cs="Calibri" w:eastAsia="Calibri" w:hAnsi="Calibri"/>
               <w:b w:val="0"/>
+              <w:bCs w:val="0"/>
               <w:i w:val="0"/>
+              <w:iCs w:val="0"/>
               <w:smallCaps w:val="0"/>
               <w:strike w:val="0"/>
               <w:color w:val="000000"/>
@@ -2316,7 +2412,9 @@
               <w:rPr>
                 <w:rFonts w:ascii="Calibri" w:cs="Calibri" w:eastAsia="Calibri" w:hAnsi="Calibri"/>
                 <w:b w:val="0"/>
+                <w:bCs w:val="0"/>
                 <w:i w:val="1"/>
+                <w:iCs w:val="1"/>
                 <w:smallCaps w:val="0"/>
                 <w:strike w:val="0"/>
                 <w:color w:val="000000"/>
@@ -2361,7 +2459,9 @@
             <w:rPr>
               <w:rFonts w:ascii="Calibri" w:cs="Calibri" w:eastAsia="Calibri" w:hAnsi="Calibri"/>
               <w:b w:val="0"/>
+              <w:bCs w:val="0"/>
               <w:i w:val="0"/>
+              <w:iCs w:val="0"/>
               <w:smallCaps w:val="0"/>
               <w:strike w:val="0"/>
               <w:color w:val="000000"/>
@@ -2377,7 +2477,9 @@
               <w:rPr>
                 <w:rFonts w:ascii="Calibri" w:cs="Calibri" w:eastAsia="Calibri" w:hAnsi="Calibri"/>
                 <w:b w:val="0"/>
+                <w:bCs w:val="0"/>
                 <w:i w:val="1"/>
+                <w:iCs w:val="1"/>
                 <w:smallCaps w:val="0"/>
                 <w:strike w:val="0"/>
                 <w:color w:val="000000"/>
@@ -2422,7 +2524,9 @@
             <w:rPr>
               <w:rFonts w:ascii="Calibri" w:cs="Calibri" w:eastAsia="Calibri" w:hAnsi="Calibri"/>
               <w:b w:val="0"/>
+              <w:bCs w:val="0"/>
               <w:i w:val="0"/>
+              <w:iCs w:val="0"/>
               <w:smallCaps w:val="0"/>
               <w:strike w:val="0"/>
               <w:color w:val="000000"/>
@@ -2438,7 +2542,9 @@
               <w:rPr>
                 <w:rFonts w:ascii="Calibri" w:cs="Calibri" w:eastAsia="Calibri" w:hAnsi="Calibri"/>
                 <w:b w:val="0"/>
+                <w:bCs w:val="0"/>
                 <w:i w:val="1"/>
+                <w:iCs w:val="1"/>
                 <w:smallCaps w:val="0"/>
                 <w:strike w:val="0"/>
                 <w:color w:val="000000"/>
@@ -2483,7 +2589,9 @@
             <w:rPr>
               <w:rFonts w:ascii="Calibri" w:cs="Calibri" w:eastAsia="Calibri" w:hAnsi="Calibri"/>
               <w:b w:val="0"/>
+              <w:bCs w:val="0"/>
               <w:i w:val="0"/>
+              <w:iCs w:val="0"/>
               <w:smallCaps w:val="0"/>
               <w:strike w:val="0"/>
               <w:color w:val="000000"/>
@@ -2499,7 +2607,9 @@
               <w:rPr>
                 <w:rFonts w:ascii="Calibri" w:cs="Calibri" w:eastAsia="Calibri" w:hAnsi="Calibri"/>
                 <w:b w:val="1"/>
+                <w:bCs w:val="1"/>
                 <w:i w:val="0"/>
+                <w:iCs w:val="0"/>
                 <w:smallCaps w:val="0"/>
                 <w:strike w:val="0"/>
                 <w:color w:val="000000"/>
@@ -2544,7 +2654,9 @@
             <w:rPr>
               <w:rFonts w:ascii="Calibri" w:cs="Calibri" w:eastAsia="Calibri" w:hAnsi="Calibri"/>
               <w:b w:val="0"/>
+              <w:bCs w:val="0"/>
               <w:i w:val="0"/>
+              <w:iCs w:val="0"/>
               <w:smallCaps w:val="0"/>
               <w:strike w:val="0"/>
               <w:color w:val="000000"/>
@@ -2560,7 +2672,9 @@
               <w:rPr>
                 <w:rFonts w:ascii="Calibri" w:cs="Calibri" w:eastAsia="Calibri" w:hAnsi="Calibri"/>
                 <w:b w:val="0"/>
+                <w:bCs w:val="0"/>
                 <w:i w:val="1"/>
+                <w:iCs w:val="1"/>
                 <w:smallCaps w:val="0"/>
                 <w:strike w:val="0"/>
                 <w:color w:val="000000"/>
@@ -2644,7 +2758,9 @@
         <w:rPr>
           <w:rFonts w:ascii="Cambria" w:cs="Cambria" w:eastAsia="Cambria" w:hAnsi="Cambria"/>
           <w:b w:val="0"/>
+          <w:bCs w:val="0"/>
           <w:i w:val="0"/>
+          <w:iCs w:val="0"/>
           <w:smallCaps w:val="0"/>
           <w:strike w:val="0"/>
           <w:color w:val="17365d"/>
@@ -2659,7 +2775,9 @@
         <w:rPr>
           <w:rFonts w:ascii="Cambria" w:cs="Cambria" w:eastAsia="Cambria" w:hAnsi="Cambria"/>
           <w:b w:val="0"/>
+          <w:bCs w:val="0"/>
           <w:i w:val="0"/>
+          <w:iCs w:val="0"/>
           <w:smallCaps w:val="0"/>
           <w:strike w:val="0"/>
           <w:color w:val="17365d"/>
@@ -2696,7 +2814,9 @@
         <w:rPr>
           <w:rFonts w:ascii="Cambria" w:cs="Cambria" w:eastAsia="Cambria" w:hAnsi="Cambria"/>
           <w:b w:val="1"/>
+          <w:bCs w:val="1"/>
           <w:i w:val="0"/>
+          <w:iCs w:val="0"/>
           <w:smallCaps w:val="0"/>
           <w:strike w:val="0"/>
           <w:color w:val="366091"/>
@@ -2713,7 +2833,9 @@
         <w:rPr>
           <w:rFonts w:ascii="Cambria" w:cs="Cambria" w:eastAsia="Cambria" w:hAnsi="Cambria"/>
           <w:b w:val="1"/>
+          <w:bCs w:val="1"/>
           <w:i w:val="0"/>
+          <w:iCs w:val="0"/>
           <w:smallCaps w:val="0"/>
           <w:strike w:val="0"/>
           <w:color w:val="366091"/>
@@ -2750,6 +2872,7 @@
         <w:rPr>
           <w:rFonts w:ascii="Calibri" w:cs="Calibri" w:eastAsia="Calibri" w:hAnsi="Calibri"/>
           <w:b w:val="0"/>
+          <w:bCs w:val="0"/>
           <w:smallCaps w:val="0"/>
           <w:strike w:val="0"/>
           <w:sz w:val="22"/>
@@ -2769,6 +2892,7 @@
         <w:rPr>
           <w:rFonts w:ascii="Calibri" w:cs="Calibri" w:eastAsia="Calibri" w:hAnsi="Calibri"/>
           <w:b w:val="0"/>
+          <w:bCs w:val="0"/>
           <w:smallCaps w:val="0"/>
           <w:strike w:val="0"/>
           <w:sz w:val="22"/>
@@ -2790,6 +2914,7 @@
         <w:rPr>
           <w:rFonts w:ascii="Calibri" w:cs="Calibri" w:eastAsia="Calibri" w:hAnsi="Calibri"/>
           <w:b w:val="0"/>
+          <w:bCs w:val="0"/>
           <w:smallCaps w:val="0"/>
           <w:strike w:val="0"/>
           <w:sz w:val="22"/>
@@ -2823,6 +2948,7 @@
         <w:rPr>
           <w:rFonts w:ascii="Calibri" w:cs="Calibri" w:eastAsia="Calibri" w:hAnsi="Calibri"/>
           <w:b w:val="0"/>
+          <w:bCs w:val="0"/>
           <w:smallCaps w:val="0"/>
           <w:strike w:val="0"/>
           <w:sz w:val="22"/>
@@ -2844,6 +2970,7 @@
         <w:rPr>
           <w:rFonts w:ascii="Calibri" w:cs="Calibri" w:eastAsia="Calibri" w:hAnsi="Calibri"/>
           <w:b w:val="0"/>
+          <w:bCs w:val="0"/>
           <w:smallCaps w:val="0"/>
           <w:strike w:val="0"/>
           <w:sz w:val="22"/>
@@ -2865,6 +2992,7 @@
         <w:rPr>
           <w:rFonts w:ascii="Calibri" w:cs="Calibri" w:eastAsia="Calibri" w:hAnsi="Calibri"/>
           <w:b w:val="0"/>
+          <w:bCs w:val="0"/>
           <w:smallCaps w:val="0"/>
           <w:strike w:val="0"/>
           <w:sz w:val="22"/>
@@ -2900,6 +3028,7 @@
         <w:rPr>
           <w:rFonts w:ascii="Calibri" w:cs="Calibri" w:eastAsia="Calibri" w:hAnsi="Calibri"/>
           <w:b w:val="0"/>
+          <w:bCs w:val="0"/>
           <w:smallCaps w:val="0"/>
           <w:strike w:val="0"/>
           <w:sz w:val="22"/>
@@ -2913,6 +3042,7 @@
         <w:rPr>
           <w:rFonts w:ascii="Calibri" w:cs="Calibri" w:eastAsia="Calibri" w:hAnsi="Calibri"/>
           <w:b w:val="0"/>
+          <w:bCs w:val="0"/>
           <w:smallCaps w:val="0"/>
           <w:strike w:val="0"/>
           <w:sz w:val="22"/>
@@ -2955,6 +3085,7 @@
         <w:rPr>
           <w:rFonts w:ascii="Calibri" w:cs="Calibri" w:eastAsia="Calibri" w:hAnsi="Calibri"/>
           <w:b w:val="0"/>
+          <w:bCs w:val="0"/>
           <w:smallCaps w:val="0"/>
           <w:strike w:val="0"/>
           <w:sz w:val="22"/>
@@ -2997,6 +3128,7 @@
         <w:rPr>
           <w:rFonts w:ascii="Calibri" w:cs="Calibri" w:eastAsia="Calibri" w:hAnsi="Calibri"/>
           <w:b w:val="0"/>
+          <w:bCs w:val="0"/>
           <w:smallCaps w:val="0"/>
           <w:strike w:val="0"/>
           <w:sz w:val="22"/>
@@ -3018,6 +3150,7 @@
         <w:rPr>
           <w:rFonts w:ascii="Calibri" w:cs="Calibri" w:eastAsia="Calibri" w:hAnsi="Calibri"/>
           <w:b w:val="0"/>
+          <w:bCs w:val="0"/>
           <w:smallCaps w:val="0"/>
           <w:strike w:val="0"/>
           <w:sz w:val="22"/>
@@ -3060,6 +3193,7 @@
         <w:rPr>
           <w:rFonts w:ascii="Calibri" w:cs="Calibri" w:eastAsia="Calibri" w:hAnsi="Calibri"/>
           <w:b w:val="0"/>
+          <w:bCs w:val="0"/>
           <w:smallCaps w:val="0"/>
           <w:strike w:val="0"/>
           <w:sz w:val="22"/>
@@ -3102,6 +3236,7 @@
         <w:rPr>
           <w:rFonts w:ascii="Calibri" w:cs="Calibri" w:eastAsia="Calibri" w:hAnsi="Calibri"/>
           <w:b w:val="0"/>
+          <w:bCs w:val="0"/>
           <w:smallCaps w:val="0"/>
           <w:strike w:val="0"/>
           <w:sz w:val="22"/>
@@ -3144,6 +3279,7 @@
         <w:rPr>
           <w:rFonts w:ascii="Calibri" w:cs="Calibri" w:eastAsia="Calibri" w:hAnsi="Calibri"/>
           <w:b w:val="0"/>
+          <w:bCs w:val="0"/>
           <w:smallCaps w:val="0"/>
           <w:strike w:val="0"/>
           <w:sz w:val="22"/>
@@ -3165,6 +3301,7 @@
         <w:rPr>
           <w:rFonts w:ascii="Calibri" w:cs="Calibri" w:eastAsia="Calibri" w:hAnsi="Calibri"/>
           <w:b w:val="0"/>
+          <w:bCs w:val="0"/>
           <w:smallCaps w:val="0"/>
           <w:strike w:val="0"/>
           <w:sz w:val="22"/>
@@ -3202,7 +3339,9 @@
         <w:rPr>
           <w:rFonts w:ascii="Cambria" w:cs="Cambria" w:eastAsia="Cambria" w:hAnsi="Cambria"/>
           <w:b w:val="1"/>
+          <w:bCs w:val="1"/>
           <w:i w:val="0"/>
+          <w:iCs w:val="0"/>
           <w:smallCaps w:val="0"/>
           <w:strike w:val="0"/>
           <w:color w:val="4f81bd"/>
@@ -3219,7 +3358,9 @@
         <w:rPr>
           <w:rFonts w:ascii="Cambria" w:cs="Cambria" w:eastAsia="Cambria" w:hAnsi="Cambria"/>
           <w:b w:val="1"/>
+          <w:bCs w:val="1"/>
           <w:i w:val="0"/>
+          <w:iCs w:val="0"/>
           <w:smallCaps w:val="0"/>
           <w:strike w:val="0"/>
           <w:color w:val="4f81bd"/>
@@ -3253,7 +3394,9 @@
         <w:rPr>
           <w:rFonts w:ascii="Calibri" w:cs="Calibri" w:eastAsia="Calibri" w:hAnsi="Calibri"/>
           <w:b w:val="0"/>
+          <w:bCs w:val="0"/>
           <w:i w:val="0"/>
+          <w:iCs w:val="0"/>
           <w:smallCaps w:val="0"/>
           <w:strike w:val="0"/>
           <w:color w:val="000000"/>
@@ -3268,7 +3411,9 @@
         <w:rPr>
           <w:rFonts w:ascii="Calibri" w:cs="Calibri" w:eastAsia="Calibri" w:hAnsi="Calibri"/>
           <w:b w:val="0"/>
+          <w:bCs w:val="0"/>
           <w:i w:val="0"/>
+          <w:iCs w:val="0"/>
           <w:smallCaps w:val="0"/>
           <w:strike w:val="0"/>
           <w:color w:val="000000"/>
@@ -3303,7 +3448,9 @@
         <w:rPr>
           <w:rFonts w:ascii="Calibri" w:cs="Calibri" w:eastAsia="Calibri" w:hAnsi="Calibri"/>
           <w:b w:val="0"/>
+          <w:bCs w:val="0"/>
           <w:i w:val="0"/>
+          <w:iCs w:val="0"/>
           <w:smallCaps w:val="0"/>
           <w:strike w:val="0"/>
           <w:color w:val="000000"/>
@@ -3337,7 +3484,9 @@
         <w:rPr>
           <w:rFonts w:ascii="Calibri" w:cs="Calibri" w:eastAsia="Calibri" w:hAnsi="Calibri"/>
           <w:b w:val="0"/>
+          <w:bCs w:val="0"/>
           <w:i w:val="0"/>
+          <w:iCs w:val="0"/>
           <w:smallCaps w:val="0"/>
           <w:strike w:val="0"/>
           <w:color w:val="000000"/>
@@ -3374,7 +3523,9 @@
         <w:rPr>
           <w:rFonts w:ascii="Cambria" w:cs="Cambria" w:eastAsia="Cambria" w:hAnsi="Cambria"/>
           <w:b w:val="1"/>
+          <w:bCs w:val="1"/>
           <w:i w:val="0"/>
+          <w:iCs w:val="0"/>
           <w:smallCaps w:val="0"/>
           <w:strike w:val="0"/>
           <w:color w:val="4f81bd"/>
@@ -3391,7 +3542,9 @@
         <w:rPr>
           <w:rFonts w:ascii="Cambria" w:cs="Cambria" w:eastAsia="Cambria" w:hAnsi="Cambria"/>
           <w:b w:val="1"/>
+          <w:bCs w:val="1"/>
           <w:i w:val="0"/>
+          <w:iCs w:val="0"/>
           <w:smallCaps w:val="0"/>
           <w:strike w:val="0"/>
           <w:color w:val="4f81bd"/>
@@ -3550,7 +3703,9 @@
         <w:rPr>
           <w:rFonts w:ascii="Calibri" w:cs="Calibri" w:eastAsia="Calibri" w:hAnsi="Calibri"/>
           <w:b w:val="0"/>
+          <w:bCs w:val="0"/>
           <w:i w:val="0"/>
+          <w:iCs w:val="0"/>
           <w:smallCaps w:val="0"/>
           <w:strike w:val="0"/>
           <w:color w:val="000000"/>
@@ -3590,7 +3745,9 @@
         <w:rPr>
           <w:rFonts w:ascii="Cambria" w:cs="Cambria" w:eastAsia="Cambria" w:hAnsi="Cambria"/>
           <w:b w:val="1"/>
+          <w:bCs w:val="1"/>
           <w:i w:val="0"/>
+          <w:iCs w:val="0"/>
           <w:smallCaps w:val="0"/>
           <w:strike w:val="0"/>
           <w:color w:val="366091"/>
@@ -3607,7 +3764,9 @@
         <w:rPr>
           <w:rFonts w:ascii="Cambria" w:cs="Cambria" w:eastAsia="Cambria" w:hAnsi="Cambria"/>
           <w:b w:val="1"/>
+          <w:bCs w:val="1"/>
           <w:i w:val="0"/>
+          <w:iCs w:val="0"/>
           <w:smallCaps w:val="0"/>
           <w:strike w:val="0"/>
           <w:color w:val="366091"/>
@@ -3641,7 +3800,9 @@
         <w:rPr>
           <w:rFonts w:ascii="Cambria" w:cs="Cambria" w:eastAsia="Cambria" w:hAnsi="Cambria"/>
           <w:b w:val="1"/>
+          <w:bCs w:val="1"/>
           <w:i w:val="0"/>
+          <w:iCs w:val="0"/>
           <w:smallCaps w:val="0"/>
           <w:strike w:val="0"/>
           <w:color w:val="4f81bd"/>
@@ -3658,7 +3819,9 @@
         <w:rPr>
           <w:rFonts w:ascii="Cambria" w:cs="Cambria" w:eastAsia="Cambria" w:hAnsi="Cambria"/>
           <w:b w:val="1"/>
+          <w:bCs w:val="1"/>
           <w:i w:val="0"/>
+          <w:iCs w:val="0"/>
           <w:smallCaps w:val="0"/>
           <w:strike w:val="0"/>
           <w:color w:val="4f81bd"/>
@@ -3691,6 +3854,7 @@
       <w:r>
         <w:rPr>
           <w:i w:val="1"/>
+          <w:iCs w:val="1"/>
           <w:rtl w:val="0"/>
         </w:rPr>
         <w:t xml:space="preserve"> Kairos</w:t>
@@ -3718,6 +3882,7 @@
         <w:rPr>
           <w:rFonts w:ascii="Calibri" w:cs="Calibri" w:eastAsia="Calibri" w:hAnsi="Calibri"/>
           <w:i w:val="0"/>
+          <w:iCs w:val="0"/>
           <w:color w:val="000000"/>
           <w:u w:val="single"/>
         </w:rPr>
@@ -3728,6 +3893,7 @@
         <w:rPr>
           <w:rFonts w:ascii="Calibri" w:cs="Calibri" w:eastAsia="Calibri" w:hAnsi="Calibri"/>
           <w:i w:val="0"/>
+          <w:iCs w:val="0"/>
           <w:color w:val="000000"/>
           <w:u w:val="single"/>
           <w:rtl w:val="0"/>
@@ -3808,6 +3974,7 @@
         <w:rPr>
           <w:rFonts w:ascii="Calibri" w:cs="Calibri" w:eastAsia="Calibri" w:hAnsi="Calibri"/>
           <w:i w:val="0"/>
+          <w:iCs w:val="0"/>
           <w:color w:val="000000"/>
           <w:u w:val="single"/>
         </w:rPr>
@@ -3818,6 +3985,7 @@
         <w:rPr>
           <w:rFonts w:ascii="Calibri" w:cs="Calibri" w:eastAsia="Calibri" w:hAnsi="Calibri"/>
           <w:i w:val="0"/>
+          <w:iCs w:val="0"/>
           <w:color w:val="000000"/>
           <w:u w:val="single"/>
           <w:rtl w:val="0"/>
@@ -3948,6 +4116,7 @@
         <w:rPr>
           <w:rFonts w:ascii="Calibri" w:cs="Calibri" w:eastAsia="Calibri" w:hAnsi="Calibri"/>
           <w:i w:val="0"/>
+          <w:iCs w:val="0"/>
           <w:color w:val="000000"/>
           <w:u w:val="single"/>
         </w:rPr>
@@ -3958,6 +4127,7 @@
         <w:rPr>
           <w:rFonts w:ascii="Calibri" w:cs="Calibri" w:eastAsia="Calibri" w:hAnsi="Calibri"/>
           <w:i w:val="0"/>
+          <w:iCs w:val="0"/>
           <w:color w:val="000000"/>
           <w:u w:val="single"/>
           <w:rtl w:val="0"/>
@@ -4046,6 +4216,7 @@
         <w:rPr>
           <w:rFonts w:ascii="Calibri" w:cs="Calibri" w:eastAsia="Calibri" w:hAnsi="Calibri"/>
           <w:i w:val="0"/>
+          <w:iCs w:val="0"/>
           <w:color w:val="000000"/>
           <w:u w:val="single"/>
         </w:rPr>
@@ -4056,6 +4227,7 @@
         <w:rPr>
           <w:rFonts w:ascii="Calibri" w:cs="Calibri" w:eastAsia="Calibri" w:hAnsi="Calibri"/>
           <w:i w:val="0"/>
+          <w:iCs w:val="0"/>
           <w:color w:val="000000"/>
           <w:u w:val="single"/>
           <w:rtl w:val="0"/>
@@ -4129,7 +4301,9 @@
         <w:rPr>
           <w:rFonts w:ascii="Cambria" w:cs="Cambria" w:eastAsia="Cambria" w:hAnsi="Cambria"/>
           <w:b w:val="1"/>
+          <w:bCs w:val="1"/>
           <w:i w:val="0"/>
+          <w:iCs w:val="0"/>
           <w:smallCaps w:val="0"/>
           <w:strike w:val="0"/>
           <w:color w:val="4f81bd"/>
@@ -4146,7 +4320,9 @@
         <w:rPr>
           <w:rFonts w:ascii="Cambria" w:cs="Cambria" w:eastAsia="Cambria" w:hAnsi="Cambria"/>
           <w:b w:val="1"/>
+          <w:bCs w:val="1"/>
           <w:i w:val="0"/>
+          <w:iCs w:val="0"/>
           <w:smallCaps w:val="0"/>
           <w:strike w:val="0"/>
           <w:color w:val="4f81bd"/>
@@ -4532,6 +4708,7 @@
         <w:rPr>
           <w:rFonts w:ascii="Cambria" w:cs="Cambria" w:eastAsia="Cambria" w:hAnsi="Cambria"/>
           <w:b w:val="1"/>
+          <w:bCs w:val="1"/>
           <w:color w:val="366091"/>
           <w:sz w:val="28"/>
           <w:szCs w:val="28"/>
@@ -4543,7 +4720,9 @@
         <w:rPr>
           <w:rFonts w:ascii="Cambria" w:cs="Cambria" w:eastAsia="Cambria" w:hAnsi="Cambria"/>
           <w:b w:val="1"/>
+          <w:bCs w:val="1"/>
           <w:i w:val="0"/>
+          <w:iCs w:val="0"/>
           <w:smallCaps w:val="0"/>
           <w:strike w:val="0"/>
           <w:color w:val="366091"/>
@@ -4630,11 +4809,13 @@
               <w:jc w:val="center"/>
               <w:rPr>
                 <w:b w:val="1"/>
+                <w:bCs w:val="1"/>
               </w:rPr>
             </w:pPr>
             <w:r>
               <w:rPr>
                 <w:b w:val="1"/>
+                <w:bCs w:val="1"/>
                 <w:rtl w:val="0"/>
               </w:rPr>
               <w:t xml:space="preserve">Tarea / Entregable</w:t>
@@ -4668,11 +4849,13 @@
               <w:jc w:val="center"/>
               <w:rPr>
                 <w:b w:val="1"/>
+                <w:bCs w:val="1"/>
               </w:rPr>
             </w:pPr>
             <w:r>
               <w:rPr>
                 <w:b w:val="1"/>
+                <w:bCs w:val="1"/>
                 <w:rtl w:val="0"/>
               </w:rPr>
               <w:t xml:space="preserve">Inicio</w:t>
@@ -4706,11 +4889,13 @@
               <w:jc w:val="center"/>
               <w:rPr>
                 <w:b w:val="1"/>
+                <w:bCs w:val="1"/>
               </w:rPr>
             </w:pPr>
             <w:r>
               <w:rPr>
                 <w:b w:val="1"/>
+                <w:bCs w:val="1"/>
                 <w:rtl w:val="0"/>
               </w:rPr>
               <w:t xml:space="preserve">Fin</w:t>
@@ -4744,11 +4929,13 @@
               <w:jc w:val="center"/>
               <w:rPr>
                 <w:b w:val="1"/>
+                <w:bCs w:val="1"/>
               </w:rPr>
             </w:pPr>
             <w:r>
               <w:rPr>
                 <w:b w:val="1"/>
+                <w:bCs w:val="1"/>
                 <w:rtl w:val="0"/>
               </w:rPr>
               <w:t xml:space="preserve">Duración</w:t>
@@ -4782,11 +4969,13 @@
               <w:jc w:val="center"/>
               <w:rPr>
                 <w:b w:val="1"/>
+                <w:bCs w:val="1"/>
               </w:rPr>
             </w:pPr>
             <w:r>
               <w:rPr>
                 <w:b w:val="1"/>
+                <w:bCs w:val="1"/>
                 <w:rtl w:val="0"/>
               </w:rPr>
               <w:t xml:space="preserve">Responsable</w:t>
@@ -4820,11 +5009,13 @@
               <w:jc w:val="center"/>
               <w:rPr>
                 <w:b w:val="1"/>
+                <w:bCs w:val="1"/>
               </w:rPr>
             </w:pPr>
             <w:r>
               <w:rPr>
                 <w:b w:val="1"/>
+                <w:bCs w:val="1"/>
                 <w:rtl w:val="0"/>
               </w:rPr>
               <w:t xml:space="preserve">Resultado / Hito</w:t>
@@ -7892,7 +8083,9 @@
         <w:rPr>
           <w:rFonts w:ascii="Calibri" w:cs="Calibri" w:eastAsia="Calibri" w:hAnsi="Calibri"/>
           <w:b w:val="0"/>
+          <w:bCs w:val="0"/>
           <w:i w:val="0"/>
+          <w:iCs w:val="0"/>
           <w:smallCaps w:val="0"/>
           <w:strike w:val="0"/>
           <w:color w:val="000000"/>
@@ -7934,7 +8127,9 @@
         <w:rPr>
           <w:rFonts w:ascii="Calibri" w:cs="Calibri" w:eastAsia="Calibri" w:hAnsi="Calibri"/>
           <w:b w:val="0"/>
+          <w:bCs w:val="0"/>
           <w:i w:val="1"/>
+          <w:iCs w:val="1"/>
           <w:smallCaps w:val="0"/>
           <w:strike w:val="0"/>
           <w:color w:val="548dd4"/>
@@ -7951,7 +8146,9 @@
         <w:rPr>
           <w:rFonts w:ascii="Cambria" w:cs="Cambria" w:eastAsia="Cambria" w:hAnsi="Cambria"/>
           <w:b w:val="1"/>
+          <w:bCs w:val="1"/>
           <w:i w:val="0"/>
+          <w:iCs w:val="0"/>
           <w:smallCaps w:val="0"/>
           <w:strike w:val="0"/>
           <w:color w:val="366091"/>
@@ -7992,11 +8189,13 @@
         <w:jc w:val="left"/>
         <w:rPr>
           <w:b w:val="1"/>
+          <w:bCs w:val="1"/>
         </w:rPr>
       </w:pPr>
       <w:r>
         <w:rPr>
           <w:b w:val="1"/>
+          <w:bCs w:val="1"/>
           <w:u w:val="single"/>
           <w:rtl w:val="0"/>
         </w:rPr>
@@ -8250,12 +8449,14 @@
         <w:ind w:left="0"/>
         <w:rPr>
           <w:b w:val="1"/>
+          <w:bCs w:val="1"/>
           <w:u w:val="single"/>
         </w:rPr>
       </w:pPr>
       <w:r>
         <w:rPr>
           <w:b w:val="1"/>
+          <w:bCs w:val="1"/>
           <w:u w:val="single"/>
           <w:rtl w:val="0"/>
         </w:rPr>
@@ -8369,12 +8570,14 @@
         <w:ind w:left="0" w:firstLine="0"/>
         <w:rPr>
           <w:b w:val="1"/>
+          <w:bCs w:val="1"/>
           <w:u w:val="single"/>
         </w:rPr>
       </w:pPr>
       <w:r>
         <w:rPr>
           <w:b w:val="1"/>
+          <w:bCs w:val="1"/>
           <w:u w:val="single"/>
           <w:rtl w:val="0"/>
         </w:rPr>
@@ -8870,6 +9073,7 @@
         <w:rPr>
           <w:rFonts w:ascii="Cambria" w:cs="Cambria" w:eastAsia="Cambria" w:hAnsi="Cambria"/>
           <w:b w:val="1"/>
+          <w:bCs w:val="1"/>
           <w:color w:val="366091"/>
           <w:sz w:val="28"/>
           <w:szCs w:val="28"/>
@@ -8946,6 +9150,7 @@
         <w:rPr>
           <w:rFonts w:ascii="Cambria" w:cs="Cambria" w:eastAsia="Cambria" w:hAnsi="Cambria"/>
           <w:b w:val="1"/>
+          <w:bCs w:val="1"/>
           <w:color w:val="4f81bd"/>
           <w:sz w:val="26"/>
           <w:szCs w:val="26"/>
@@ -8988,7 +9193,7 @@
         <w:rPr>
           <w:rtl w:val="0"/>
         </w:rPr>
-        <w:t xml:space="preserve">El repositorio cuenta con un total de 24949 archivos en todas las ramas:</w:t>
+        <w:t xml:space="preserve">El repositorio cuenta con un total de 24946 archivos en todas las ramas:</w:t>
       </w:r>
     </w:p>
     <w:p>
@@ -9006,12 +9211,12 @@
           <wp:inline distB="114300" distT="114300" distL="114300" distR="114300">
             <wp:extent cx="5399730" cy="381000"/>
             <wp:effectExtent b="0" l="0" r="0" t="0"/>
-            <wp:docPr id="17" name="image4.jpg"/>
+            <wp:docPr id="17" name="image3.jpg"/>
             <a:graphic>
               <a:graphicData uri="http://schemas.openxmlformats.org/drawingml/2006/picture">
                 <pic:pic>
                   <pic:nvPicPr>
-                    <pic:cNvPr id="0" name="image4.jpg"/>
+                    <pic:cNvPr id="0" name="image3.jpg"/>
                     <pic:cNvPicPr preferRelativeResize="0"/>
                   </pic:nvPicPr>
                   <pic:blipFill>
@@ -9072,12 +9277,12 @@
           <wp:inline distB="114300" distT="114300" distL="114300" distR="114300">
             <wp:extent cx="5399730" cy="647700"/>
             <wp:effectExtent b="0" l="0" r="0" t="0"/>
-            <wp:docPr id="14" name="image3.jpg"/>
+            <wp:docPr id="14" name="image4.jpg"/>
             <a:graphic>
               <a:graphicData uri="http://schemas.openxmlformats.org/drawingml/2006/picture">
                 <pic:pic>
                   <pic:nvPicPr>
-                    <pic:cNvPr id="0" name="image3.jpg"/>
+                    <pic:cNvPr id="0" name="image4.jpg"/>
                     <pic:cNvPicPr preferRelativeResize="0"/>
                   </pic:nvPicPr>
                   <pic:blipFill>
@@ -9658,7 +9863,9 @@
       <w:rPr>
         <w:rFonts w:ascii="Cambria" w:cs="Cambria" w:eastAsia="Cambria" w:hAnsi="Cambria"/>
         <w:b w:val="0"/>
+        <w:bCs w:val="0"/>
         <w:i w:val="0"/>
+        <w:iCs w:val="0"/>
         <w:smallCaps w:val="0"/>
         <w:strike w:val="0"/>
         <w:color w:val="000000"/>
@@ -9718,7 +9925,9 @@
       <w:rPr>
         <w:rFonts w:ascii="Cambria" w:cs="Cambria" w:eastAsia="Cambria" w:hAnsi="Cambria"/>
         <w:b w:val="0"/>
+        <w:bCs w:val="0"/>
         <w:i w:val="0"/>
+        <w:iCs w:val="0"/>
         <w:smallCaps w:val="0"/>
         <w:strike w:val="0"/>
         <w:color w:val="000000"/>
@@ -9742,7 +9951,9 @@
       <w:rPr>
         <w:rFonts w:ascii="Cambria" w:cs="Cambria" w:eastAsia="Cambria" w:hAnsi="Cambria"/>
         <w:b w:val="0"/>
+        <w:bCs w:val="0"/>
         <w:i w:val="0"/>
+        <w:iCs w:val="0"/>
         <w:smallCaps w:val="0"/>
         <w:strike w:val="0"/>
         <w:color w:val="000000"/>
@@ -9793,7 +10004,9 @@
       <w:rPr>
         <w:rFonts w:ascii="Cambria" w:cs="Cambria" w:eastAsia="Cambria" w:hAnsi="Cambria"/>
         <w:b w:val="0"/>
+        <w:bCs w:val="0"/>
         <w:i w:val="0"/>
+        <w:iCs w:val="0"/>
         <w:smallCaps w:val="0"/>
         <w:strike w:val="0"/>
         <w:color w:val="000000"/>
@@ -10009,7 +10222,9 @@
       <w:rPr>
         <w:rFonts w:ascii="Cambria" w:cs="Cambria" w:eastAsia="Cambria" w:hAnsi="Cambria"/>
         <w:b w:val="0"/>
+        <w:bCs w:val="0"/>
         <w:i w:val="0"/>
+        <w:iCs w:val="0"/>
         <w:smallCaps w:val="0"/>
         <w:strike w:val="0"/>
         <w:color w:val="000000"/>
@@ -10064,7 +10279,9 @@
       <w:rPr>
         <w:rFonts w:ascii="Cambria" w:cs="Cambria" w:eastAsia="Cambria" w:hAnsi="Cambria"/>
         <w:b w:val="0"/>
+        <w:bCs w:val="0"/>
         <w:i w:val="0"/>
+        <w:iCs w:val="0"/>
         <w:smallCaps w:val="0"/>
         <w:strike w:val="0"/>
         <w:color w:val="000000"/>
@@ -10184,7 +10401,9 @@
       <w:rPr>
         <w:rFonts w:ascii="Cambria" w:cs="Cambria" w:eastAsia="Cambria" w:hAnsi="Cambria"/>
         <w:b w:val="0"/>
+        <w:bCs w:val="0"/>
         <w:i w:val="0"/>
+        <w:iCs w:val="0"/>
         <w:smallCaps w:val="0"/>
         <w:strike w:val="0"/>
         <w:color w:val="000000"/>
@@ -10304,7 +10523,9 @@
       <w:rPr>
         <w:rFonts w:ascii="Cambria" w:cs="Cambria" w:eastAsia="Cambria" w:hAnsi="Cambria"/>
         <w:b w:val="0"/>
+        <w:bCs w:val="0"/>
         <w:i w:val="0"/>
+        <w:iCs w:val="0"/>
         <w:smallCaps w:val="0"/>
         <w:strike w:val="0"/>
         <w:color w:val="000000"/>
@@ -11837,6 +12058,7 @@
     <w:rPr>
       <w:rFonts w:ascii="Cambria" w:cs="Cambria" w:eastAsia="Cambria" w:hAnsi="Cambria"/>
       <w:b w:val="1"/>
+      <w:bCs w:val="1"/>
       <w:color w:val="366091"/>
       <w:sz w:val="28"/>
       <w:szCs w:val="28"/>
@@ -11853,6 +12075,7 @@
     <w:rPr>
       <w:rFonts w:ascii="Cambria" w:cs="Cambria" w:eastAsia="Cambria" w:hAnsi="Cambria"/>
       <w:b w:val="1"/>
+      <w:bCs w:val="1"/>
       <w:color w:val="4f81bd"/>
       <w:sz w:val="26"/>
       <w:szCs w:val="26"/>
@@ -11869,6 +12092,7 @@
     <w:rPr>
       <w:rFonts w:ascii="Cambria" w:cs="Cambria" w:eastAsia="Cambria" w:hAnsi="Cambria"/>
       <w:b w:val="1"/>
+      <w:bCs w:val="1"/>
       <w:color w:val="4f81bd"/>
     </w:rPr>
   </w:style>
@@ -11883,7 +12107,9 @@
     <w:rPr>
       <w:rFonts w:ascii="Cambria" w:cs="Cambria" w:eastAsia="Cambria" w:hAnsi="Cambria"/>
       <w:b w:val="1"/>
+      <w:bCs w:val="1"/>
       <w:i w:val="1"/>
+      <w:iCs w:val="1"/>
       <w:color w:val="4f81bd"/>
     </w:rPr>
   </w:style>
@@ -11899,6 +12125,7 @@
     </w:pPr>
     <w:rPr>
       <w:b w:val="1"/>
+      <w:bCs w:val="1"/>
       <w:sz w:val="22"/>
       <w:szCs w:val="22"/>
     </w:rPr>
@@ -11915,6 +12142,7 @@
     </w:pPr>
     <w:rPr>
       <w:b w:val="1"/>
+      <w:bCs w:val="1"/>
       <w:sz w:val="20"/>
       <w:szCs w:val="20"/>
     </w:rPr>
@@ -11949,6 +12177,7 @@
     <w:rPr>
       <w:rFonts w:ascii="Georgia" w:cs="Georgia" w:eastAsia="Georgia" w:hAnsi="Georgia"/>
       <w:i w:val="1"/>
+      <w:iCs w:val="1"/>
       <w:color w:val="666666"/>
       <w:sz w:val="48"/>
       <w:szCs w:val="48"/>

--- a/Etapa Construcción - Iteración 1/Plan de Iteracion Fase de Construcción Iteración 1-Kairos-NexTech .docx
+++ b/Etapa Construcción - Iteración 1/Plan de Iteracion Fase de Construcción Iteración 1-Kairos-NexTech .docx
@@ -1120,12 +1120,12 @@
             <wp:extent cx="1200150" cy="1200150"/>
             <wp:effectExtent b="0" l="0" r="0" t="0"/>
             <wp:wrapSquare wrapText="bothSides" distB="0" distT="0" distL="114300" distR="114300"/>
-            <wp:docPr descr="psi-negro.png" id="12" name="image2.png"/>
+            <wp:docPr descr="psi-negro.png" id="12" name="image1.png"/>
             <a:graphic>
               <a:graphicData uri="http://schemas.openxmlformats.org/drawingml/2006/picture">
                 <pic:pic>
                   <pic:nvPicPr>
-                    <pic:cNvPr descr="psi-negro.png" id="0" name="image2.png"/>
+                    <pic:cNvPr descr="psi-negro.png" id="0" name="image1.png"/>
                     <pic:cNvPicPr preferRelativeResize="0"/>
                   </pic:nvPicPr>
                   <pic:blipFill>
@@ -1177,12 +1177,12 @@
             <wp:extent cx="1304925" cy="2019300"/>
             <wp:effectExtent b="0" l="0" r="0" t="0"/>
             <wp:wrapSquare wrapText="bothSides" distB="0" distT="0" distL="114300" distR="114300"/>
-            <wp:docPr descr="UNPA.JPG" id="18" name="image1.jpg"/>
+            <wp:docPr descr="UNPA.JPG" id="18" name="image2.jpg"/>
             <a:graphic>
               <a:graphicData uri="http://schemas.openxmlformats.org/drawingml/2006/picture">
                 <pic:pic>
                   <pic:nvPicPr>
-                    <pic:cNvPr descr="UNPA.JPG" id="0" name="image1.jpg"/>
+                    <pic:cNvPr descr="UNPA.JPG" id="0" name="image2.jpg"/>
                     <pic:cNvPicPr preferRelativeResize="0"/>
                   </pic:nvPicPr>
                   <pic:blipFill>
@@ -1582,12 +1582,12 @@
             <wp:extent cx="1200150" cy="1200150"/>
             <wp:effectExtent b="0" l="0" r="0" t="0"/>
             <wp:wrapNone/>
-            <wp:docPr descr="psi-negro.png" id="15" name="image2.png"/>
+            <wp:docPr descr="psi-negro.png" id="15" name="image1.png"/>
             <a:graphic>
               <a:graphicData uri="http://schemas.openxmlformats.org/drawingml/2006/picture">
                 <pic:pic>
                   <pic:nvPicPr>
-                    <pic:cNvPr descr="psi-negro.png" id="0" name="image2.png"/>
+                    <pic:cNvPr descr="psi-negro.png" id="0" name="image1.png"/>
                     <pic:cNvPicPr preferRelativeResize="0"/>
                   </pic:nvPicPr>
                   <pic:blipFill>
@@ -1689,7 +1689,7 @@
     </w:p>
     <w:sdt>
       <w:sdtPr>
-        <w:id w:val="-193459513"/>
+        <w:id w:val="491750927"/>
         <w:docPartObj>
           <w:docPartGallery w:val="Table of Contents"/>
           <w:docPartUnique w:val="1"/>
@@ -9211,12 +9211,12 @@
           <wp:inline distB="114300" distT="114300" distL="114300" distR="114300">
             <wp:extent cx="5399730" cy="381000"/>
             <wp:effectExtent b="0" l="0" r="0" t="0"/>
-            <wp:docPr id="17" name="image3.jpg"/>
+            <wp:docPr id="17" name="image4.jpg"/>
             <a:graphic>
               <a:graphicData uri="http://schemas.openxmlformats.org/drawingml/2006/picture">
                 <pic:pic>
                   <pic:nvPicPr>
-                    <pic:cNvPr id="0" name="image3.jpg"/>
+                    <pic:cNvPr id="0" name="image4.jpg"/>
                     <pic:cNvPicPr preferRelativeResize="0"/>
                   </pic:nvPicPr>
                   <pic:blipFill>
@@ -9277,12 +9277,12 @@
           <wp:inline distB="114300" distT="114300" distL="114300" distR="114300">
             <wp:extent cx="5399730" cy="647700"/>
             <wp:effectExtent b="0" l="0" r="0" t="0"/>
-            <wp:docPr id="14" name="image4.jpg"/>
+            <wp:docPr id="14" name="image3.jpg"/>
             <a:graphic>
               <a:graphicData uri="http://schemas.openxmlformats.org/drawingml/2006/picture">
                 <pic:pic>
                   <pic:nvPicPr>
-                    <pic:cNvPr id="0" name="image4.jpg"/>
+                    <pic:cNvPr id="0" name="image3.jpg"/>
                     <pic:cNvPicPr preferRelativeResize="0"/>
                   </pic:nvPicPr>
                   <pic:blipFill>
@@ -9892,12 +9892,12 @@
           <wp:extent cx="828675" cy="828675"/>
           <wp:effectExtent b="0" l="0" r="0" t="0"/>
           <wp:wrapSquare wrapText="bothSides" distB="0" distT="0" distL="114300" distR="114300"/>
-          <wp:docPr descr="psi-negro.png" id="16" name="image2.png"/>
+          <wp:docPr descr="psi-negro.png" id="16" name="image1.png"/>
           <a:graphic>
             <a:graphicData uri="http://schemas.openxmlformats.org/drawingml/2006/picture">
               <pic:pic>
                 <pic:nvPicPr>
-                  <pic:cNvPr descr="psi-negro.png" id="0" name="image2.png"/>
+                  <pic:cNvPr descr="psi-negro.png" id="0" name="image1.png"/>
                   <pic:cNvPicPr preferRelativeResize="0"/>
                 </pic:nvPicPr>
                 <pic:blipFill>
@@ -10246,12 +10246,12 @@
           <wp:extent cx="425450" cy="666750"/>
           <wp:effectExtent b="0" l="0" r="0" t="0"/>
           <wp:wrapSquare wrapText="bothSides" distB="0" distT="0" distL="114300" distR="114300"/>
-          <wp:docPr descr="UNPA.JPG" id="13" name="image1.jpg"/>
+          <wp:docPr descr="UNPA.JPG" id="13" name="image2.jpg"/>
           <a:graphic>
             <a:graphicData uri="http://schemas.openxmlformats.org/drawingml/2006/picture">
               <pic:pic>
                 <pic:nvPicPr>
-                  <pic:cNvPr descr="UNPA.JPG" id="0" name="image1.jpg"/>
+                  <pic:cNvPr descr="UNPA.JPG" id="0" name="image2.jpg"/>
                   <pic:cNvPicPr preferRelativeResize="0"/>
                 </pic:nvPicPr>
                 <pic:blipFill>

--- a/Etapa Construcción - Iteración 1/Plan de Iteracion Fase de Construcción Iteración 1-Kairos-NexTech .docx
+++ b/Etapa Construcción - Iteración 1/Plan de Iteracion Fase de Construcción Iteración 1-Kairos-NexTech .docx
@@ -1120,12 +1120,12 @@
             <wp:extent cx="1200150" cy="1200150"/>
             <wp:effectExtent b="0" l="0" r="0" t="0"/>
             <wp:wrapSquare wrapText="bothSides" distB="0" distT="0" distL="114300" distR="114300"/>
-            <wp:docPr descr="psi-negro.png" id="12" name="image1.png"/>
+            <wp:docPr descr="psi-negro.png" id="12" name="image2.png"/>
             <a:graphic>
               <a:graphicData uri="http://schemas.openxmlformats.org/drawingml/2006/picture">
                 <pic:pic>
                   <pic:nvPicPr>
-                    <pic:cNvPr descr="psi-negro.png" id="0" name="image1.png"/>
+                    <pic:cNvPr descr="psi-negro.png" id="0" name="image2.png"/>
                     <pic:cNvPicPr preferRelativeResize="0"/>
                   </pic:nvPicPr>
                   <pic:blipFill>
@@ -1177,12 +1177,12 @@
             <wp:extent cx="1304925" cy="2019300"/>
             <wp:effectExtent b="0" l="0" r="0" t="0"/>
             <wp:wrapSquare wrapText="bothSides" distB="0" distT="0" distL="114300" distR="114300"/>
-            <wp:docPr descr="UNPA.JPG" id="18" name="image2.jpg"/>
+            <wp:docPr descr="UNPA.JPG" id="18" name="image1.jpg"/>
             <a:graphic>
               <a:graphicData uri="http://schemas.openxmlformats.org/drawingml/2006/picture">
                 <pic:pic>
                   <pic:nvPicPr>
-                    <pic:cNvPr descr="UNPA.JPG" id="0" name="image2.jpg"/>
+                    <pic:cNvPr descr="UNPA.JPG" id="0" name="image1.jpg"/>
                     <pic:cNvPicPr preferRelativeResize="0"/>
                   </pic:nvPicPr>
                   <pic:blipFill>
@@ -1582,12 +1582,12 @@
             <wp:extent cx="1200150" cy="1200150"/>
             <wp:effectExtent b="0" l="0" r="0" t="0"/>
             <wp:wrapNone/>
-            <wp:docPr descr="psi-negro.png" id="15" name="image1.png"/>
+            <wp:docPr descr="psi-negro.png" id="15" name="image2.png"/>
             <a:graphic>
               <a:graphicData uri="http://schemas.openxmlformats.org/drawingml/2006/picture">
                 <pic:pic>
                   <pic:nvPicPr>
-                    <pic:cNvPr descr="psi-negro.png" id="0" name="image1.png"/>
+                    <pic:cNvPr descr="psi-negro.png" id="0" name="image2.png"/>
                     <pic:cNvPicPr preferRelativeResize="0"/>
                   </pic:nvPicPr>
                   <pic:blipFill>
@@ -1689,7 +1689,7 @@
     </w:p>
     <w:sdt>
       <w:sdtPr>
-        <w:id w:val="491750927"/>
+        <w:id w:val="1054228184"/>
         <w:docPartObj>
           <w:docPartGallery w:val="Table of Contents"/>
           <w:docPartUnique w:val="1"/>
@@ -9892,12 +9892,12 @@
           <wp:extent cx="828675" cy="828675"/>
           <wp:effectExtent b="0" l="0" r="0" t="0"/>
           <wp:wrapSquare wrapText="bothSides" distB="0" distT="0" distL="114300" distR="114300"/>
-          <wp:docPr descr="psi-negro.png" id="16" name="image1.png"/>
+          <wp:docPr descr="psi-negro.png" id="16" name="image2.png"/>
           <a:graphic>
             <a:graphicData uri="http://schemas.openxmlformats.org/drawingml/2006/picture">
               <pic:pic>
                 <pic:nvPicPr>
-                  <pic:cNvPr descr="psi-negro.png" id="0" name="image1.png"/>
+                  <pic:cNvPr descr="psi-negro.png" id="0" name="image2.png"/>
                   <pic:cNvPicPr preferRelativeResize="0"/>
                 </pic:nvPicPr>
                 <pic:blipFill>
@@ -10246,12 +10246,12 @@
           <wp:extent cx="425450" cy="666750"/>
           <wp:effectExtent b="0" l="0" r="0" t="0"/>
           <wp:wrapSquare wrapText="bothSides" distB="0" distT="0" distL="114300" distR="114300"/>
-          <wp:docPr descr="UNPA.JPG" id="13" name="image2.jpg"/>
+          <wp:docPr descr="UNPA.JPG" id="13" name="image1.jpg"/>
           <a:graphic>
             <a:graphicData uri="http://schemas.openxmlformats.org/drawingml/2006/picture">
               <pic:pic>
                 <pic:nvPicPr>
-                  <pic:cNvPr descr="UNPA.JPG" id="0" name="image2.jpg"/>
+                  <pic:cNvPr descr="UNPA.JPG" id="0" name="image1.jpg"/>
                   <pic:cNvPicPr preferRelativeResize="0"/>
                 </pic:nvPicPr>
                 <pic:blipFill>

--- a/Etapa Construcción - Iteración 1/Plan de Iteracion Fase de Construcción Iteración 1-Kairos-NexTech .docx
+++ b/Etapa Construcción - Iteración 1/Plan de Iteracion Fase de Construcción Iteración 1-Kairos-NexTech .docx
@@ -1120,12 +1120,12 @@
             <wp:extent cx="1200150" cy="1200150"/>
             <wp:effectExtent b="0" l="0" r="0" t="0"/>
             <wp:wrapSquare wrapText="bothSides" distB="0" distT="0" distL="114300" distR="114300"/>
-            <wp:docPr descr="psi-negro.png" id="12" name="image2.png"/>
+            <wp:docPr descr="psi-negro.png" id="12" name="image3.png"/>
             <a:graphic>
               <a:graphicData uri="http://schemas.openxmlformats.org/drawingml/2006/picture">
                 <pic:pic>
                   <pic:nvPicPr>
-                    <pic:cNvPr descr="psi-negro.png" id="0" name="image2.png"/>
+                    <pic:cNvPr descr="psi-negro.png" id="0" name="image3.png"/>
                     <pic:cNvPicPr preferRelativeResize="0"/>
                   </pic:nvPicPr>
                   <pic:blipFill>
@@ -1582,12 +1582,12 @@
             <wp:extent cx="1200150" cy="1200150"/>
             <wp:effectExtent b="0" l="0" r="0" t="0"/>
             <wp:wrapNone/>
-            <wp:docPr descr="psi-negro.png" id="15" name="image2.png"/>
+            <wp:docPr descr="psi-negro.png" id="15" name="image3.png"/>
             <a:graphic>
               <a:graphicData uri="http://schemas.openxmlformats.org/drawingml/2006/picture">
                 <pic:pic>
                   <pic:nvPicPr>
-                    <pic:cNvPr descr="psi-negro.png" id="0" name="image2.png"/>
+                    <pic:cNvPr descr="psi-negro.png" id="0" name="image3.png"/>
                     <pic:cNvPicPr preferRelativeResize="0"/>
                   </pic:nvPicPr>
                   <pic:blipFill>
@@ -1689,7 +1689,7 @@
     </w:p>
     <w:sdt>
       <w:sdtPr>
-        <w:id w:val="1054228184"/>
+        <w:id w:val="85467007"/>
         <w:docPartObj>
           <w:docPartGallery w:val="Table of Contents"/>
           <w:docPartUnique w:val="1"/>
@@ -9211,12 +9211,12 @@
           <wp:inline distB="114300" distT="114300" distL="114300" distR="114300">
             <wp:extent cx="5399730" cy="381000"/>
             <wp:effectExtent b="0" l="0" r="0" t="0"/>
-            <wp:docPr id="17" name="image4.jpg"/>
+            <wp:docPr id="17" name="image2.jpg"/>
             <a:graphic>
               <a:graphicData uri="http://schemas.openxmlformats.org/drawingml/2006/picture">
                 <pic:pic>
                   <pic:nvPicPr>
-                    <pic:cNvPr id="0" name="image4.jpg"/>
+                    <pic:cNvPr id="0" name="image2.jpg"/>
                     <pic:cNvPicPr preferRelativeResize="0"/>
                   </pic:nvPicPr>
                   <pic:blipFill>
@@ -9277,12 +9277,12 @@
           <wp:inline distB="114300" distT="114300" distL="114300" distR="114300">
             <wp:extent cx="5399730" cy="647700"/>
             <wp:effectExtent b="0" l="0" r="0" t="0"/>
-            <wp:docPr id="14" name="image3.jpg"/>
+            <wp:docPr id="14" name="image4.jpg"/>
             <a:graphic>
               <a:graphicData uri="http://schemas.openxmlformats.org/drawingml/2006/picture">
                 <pic:pic>
                   <pic:nvPicPr>
-                    <pic:cNvPr id="0" name="image3.jpg"/>
+                    <pic:cNvPr id="0" name="image4.jpg"/>
                     <pic:cNvPicPr preferRelativeResize="0"/>
                   </pic:nvPicPr>
                   <pic:blipFill>
@@ -9892,12 +9892,12 @@
           <wp:extent cx="828675" cy="828675"/>
           <wp:effectExtent b="0" l="0" r="0" t="0"/>
           <wp:wrapSquare wrapText="bothSides" distB="0" distT="0" distL="114300" distR="114300"/>
-          <wp:docPr descr="psi-negro.png" id="16" name="image2.png"/>
+          <wp:docPr descr="psi-negro.png" id="16" name="image3.png"/>
           <a:graphic>
             <a:graphicData uri="http://schemas.openxmlformats.org/drawingml/2006/picture">
               <pic:pic>
                 <pic:nvPicPr>
-                  <pic:cNvPr descr="psi-negro.png" id="0" name="image2.png"/>
+                  <pic:cNvPr descr="psi-negro.png" id="0" name="image3.png"/>
                   <pic:cNvPicPr preferRelativeResize="0"/>
                 </pic:nvPicPr>
                 <pic:blipFill>

--- a/Etapa Construcción - Iteración 1/Plan de Iteracion Fase de Construcción Iteración 1-Kairos-NexTech .docx
+++ b/Etapa Construcción - Iteración 1/Plan de Iteracion Fase de Construcción Iteración 1-Kairos-NexTech .docx
@@ -1120,12 +1120,12 @@
             <wp:extent cx="1200150" cy="1200150"/>
             <wp:effectExtent b="0" l="0" r="0" t="0"/>
             <wp:wrapSquare wrapText="bothSides" distB="0" distT="0" distL="114300" distR="114300"/>
-            <wp:docPr descr="psi-negro.png" id="12" name="image3.png"/>
+            <wp:docPr descr="psi-negro.png" id="12" name="image1.png"/>
             <a:graphic>
               <a:graphicData uri="http://schemas.openxmlformats.org/drawingml/2006/picture">
                 <pic:pic>
                   <pic:nvPicPr>
-                    <pic:cNvPr descr="psi-negro.png" id="0" name="image3.png"/>
+                    <pic:cNvPr descr="psi-negro.png" id="0" name="image1.png"/>
                     <pic:cNvPicPr preferRelativeResize="0"/>
                   </pic:nvPicPr>
                   <pic:blipFill>
@@ -1177,12 +1177,12 @@
             <wp:extent cx="1304925" cy="2019300"/>
             <wp:effectExtent b="0" l="0" r="0" t="0"/>
             <wp:wrapSquare wrapText="bothSides" distB="0" distT="0" distL="114300" distR="114300"/>
-            <wp:docPr descr="UNPA.JPG" id="18" name="image1.jpg"/>
+            <wp:docPr descr="UNPA.JPG" id="18" name="image2.jpg"/>
             <a:graphic>
               <a:graphicData uri="http://schemas.openxmlformats.org/drawingml/2006/picture">
                 <pic:pic>
                   <pic:nvPicPr>
-                    <pic:cNvPr descr="UNPA.JPG" id="0" name="image1.jpg"/>
+                    <pic:cNvPr descr="UNPA.JPG" id="0" name="image2.jpg"/>
                     <pic:cNvPicPr preferRelativeResize="0"/>
                   </pic:nvPicPr>
                   <pic:blipFill>
@@ -1582,12 +1582,12 @@
             <wp:extent cx="1200150" cy="1200150"/>
             <wp:effectExtent b="0" l="0" r="0" t="0"/>
             <wp:wrapNone/>
-            <wp:docPr descr="psi-negro.png" id="15" name="image3.png"/>
+            <wp:docPr descr="psi-negro.png" id="15" name="image1.png"/>
             <a:graphic>
               <a:graphicData uri="http://schemas.openxmlformats.org/drawingml/2006/picture">
                 <pic:pic>
                   <pic:nvPicPr>
-                    <pic:cNvPr descr="psi-negro.png" id="0" name="image3.png"/>
+                    <pic:cNvPr descr="psi-negro.png" id="0" name="image1.png"/>
                     <pic:cNvPicPr preferRelativeResize="0"/>
                   </pic:nvPicPr>
                   <pic:blipFill>
@@ -1689,7 +1689,7 @@
     </w:p>
     <w:sdt>
       <w:sdtPr>
-        <w:id w:val="85467007"/>
+        <w:id w:val="1460918835"/>
         <w:docPartObj>
           <w:docPartGallery w:val="Table of Contents"/>
           <w:docPartUnique w:val="1"/>
@@ -9211,12 +9211,12 @@
           <wp:inline distB="114300" distT="114300" distL="114300" distR="114300">
             <wp:extent cx="5399730" cy="381000"/>
             <wp:effectExtent b="0" l="0" r="0" t="0"/>
-            <wp:docPr id="17" name="image2.jpg"/>
+            <wp:docPr id="17" name="image4.jpg"/>
             <a:graphic>
               <a:graphicData uri="http://schemas.openxmlformats.org/drawingml/2006/picture">
                 <pic:pic>
                   <pic:nvPicPr>
-                    <pic:cNvPr id="0" name="image2.jpg"/>
+                    <pic:cNvPr id="0" name="image4.jpg"/>
                     <pic:cNvPicPr preferRelativeResize="0"/>
                   </pic:nvPicPr>
                   <pic:blipFill>
@@ -9277,12 +9277,12 @@
           <wp:inline distB="114300" distT="114300" distL="114300" distR="114300">
             <wp:extent cx="5399730" cy="647700"/>
             <wp:effectExtent b="0" l="0" r="0" t="0"/>
-            <wp:docPr id="14" name="image4.jpg"/>
+            <wp:docPr id="14" name="image3.jpg"/>
             <a:graphic>
               <a:graphicData uri="http://schemas.openxmlformats.org/drawingml/2006/picture">
                 <pic:pic>
                   <pic:nvPicPr>
-                    <pic:cNvPr id="0" name="image4.jpg"/>
+                    <pic:cNvPr id="0" name="image3.jpg"/>
                     <pic:cNvPicPr preferRelativeResize="0"/>
                   </pic:nvPicPr>
                   <pic:blipFill>
@@ -9892,12 +9892,12 @@
           <wp:extent cx="828675" cy="828675"/>
           <wp:effectExtent b="0" l="0" r="0" t="0"/>
           <wp:wrapSquare wrapText="bothSides" distB="0" distT="0" distL="114300" distR="114300"/>
-          <wp:docPr descr="psi-negro.png" id="16" name="image3.png"/>
+          <wp:docPr descr="psi-negro.png" id="16" name="image1.png"/>
           <a:graphic>
             <a:graphicData uri="http://schemas.openxmlformats.org/drawingml/2006/picture">
               <pic:pic>
                 <pic:nvPicPr>
-                  <pic:cNvPr descr="psi-negro.png" id="0" name="image3.png"/>
+                  <pic:cNvPr descr="psi-negro.png" id="0" name="image1.png"/>
                   <pic:cNvPicPr preferRelativeResize="0"/>
                 </pic:nvPicPr>
                 <pic:blipFill>
@@ -10246,12 +10246,12 @@
           <wp:extent cx="425450" cy="666750"/>
           <wp:effectExtent b="0" l="0" r="0" t="0"/>
           <wp:wrapSquare wrapText="bothSides" distB="0" distT="0" distL="114300" distR="114300"/>
-          <wp:docPr descr="UNPA.JPG" id="13" name="image1.jpg"/>
+          <wp:docPr descr="UNPA.JPG" id="13" name="image2.jpg"/>
           <a:graphic>
             <a:graphicData uri="http://schemas.openxmlformats.org/drawingml/2006/picture">
               <pic:pic>
                 <pic:nvPicPr>
-                  <pic:cNvPr descr="UNPA.JPG" id="0" name="image1.jpg"/>
+                  <pic:cNvPr descr="UNPA.JPG" id="0" name="image2.jpg"/>
                   <pic:cNvPicPr preferRelativeResize="0"/>
                 </pic:nvPicPr>
                 <pic:blipFill>
